--- a/AGROCISA_core/Archivos_Responsivas/Celulares.docx
+++ b/AGROCISA_core/Archivos_Responsivas/Celulares.docx
@@ -68,6 +68,14 @@
           <w:szCs w:val="20"/>
         </w:rPr>
       </w:r>
+      <w:r>
+        <w:rPr>
+          <w:b/>
+          <w:bCs/>
+          <w:sz w:val="20"/>
+          <w:szCs w:val="20"/>
+        </w:rPr>
+      </w:r>
     </w:p>
     <w:p>
       <w:pPr>
@@ -106,6 +114,14 @@
           <w:szCs w:val="20"/>
         </w:rPr>
         <w:t xml:space="preserve">{EMPLEADO}</w:t>
+      </w:r>
+      <w:r>
+        <w:rPr>
+          <w:b/>
+          <w:bCs/>
+          <w:sz w:val="20"/>
+          <w:szCs w:val="20"/>
+        </w:rPr>
       </w:r>
       <w:r>
         <w:rPr>
@@ -277,6 +293,12 @@
           <w:szCs w:val="20"/>
         </w:rPr>
       </w:r>
+      <w:r>
+        <w:rPr>
+          <w:sz w:val="20"/>
+          <w:szCs w:val="20"/>
+        </w:rPr>
+      </w:r>
     </w:p>
     <w:p>
       <w:pPr>
@@ -323,6 +345,12 @@
           <w:szCs w:val="20"/>
         </w:rPr>
       </w:r>
+      <w:r>
+        <w:rPr>
+          <w:sz w:val="20"/>
+          <w:szCs w:val="20"/>
+        </w:rPr>
+      </w:r>
     </w:p>
     <w:p>
       <w:pPr>
@@ -335,6 +363,12 @@
           <w:szCs w:val="20"/>
         </w:rPr>
       </w:pPr>
+      <w:r>
+        <w:rPr>
+          <w:sz w:val="20"/>
+          <w:szCs w:val="20"/>
+        </w:rPr>
+      </w:r>
       <w:r>
         <w:rPr>
           <w:sz w:val="20"/>
@@ -350,7 +384,7 @@
     </w:p>
     <w:tbl>
       <w:tblPr>
-        <w:tblStyle w:val="1088"/>
+        <w:tblStyle w:val="1315"/>
         <w:jc w:val="center"/>
         <w:tblW w:w="0" w:type="auto"/>
         <w:tblBorders/>
@@ -394,6 +428,15 @@
                 <w:szCs w:val="20"/>
               </w:rPr>
               <w:t xml:space="preserve">Datos del equipo</w:t>
+            </w:r>
+            <w:r>
+              <w:rPr>
+                <w:b/>
+                <w:bCs/>
+                <w:color w:val="ffffff" w:themeColor="background1"/>
+                <w:sz w:val="20"/>
+                <w:szCs w:val="20"/>
+              </w:rPr>
             </w:r>
             <w:r>
               <w:rPr>
@@ -446,6 +489,14 @@
                 <w:szCs w:val="20"/>
               </w:rPr>
               <w:t xml:space="preserve"> y modelo:</w:t>
+            </w:r>
+            <w:r>
+              <w:rPr>
+                <w:b/>
+                <w:bCs/>
+                <w:sz w:val="20"/>
+                <w:szCs w:val="20"/>
+              </w:rPr>
             </w:r>
             <w:r>
               <w:rPr>
@@ -534,6 +585,14 @@
                 <w:szCs w:val="20"/>
               </w:rPr>
             </w:r>
+            <w:r>
+              <w:rPr>
+                <w:b/>
+                <w:bCs/>
+                <w:sz w:val="20"/>
+                <w:szCs w:val="20"/>
+              </w:rPr>
+            </w:r>
           </w:p>
         </w:tc>
         <w:tc>
@@ -587,6 +646,12 @@
                 <w:szCs w:val="20"/>
               </w:rPr>
             </w:r>
+            <w:r>
+              <w:rPr>
+                <w:sz w:val="20"/>
+                <w:szCs w:val="20"/>
+              </w:rPr>
+            </w:r>
           </w:p>
         </w:tc>
       </w:tr>
@@ -620,6 +685,14 @@
                 <w:szCs w:val="20"/>
               </w:rPr>
               <w:t xml:space="preserve">IMEI</w:t>
+            </w:r>
+            <w:r>
+              <w:rPr>
+                <w:b/>
+                <w:bCs/>
+                <w:sz w:val="20"/>
+                <w:szCs w:val="20"/>
+              </w:rPr>
             </w:r>
             <w:r>
               <w:rPr>
@@ -682,6 +755,12 @@
                 <w:szCs w:val="20"/>
               </w:rPr>
             </w:r>
+            <w:r>
+              <w:rPr>
+                <w:sz w:val="20"/>
+                <w:szCs w:val="20"/>
+              </w:rPr>
+            </w:r>
           </w:p>
         </w:tc>
       </w:tr>
@@ -715,6 +794,14 @@
                 <w:szCs w:val="20"/>
               </w:rPr>
               <w:t xml:space="preserve">Número de serie</w:t>
+            </w:r>
+            <w:r>
+              <w:rPr>
+                <w:b/>
+                <w:bCs/>
+                <w:sz w:val="20"/>
+                <w:szCs w:val="20"/>
+              </w:rPr>
             </w:r>
             <w:r>
               <w:rPr>
@@ -812,6 +899,14 @@
                 <w:szCs w:val="20"/>
               </w:rPr>
             </w:r>
+            <w:r>
+              <w:rPr>
+                <w:b/>
+                <w:bCs/>
+                <w:sz w:val="20"/>
+                <w:szCs w:val="20"/>
+              </w:rPr>
+            </w:r>
           </w:p>
         </w:tc>
         <w:tc>
@@ -836,6 +931,12 @@
                 <w:szCs w:val="20"/>
               </w:rPr>
               <w:t xml:space="preserve">{GMAIL}</w:t>
+            </w:r>
+            <w:r>
+              <w:rPr>
+                <w:sz w:val="20"/>
+                <w:szCs w:val="20"/>
+              </w:rPr>
             </w:r>
             <w:r>
               <w:rPr>
@@ -875,7 +976,7 @@
                 <w:sz w:val="20"/>
                 <w:szCs w:val="20"/>
               </w:rPr>
-              <w:t xml:space="preserve">Correo empresarial</w:t>
+              <w:t xml:space="preserve">Correo Corporativo</w:t>
             </w:r>
             <w:r>
               <w:rPr>
@@ -964,6 +1065,14 @@
                 <w:szCs w:val="20"/>
               </w:rPr>
             </w:r>
+            <w:r>
+              <w:rPr>
+                <w:b/>
+                <w:bCs/>
+                <w:sz w:val="20"/>
+                <w:szCs w:val="20"/>
+              </w:rPr>
+            </w:r>
           </w:p>
         </w:tc>
         <w:tc>
@@ -987,7 +1096,7 @@
                 <w:sz w:val="20"/>
                 <w:szCs w:val="20"/>
               </w:rPr>
-              <w:t xml:space="preserve">{GB}</w:t>
+              <w:t xml:space="preserve">{GB} GB</w:t>
             </w:r>
             <w:r>
               <w:rPr>
@@ -1034,6 +1143,14 @@
                 <w:szCs w:val="20"/>
               </w:rPr>
               <w:t xml:space="preserve">Condición</w:t>
+            </w:r>
+            <w:r>
+              <w:rPr>
+                <w:b/>
+                <w:bCs/>
+                <w:sz w:val="20"/>
+                <w:szCs w:val="20"/>
+              </w:rPr>
             </w:r>
             <w:r>
               <w:rPr>
@@ -1122,6 +1239,14 @@
                 <w:szCs w:val="20"/>
               </w:rPr>
             </w:r>
+            <w:r>
+              <w:rPr>
+                <w:b/>
+                <w:bCs/>
+                <w:sz w:val="20"/>
+                <w:szCs w:val="20"/>
+              </w:rPr>
+            </w:r>
           </w:p>
         </w:tc>
         <w:tc>
@@ -1192,6 +1317,14 @@
                 <w:szCs w:val="20"/>
               </w:rPr>
               <w:t xml:space="preserve">Caja</w:t>
+            </w:r>
+            <w:r>
+              <w:rPr>
+                <w:b/>
+                <w:bCs/>
+                <w:sz w:val="20"/>
+                <w:szCs w:val="20"/>
+              </w:rPr>
             </w:r>
             <w:r>
               <w:rPr>
@@ -1280,6 +1413,14 @@
                 <w:szCs w:val="20"/>
               </w:rPr>
             </w:r>
+            <w:r>
+              <w:rPr>
+                <w:b/>
+                <w:bCs/>
+                <w:sz w:val="20"/>
+                <w:szCs w:val="20"/>
+              </w:rPr>
+            </w:r>
           </w:p>
         </w:tc>
         <w:tc>
@@ -1350,6 +1491,14 @@
           <w:szCs w:val="20"/>
         </w:rPr>
       </w:r>
+      <w:r>
+        <w:rPr>
+          <w:b/>
+          <w:bCs/>
+          <w:sz w:val="20"/>
+          <w:szCs w:val="20"/>
+        </w:rPr>
+      </w:r>
     </w:p>
     <w:p>
       <w:pPr>
@@ -1375,6 +1524,12 @@
           <w:szCs w:val="20"/>
         </w:rPr>
       </w:r>
+      <w:r>
+        <w:rPr>
+          <w:sz w:val="20"/>
+          <w:szCs w:val="20"/>
+        </w:rPr>
+      </w:r>
     </w:p>
     <w:p>
       <w:pPr>
@@ -1387,6 +1542,12 @@
           <w:szCs w:val="20"/>
         </w:rPr>
       </w:pPr>
+      <w:r>
+        <w:rPr>
+          <w:sz w:val="20"/>
+          <w:szCs w:val="20"/>
+        </w:rPr>
+      </w:r>
       <w:r>
         <w:rPr>
           <w:sz w:val="20"/>
@@ -1433,6 +1594,12 @@
           <w:szCs w:val="20"/>
         </w:rPr>
       </w:r>
+      <w:r>
+        <w:rPr>
+          <w:sz w:val="20"/>
+          <w:szCs w:val="20"/>
+        </w:rPr>
+      </w:r>
     </w:p>
     <w:p>
       <w:pPr>
@@ -1445,6 +1612,12 @@
           <w:szCs w:val="20"/>
         </w:rPr>
       </w:pPr>
+      <w:r>
+        <w:rPr>
+          <w:sz w:val="20"/>
+          <w:szCs w:val="20"/>
+        </w:rPr>
+      </w:r>
       <w:r>
         <w:rPr>
           <w:sz w:val="20"/>
@@ -1524,6 +1697,12 @@
           <w:szCs w:val="20"/>
         </w:rPr>
       </w:r>
+      <w:r>
+        <w:rPr>
+          <w:sz w:val="20"/>
+          <w:szCs w:val="20"/>
+        </w:rPr>
+      </w:r>
     </w:p>
     <w:p>
       <w:pPr>
@@ -1536,6 +1715,12 @@
           <w:szCs w:val="20"/>
         </w:rPr>
       </w:pPr>
+      <w:r>
+        <w:rPr>
+          <w:sz w:val="20"/>
+          <w:szCs w:val="20"/>
+        </w:rPr>
+      </w:r>
       <w:r>
         <w:rPr>
           <w:sz w:val="20"/>
@@ -1629,6 +1814,12 @@
           <w:szCs w:val="20"/>
         </w:rPr>
       </w:r>
+      <w:r>
+        <w:rPr>
+          <w:sz w:val="20"/>
+          <w:szCs w:val="20"/>
+        </w:rPr>
+      </w:r>
     </w:p>
     <w:p>
       <w:pPr>
@@ -1641,6 +1832,12 @@
           <w:szCs w:val="20"/>
         </w:rPr>
       </w:pPr>
+      <w:r>
+        <w:rPr>
+          <w:sz w:val="20"/>
+          <w:szCs w:val="20"/>
+        </w:rPr>
+      </w:r>
       <w:r>
         <w:rPr>
           <w:sz w:val="20"/>
@@ -1706,6 +1903,12 @@
           <w:szCs w:val="20"/>
         </w:rPr>
       </w:r>
+      <w:r>
+        <w:rPr>
+          <w:sz w:val="20"/>
+          <w:szCs w:val="20"/>
+        </w:rPr>
+      </w:r>
     </w:p>
     <w:p>
       <w:pPr>
@@ -1718,6 +1921,12 @@
           <w:szCs w:val="20"/>
         </w:rPr>
       </w:pPr>
+      <w:r>
+        <w:rPr>
+          <w:sz w:val="20"/>
+          <w:szCs w:val="20"/>
+        </w:rPr>
+      </w:r>
       <w:r>
         <w:rPr>
           <w:sz w:val="20"/>
@@ -1804,6 +2013,12 @@
           <w:szCs w:val="20"/>
         </w:rPr>
       </w:r>
+      <w:r>
+        <w:rPr>
+          <w:sz w:val="20"/>
+          <w:szCs w:val="20"/>
+        </w:rPr>
+      </w:r>
     </w:p>
     <w:p>
       <w:pPr>
@@ -1816,6 +2031,12 @@
           <w:szCs w:val="20"/>
         </w:rPr>
       </w:pPr>
+      <w:r>
+        <w:rPr>
+          <w:sz w:val="20"/>
+          <w:szCs w:val="20"/>
+        </w:rPr>
+      </w:r>
       <w:r>
         <w:rPr>
           <w:sz w:val="20"/>
@@ -1870,7 +2091,12 @@
         <w:t xml:space="preserve"> activas en el equipo son de uso exclusivo del puesto y no se le proporcionarán al usuario, no se deben eliminar o cerrar la sesión, sí por alguna razón sucediera el usuario deberá notificar al departamento de TI.</w:t>
       </w:r>
       <w:bookmarkEnd w:id="0"/>
-      <w:r/>
+      <w:r>
+        <w:rPr>
+          <w:sz w:val="20"/>
+          <w:szCs w:val="20"/>
+        </w:rPr>
+      </w:r>
       <w:r>
         <w:rPr>
           <w:sz w:val="20"/>
@@ -1889,6 +2115,12 @@
           <w:szCs w:val="20"/>
         </w:rPr>
       </w:pPr>
+      <w:r>
+        <w:rPr>
+          <w:sz w:val="20"/>
+          <w:szCs w:val="20"/>
+        </w:rPr>
+      </w:r>
       <w:r>
         <w:rPr>
           <w:sz w:val="20"/>
@@ -1935,6 +2167,12 @@
           <w:szCs w:val="20"/>
         </w:rPr>
       </w:r>
+      <w:r>
+        <w:rPr>
+          <w:sz w:val="20"/>
+          <w:szCs w:val="20"/>
+        </w:rPr>
+      </w:r>
     </w:p>
     <w:p>
       <w:pPr>
@@ -1947,6 +2185,12 @@
           <w:szCs w:val="20"/>
         </w:rPr>
       </w:pPr>
+      <w:r>
+        <w:rPr>
+          <w:sz w:val="20"/>
+          <w:szCs w:val="20"/>
+        </w:rPr>
+      </w:r>
       <w:r>
         <w:rPr>
           <w:sz w:val="20"/>
@@ -2005,6 +2249,12 @@
           <w:szCs w:val="20"/>
         </w:rPr>
       </w:r>
+      <w:r>
+        <w:rPr>
+          <w:sz w:val="20"/>
+          <w:szCs w:val="20"/>
+        </w:rPr>
+      </w:r>
     </w:p>
     <w:p>
       <w:pPr>
@@ -2017,6 +2267,12 @@
           <w:szCs w:val="20"/>
         </w:rPr>
       </w:pPr>
+      <w:r>
+        <w:rPr>
+          <w:sz w:val="20"/>
+          <w:szCs w:val="20"/>
+        </w:rPr>
+      </w:r>
       <w:r>
         <w:rPr>
           <w:sz w:val="20"/>
@@ -2084,6 +2340,12 @@
           <w:szCs w:val="20"/>
         </w:rPr>
       </w:r>
+      <w:r>
+        <w:rPr>
+          <w:sz w:val="20"/>
+          <w:szCs w:val="20"/>
+        </w:rPr>
+      </w:r>
     </w:p>
     <w:p>
       <w:pPr>
@@ -2096,6 +2358,12 @@
           <w:szCs w:val="20"/>
         </w:rPr>
       </w:pPr>
+      <w:r>
+        <w:rPr>
+          <w:sz w:val="20"/>
+          <w:szCs w:val="20"/>
+        </w:rPr>
+      </w:r>
       <w:r>
         <w:rPr>
           <w:sz w:val="20"/>
@@ -2203,6 +2471,12 @@
           <w:szCs w:val="20"/>
         </w:rPr>
       </w:r>
+      <w:r>
+        <w:rPr>
+          <w:sz w:val="20"/>
+          <w:szCs w:val="20"/>
+        </w:rPr>
+      </w:r>
     </w:p>
     <w:p>
       <w:pPr>
@@ -2215,6 +2489,12 @@
           <w:szCs w:val="20"/>
         </w:rPr>
       </w:pPr>
+      <w:r>
+        <w:rPr>
+          <w:sz w:val="20"/>
+          <w:szCs w:val="20"/>
+        </w:rPr>
+      </w:r>
       <w:r>
         <w:rPr>
           <w:sz w:val="20"/>
@@ -2261,6 +2541,12 @@
           <w:szCs w:val="20"/>
         </w:rPr>
       </w:r>
+      <w:r>
+        <w:rPr>
+          <w:sz w:val="20"/>
+          <w:szCs w:val="20"/>
+        </w:rPr>
+      </w:r>
     </w:p>
     <w:p>
       <w:pPr>
@@ -2273,6 +2559,12 @@
           <w:szCs w:val="20"/>
         </w:rPr>
       </w:pPr>
+      <w:r>
+        <w:rPr>
+          <w:sz w:val="20"/>
+          <w:szCs w:val="20"/>
+        </w:rPr>
+      </w:r>
       <w:r>
         <w:rPr>
           <w:sz w:val="20"/>
@@ -2319,6 +2611,12 @@
           <w:szCs w:val="20"/>
         </w:rPr>
       </w:r>
+      <w:r>
+        <w:rPr>
+          <w:sz w:val="20"/>
+          <w:szCs w:val="20"/>
+        </w:rPr>
+      </w:r>
     </w:p>
     <w:p>
       <w:pPr>
@@ -2331,6 +2629,12 @@
           <w:szCs w:val="20"/>
         </w:rPr>
       </w:pPr>
+      <w:r>
+        <w:rPr>
+          <w:sz w:val="20"/>
+          <w:szCs w:val="20"/>
+        </w:rPr>
+      </w:r>
       <w:r>
         <w:rPr>
           <w:sz w:val="20"/>
@@ -2374,6 +2678,14 @@
           <w:szCs w:val="20"/>
         </w:rPr>
       </w:r>
+      <w:r>
+        <w:rPr>
+          <w:b/>
+          <w:bCs/>
+          <w:sz w:val="20"/>
+          <w:szCs w:val="20"/>
+        </w:rPr>
+      </w:r>
     </w:p>
     <w:p>
       <w:pPr>
@@ -2388,6 +2700,14 @@
           <w:szCs w:val="20"/>
         </w:rPr>
       </w:pPr>
+      <w:r>
+        <w:rPr>
+          <w:b/>
+          <w:bCs/>
+          <w:sz w:val="20"/>
+          <w:szCs w:val="20"/>
+        </w:rPr>
+      </w:r>
       <w:r>
         <w:rPr>
           <w:b/>
@@ -2436,6 +2756,12 @@
           <w:szCs w:val="20"/>
         </w:rPr>
       </w:r>
+      <w:r>
+        <w:rPr>
+          <w:sz w:val="20"/>
+          <w:szCs w:val="20"/>
+        </w:rPr>
+      </w:r>
     </w:p>
     <w:p>
       <w:pPr>
@@ -2448,6 +2774,12 @@
           <w:szCs w:val="20"/>
         </w:rPr>
       </w:pPr>
+      <w:r>
+        <w:rPr>
+          <w:sz w:val="20"/>
+          <w:szCs w:val="20"/>
+        </w:rPr>
+      </w:r>
       <w:r>
         <w:rPr>
           <w:sz w:val="20"/>
@@ -2492,6 +2824,12 @@
           <w:szCs w:val="20"/>
         </w:rPr>
       </w:r>
+      <w:r>
+        <w:rPr>
+          <w:sz w:val="20"/>
+          <w:szCs w:val="20"/>
+        </w:rPr>
+      </w:r>
     </w:p>
     <w:p>
       <w:pPr>
@@ -2504,6 +2842,12 @@
           <w:szCs w:val="20"/>
         </w:rPr>
       </w:pPr>
+      <w:r>
+        <w:rPr>
+          <w:sz w:val="20"/>
+          <w:szCs w:val="20"/>
+        </w:rPr>
+      </w:r>
       <w:r>
         <w:rPr>
           <w:sz w:val="20"/>
@@ -2548,6 +2892,12 @@
           <w:szCs w:val="20"/>
         </w:rPr>
       </w:r>
+      <w:r>
+        <w:rPr>
+          <w:sz w:val="20"/>
+          <w:szCs w:val="20"/>
+        </w:rPr>
+      </w:r>
     </w:p>
     <w:p>
       <w:pPr>
@@ -2560,6 +2910,12 @@
           <w:szCs w:val="20"/>
         </w:rPr>
       </w:pPr>
+      <w:r>
+        <w:rPr>
+          <w:sz w:val="20"/>
+          <w:szCs w:val="20"/>
+        </w:rPr>
+      </w:r>
       <w:r>
         <w:rPr>
           <w:sz w:val="20"/>
@@ -2604,6 +2960,12 @@
           <w:szCs w:val="20"/>
         </w:rPr>
       </w:r>
+      <w:r>
+        <w:rPr>
+          <w:sz w:val="20"/>
+          <w:szCs w:val="20"/>
+        </w:rPr>
+      </w:r>
     </w:p>
     <w:p>
       <w:pPr>
@@ -2616,6 +2978,12 @@
           <w:szCs w:val="20"/>
         </w:rPr>
       </w:pPr>
+      <w:r>
+        <w:rPr>
+          <w:sz w:val="20"/>
+          <w:szCs w:val="20"/>
+        </w:rPr>
+      </w:r>
       <w:r>
         <w:rPr>
           <w:sz w:val="20"/>
@@ -2660,6 +3028,12 @@
           <w:szCs w:val="20"/>
         </w:rPr>
       </w:r>
+      <w:r>
+        <w:rPr>
+          <w:sz w:val="20"/>
+          <w:szCs w:val="20"/>
+        </w:rPr>
+      </w:r>
     </w:p>
     <w:p>
       <w:pPr>
@@ -2672,6 +3046,12 @@
           <w:szCs w:val="20"/>
         </w:rPr>
       </w:pPr>
+      <w:r>
+        <w:rPr>
+          <w:sz w:val="20"/>
+          <w:szCs w:val="20"/>
+        </w:rPr>
+      </w:r>
       <w:r>
         <w:rPr>
           <w:sz w:val="20"/>
@@ -2716,6 +3096,12 @@
           <w:szCs w:val="20"/>
         </w:rPr>
       </w:r>
+      <w:r>
+        <w:rPr>
+          <w:sz w:val="20"/>
+          <w:szCs w:val="20"/>
+        </w:rPr>
+      </w:r>
     </w:p>
     <w:p>
       <w:pPr>
@@ -2728,6 +3114,12 @@
           <w:szCs w:val="20"/>
         </w:rPr>
       </w:pPr>
+      <w:r>
+        <w:rPr>
+          <w:sz w:val="20"/>
+          <w:szCs w:val="20"/>
+        </w:rPr>
+      </w:r>
       <w:r>
         <w:rPr>
           <w:sz w:val="20"/>
@@ -2772,6 +3164,12 @@
           <w:szCs w:val="20"/>
         </w:rPr>
       </w:r>
+      <w:r>
+        <w:rPr>
+          <w:sz w:val="20"/>
+          <w:szCs w:val="20"/>
+        </w:rPr>
+      </w:r>
     </w:p>
     <w:p>
       <w:pPr>
@@ -2790,6 +3188,12 @@
           <w:szCs w:val="20"/>
         </w:rPr>
         <w:t xml:space="preserve"> </w:t>
+      </w:r>
+      <w:r>
+        <w:rPr>
+          <w:sz w:val="20"/>
+          <w:szCs w:val="20"/>
+        </w:rPr>
       </w:r>
       <w:r>
         <w:rPr>
@@ -2829,6 +3233,12 @@
           <w:szCs w:val="20"/>
         </w:rPr>
       </w:r>
+      <w:r>
+        <w:rPr>
+          <w:sz w:val="20"/>
+          <w:szCs w:val="20"/>
+        </w:rPr>
+      </w:r>
     </w:p>
     <w:p>
       <w:pPr>
@@ -2841,6 +3251,12 @@
           <w:szCs w:val="20"/>
         </w:rPr>
       </w:pPr>
+      <w:r>
+        <w:rPr>
+          <w:sz w:val="20"/>
+          <w:szCs w:val="20"/>
+        </w:rPr>
+      </w:r>
       <w:r>
         <w:rPr>
           <w:sz w:val="20"/>
@@ -2899,6 +3315,12 @@
           <w:szCs w:val="20"/>
         </w:rPr>
       </w:r>
+      <w:r>
+        <w:rPr>
+          <w:sz w:val="20"/>
+          <w:szCs w:val="20"/>
+        </w:rPr>
+      </w:r>
     </w:p>
     <w:p>
       <w:pPr>
@@ -2911,6 +3333,12 @@
           <w:szCs w:val="20"/>
         </w:rPr>
       </w:pPr>
+      <w:r>
+        <w:rPr>
+          <w:sz w:val="20"/>
+          <w:szCs w:val="20"/>
+        </w:rPr>
+      </w:r>
       <w:r>
         <w:rPr>
           <w:sz w:val="20"/>
@@ -2955,6 +3383,12 @@
           <w:szCs w:val="20"/>
         </w:rPr>
       </w:r>
+      <w:r>
+        <w:rPr>
+          <w:sz w:val="20"/>
+          <w:szCs w:val="20"/>
+        </w:rPr>
+      </w:r>
     </w:p>
     <w:p>
       <w:pPr>
@@ -2967,6 +3401,12 @@
           <w:szCs w:val="20"/>
         </w:rPr>
       </w:pPr>
+      <w:r>
+        <w:rPr>
+          <w:sz w:val="20"/>
+          <w:szCs w:val="20"/>
+        </w:rPr>
+      </w:r>
       <w:r>
         <w:rPr>
           <w:sz w:val="20"/>
@@ -3025,6 +3465,12 @@
           <w:szCs w:val="20"/>
         </w:rPr>
       </w:r>
+      <w:r>
+        <w:rPr>
+          <w:sz w:val="20"/>
+          <w:szCs w:val="20"/>
+        </w:rPr>
+      </w:r>
     </w:p>
     <w:p>
       <w:pPr>
@@ -3039,6 +3485,14 @@
           <w:szCs w:val="20"/>
         </w:rPr>
       </w:pPr>
+      <w:r>
+        <w:rPr>
+          <w:b/>
+          <w:bCs/>
+          <w:sz w:val="20"/>
+          <w:szCs w:val="20"/>
+        </w:rPr>
+      </w:r>
       <w:r>
         <w:rPr>
           <w:b/>
@@ -3131,6 +3585,12 @@
           <w:szCs w:val="20"/>
         </w:rPr>
       </w:r>
+      <w:r>
+        <w:rPr>
+          <w:sz w:val="20"/>
+          <w:szCs w:val="20"/>
+        </w:rPr>
+      </w:r>
     </w:p>
     <w:p>
       <w:pPr>
@@ -3143,6 +3603,12 @@
           <w:szCs w:val="20"/>
         </w:rPr>
       </w:pPr>
+      <w:r>
+        <w:rPr>
+          <w:sz w:val="20"/>
+          <w:szCs w:val="20"/>
+        </w:rPr>
+      </w:r>
       <w:r>
         <w:rPr>
           <w:sz w:val="20"/>
@@ -3195,6 +3661,14 @@
           <w:szCs w:val="20"/>
         </w:rPr>
       </w:r>
+      <w:r>
+        <w:rPr>
+          <w:b/>
+          <w:bCs/>
+          <w:sz w:val="20"/>
+          <w:szCs w:val="20"/>
+        </w:rPr>
+      </w:r>
     </w:p>
     <w:p>
       <w:pPr>
@@ -3220,6 +3694,12 @@
           <w:szCs w:val="20"/>
         </w:rPr>
       </w:r>
+      <w:r>
+        <w:rPr>
+          <w:sz w:val="20"/>
+          <w:szCs w:val="20"/>
+        </w:rPr>
+      </w:r>
     </w:p>
     <w:p>
       <w:pPr>
@@ -3234,6 +3714,14 @@
           <w:szCs w:val="20"/>
         </w:rPr>
       </w:pPr>
+      <w:r>
+        <w:rPr>
+          <w:b/>
+          <w:bCs/>
+          <w:sz w:val="20"/>
+          <w:szCs w:val="20"/>
+        </w:rPr>
+      </w:r>
       <w:r>
         <w:rPr>
           <w:b/>
@@ -3281,6 +3769,14 @@
           <w:szCs w:val="20"/>
         </w:rPr>
       </w:r>
+      <w:r>
+        <w:rPr>
+          <w:b/>
+          <w:bCs/>
+          <w:sz w:val="20"/>
+          <w:szCs w:val="20"/>
+        </w:rPr>
+      </w:r>
     </w:p>
     <w:p>
       <w:pPr>
@@ -3293,6 +3789,13 @@
           <w:szCs w:val="20"/>
         </w:rPr>
       </w:pPr>
+      <w:r>
+        <w:rPr>
+          <w:b/>
+          <w:sz w:val="20"/>
+          <w:szCs w:val="20"/>
+        </w:rPr>
+      </w:r>
       <w:r>
         <w:rPr>
           <w:b/>
@@ -3331,6 +3834,12 @@
           <w:szCs w:val="20"/>
         </w:rPr>
       </w:r>
+      <w:r>
+        <w:rPr>
+          <w:sz w:val="20"/>
+          <w:szCs w:val="20"/>
+        </w:rPr>
+      </w:r>
     </w:p>
     <w:p>
       <w:pPr>
@@ -3343,6 +3852,12 @@
           <w:szCs w:val="20"/>
         </w:rPr>
       </w:pPr>
+      <w:r>
+        <w:rPr>
+          <w:sz w:val="20"/>
+          <w:szCs w:val="20"/>
+        </w:rPr>
+      </w:r>
       <w:r>
         <w:rPr>
           <w:sz w:val="20"/>
@@ -3379,6 +3894,12 @@
           <w:szCs w:val="20"/>
         </w:rPr>
       </w:r>
+      <w:r>
+        <w:rPr>
+          <w:sz w:val="20"/>
+          <w:szCs w:val="20"/>
+        </w:rPr>
+      </w:r>
     </w:p>
     <w:p>
       <w:pPr>
@@ -3391,6 +3912,12 @@
           <w:szCs w:val="20"/>
         </w:rPr>
       </w:pPr>
+      <w:r>
+        <w:rPr>
+          <w:sz w:val="20"/>
+          <w:szCs w:val="20"/>
+        </w:rPr>
+      </w:r>
       <w:r>
         <w:rPr>
           <w:sz w:val="20"/>
@@ -3492,6 +4019,14 @@
                                 <w:szCs w:val="20"/>
                               </w:rPr>
                             </w:r>
+                            <w:r>
+                              <w:rPr>
+                                <w:b/>
+                                <w:bCs/>
+                                <w:sz w:val="20"/>
+                                <w:szCs w:val="20"/>
+                              </w:rPr>
+                            </w:r>
                           </w:p>
                           <w:p>
                             <w:pPr>
@@ -3518,6 +4053,16 @@
                                 <w:szCs w:val="20"/>
                               </w:rPr>
                               <w:t xml:space="preserve">Recibió</w:t>
+                            </w:r>
+                            <w:r>
+                              <w:rPr>
+                                <w:b/>
+                                <w:bCs/>
+                                <w:i/>
+                                <w:iCs/>
+                                <w:sz w:val="20"/>
+                                <w:szCs w:val="20"/>
+                              </w:rPr>
                             </w:r>
                             <w:r>
                               <w:rPr>
@@ -3591,6 +4136,14 @@
                           <w:szCs w:val="20"/>
                         </w:rPr>
                       </w:r>
+                      <w:r>
+                        <w:rPr>
+                          <w:b/>
+                          <w:bCs/>
+                          <w:sz w:val="20"/>
+                          <w:szCs w:val="20"/>
+                        </w:rPr>
+                      </w:r>
                     </w:p>
                     <w:p>
                       <w:pPr>
@@ -3617,6 +4170,16 @@
                           <w:szCs w:val="20"/>
                         </w:rPr>
                         <w:t xml:space="preserve">Recibió</w:t>
+                      </w:r>
+                      <w:r>
+                        <w:rPr>
+                          <w:b/>
+                          <w:bCs/>
+                          <w:i/>
+                          <w:iCs/>
+                          <w:sz w:val="20"/>
+                          <w:szCs w:val="20"/>
+                        </w:rPr>
                       </w:r>
                       <w:r>
                         <w:rPr>
@@ -3725,6 +4288,12 @@
           <w:szCs w:val="20"/>
         </w:rPr>
       </w:r>
+      <w:r>
+        <w:rPr>
+          <w:sz w:val="20"/>
+          <w:szCs w:val="20"/>
+        </w:rPr>
+      </w:r>
     </w:p>
     <w:p>
       <w:pPr>
@@ -3737,6 +4306,12 @@
           <w:szCs w:val="20"/>
         </w:rPr>
       </w:pPr>
+      <w:r>
+        <w:rPr>
+          <w:sz w:val="20"/>
+          <w:szCs w:val="20"/>
+        </w:rPr>
+      </w:r>
       <w:r>
         <w:rPr>
           <w:sz w:val="20"/>
@@ -3765,6 +4340,16 @@
           <w:szCs w:val="20"/>
         </w:rPr>
       </w:pPr>
+      <w:r>
+        <w:rPr>
+          <w:b/>
+          <w:bCs/>
+          <w:i/>
+          <w:iCs/>
+          <w:sz w:val="20"/>
+          <w:szCs w:val="20"/>
+        </w:rPr>
+      </w:r>
       <w:r>
         <w:rPr>
           <w:b/>
@@ -3808,6 +4393,12 @@
           <w:szCs w:val="20"/>
         </w:rPr>
       </w:r>
+      <w:r>
+        <w:rPr>
+          <w:sz w:val="20"/>
+          <w:szCs w:val="20"/>
+        </w:rPr>
+      </w:r>
     </w:p>
     <w:p>
       <w:pPr>
@@ -3833,6 +4424,12 @@
           <w:szCs w:val="20"/>
         </w:rPr>
       </w:r>
+      <w:r>
+        <w:rPr>
+          <w:sz w:val="20"/>
+          <w:szCs w:val="20"/>
+        </w:rPr>
+      </w:r>
     </w:p>
     <w:p>
       <w:pPr>
@@ -3858,6 +4455,15 @@
           <w:szCs w:val="20"/>
         </w:rPr>
         <w:t xml:space="preserve"> </w:t>
+      </w:r>
+      <w:r>
+        <w:rPr>
+          <w:b/>
+          <w:bCs/>
+          <w:sz w:val="20"/>
+          <w:szCs w:val="20"/>
+        </w:rPr>
+        <w:t xml:space="preserve">$</w:t>
       </w:r>
       <w:r>
         <w:rPr>
@@ -3917,6 +4523,12 @@
           <w:szCs w:val="20"/>
         </w:rPr>
       </w:r>
+      <w:r>
+        <w:rPr>
+          <w:sz w:val="20"/>
+          <w:szCs w:val="20"/>
+        </w:rPr>
+      </w:r>
     </w:p>
     <w:sectPr>
       <w:headerReference w:type="default" r:id="rId8"/>
@@ -3969,7 +4581,7 @@
 <w:ftr xmlns:wpc="http://schemas.microsoft.com/office/word/2010/wordprocessingCanvas" xmlns:mc="http://schemas.openxmlformats.org/markup-compatibility/2006" xmlns:o="urn:schemas-microsoft-com:office:office" xmlns:r="http://schemas.openxmlformats.org/officeDocument/2006/relationships" xmlns:m="http://schemas.openxmlformats.org/officeDocument/2006/math" xmlns:v="urn:schemas-microsoft-com:vml" xmlns:wp14="http://schemas.microsoft.com/office/word/2010/wordprocessingDrawing" xmlns:wp="http://schemas.openxmlformats.org/drawingml/2006/wordprocessingDrawing" xmlns:w10="urn:schemas-microsoft-com:office:word" xmlns:w="http://schemas.openxmlformats.org/wordprocessingml/2006/main" xmlns:w14="http://schemas.microsoft.com/office/word/2010/wordml" xmlns:w15="http://schemas.microsoft.com/office/word/2012/wordml" xmlns:wpg="http://schemas.microsoft.com/office/word/2010/wordprocessingGroup" xmlns:wpi="http://schemas.microsoft.com/office/word/2010/wordprocessingInk" xmlns:wne="http://schemas.microsoft.com/office/word/2006/wordml" xmlns:a="http://schemas.openxmlformats.org/drawingml/2006/main" xmlns:wps="http://schemas.microsoft.com/office/word/2010/wordprocessingShape" mc:Ignorable="w14 w15 wp14">
   <w:p>
     <w:pPr>
-      <w:pStyle w:val="1091"/>
+      <w:pStyle w:val="1318"/>
       <w:pBdr/>
       <w:spacing/>
       <w:ind/>
@@ -4148,6 +4760,16 @@
                               <w:szCs w:val="14"/>
                             </w:rPr>
                           </w:r>
+                          <w:r>
+                            <w:rPr>
+                              <w:rFonts w:ascii="Arial" w:hAnsi="Arial" w:cs="Arial"/>
+                              <w:b/>
+                              <w:bCs/>
+                              <w:color w:val="ff0000"/>
+                              <w:sz w:val="14"/>
+                              <w:szCs w:val="14"/>
+                            </w:rPr>
+                          </w:r>
                         </w:p>
                         <w:p>
                           <w:pPr>
@@ -4175,6 +4797,13 @@
                               <w:szCs w:val="14"/>
                             </w:rPr>
                           </w:r>
+                          <w:r>
+                            <w:rPr>
+                              <w:rFonts w:ascii="Arial" w:hAnsi="Arial" w:cs="Arial"/>
+                              <w:sz w:val="14"/>
+                              <w:szCs w:val="14"/>
+                            </w:rPr>
+                          </w:r>
                         </w:p>
                         <w:p>
                           <w:pPr>
@@ -4188,6 +4817,13 @@
                               <w:szCs w:val="14"/>
                             </w:rPr>
                           </w:pPr>
+                          <w:r>
+                            <w:rPr>
+                              <w:rFonts w:ascii="Arial" w:hAnsi="Arial" w:cs="Arial"/>
+                              <w:sz w:val="14"/>
+                              <w:szCs w:val="14"/>
+                            </w:rPr>
+                          </w:r>
                           <w:r>
                             <w:rPr>
                               <w:rFonts w:ascii="Arial" w:hAnsi="Arial" w:cs="Arial"/>
@@ -4238,6 +4874,13 @@
                               <w:szCs w:val="14"/>
                             </w:rPr>
                           </w:r>
+                          <w:r>
+                            <w:rPr>
+                              <w:rFonts w:ascii="Arial" w:hAnsi="Arial" w:cs="Arial"/>
+                              <w:sz w:val="14"/>
+                              <w:szCs w:val="14"/>
+                            </w:rPr>
+                          </w:r>
                         </w:p>
                         <w:p>
                           <w:pPr>
@@ -4258,6 +4901,13 @@
                               <w:szCs w:val="14"/>
                             </w:rPr>
                             <w:t xml:space="preserve">Col. El Santuario</w:t>
+                          </w:r>
+                          <w:r>
+                            <w:rPr>
+                              <w:rFonts w:ascii="Arial" w:hAnsi="Arial" w:cs="Arial"/>
+                              <w:sz w:val="14"/>
+                              <w:szCs w:val="14"/>
+                            </w:rPr>
                           </w:r>
                           <w:r>
                             <w:rPr>
@@ -4302,6 +4952,13 @@
                               <w:szCs w:val="14"/>
                             </w:rPr>
                             <w:t xml:space="preserve">45950</w:t>
+                          </w:r>
+                          <w:r>
+                            <w:rPr>
+                              <w:rFonts w:ascii="Arial" w:hAnsi="Arial" w:cs="Arial"/>
+                              <w:sz w:val="14"/>
+                              <w:szCs w:val="14"/>
+                            </w:rPr>
                           </w:r>
                           <w:r>
                             <w:rPr>
@@ -4378,6 +5035,13 @@
                               <w:szCs w:val="14"/>
                             </w:rPr>
                           </w:r>
+                          <w:r>
+                            <w:rPr>
+                              <w:rFonts w:ascii="Arial" w:hAnsi="Arial" w:cs="Arial"/>
+                              <w:sz w:val="14"/>
+                              <w:szCs w:val="14"/>
+                            </w:rPr>
+                          </w:r>
                         </w:p>
                         <w:p>
                           <w:pPr>
@@ -4430,6 +5094,13 @@
                               <w:szCs w:val="14"/>
                             </w:rPr>
                             <w:t xml:space="preserve">2-131-68</w:t>
+                          </w:r>
+                          <w:r>
+                            <w:rPr>
+                              <w:rFonts w:ascii="Arial" w:hAnsi="Arial" w:cs="Arial"/>
+                              <w:sz w:val="12"/>
+                              <w:szCs w:val="12"/>
+                            </w:rPr>
                           </w:r>
                           <w:r>
                             <w:rPr>
@@ -4508,6 +5179,16 @@
                         <w:szCs w:val="14"/>
                       </w:rPr>
                     </w:r>
+                    <w:r>
+                      <w:rPr>
+                        <w:rFonts w:ascii="Arial" w:hAnsi="Arial" w:cs="Arial"/>
+                        <w:b/>
+                        <w:bCs/>
+                        <w:color w:val="ff0000"/>
+                        <w:sz w:val="14"/>
+                        <w:szCs w:val="14"/>
+                      </w:rPr>
+                    </w:r>
                   </w:p>
                   <w:p>
                     <w:pPr>
@@ -4535,6 +5216,13 @@
                         <w:szCs w:val="14"/>
                       </w:rPr>
                     </w:r>
+                    <w:r>
+                      <w:rPr>
+                        <w:rFonts w:ascii="Arial" w:hAnsi="Arial" w:cs="Arial"/>
+                        <w:sz w:val="14"/>
+                        <w:szCs w:val="14"/>
+                      </w:rPr>
+                    </w:r>
                   </w:p>
                   <w:p>
                     <w:pPr>
@@ -4548,6 +5236,13 @@
                         <w:szCs w:val="14"/>
                       </w:rPr>
                     </w:pPr>
+                    <w:r>
+                      <w:rPr>
+                        <w:rFonts w:ascii="Arial" w:hAnsi="Arial" w:cs="Arial"/>
+                        <w:sz w:val="14"/>
+                        <w:szCs w:val="14"/>
+                      </w:rPr>
+                    </w:r>
                     <w:r>
                       <w:rPr>
                         <w:rFonts w:ascii="Arial" w:hAnsi="Arial" w:cs="Arial"/>
@@ -4598,6 +5293,13 @@
                         <w:szCs w:val="14"/>
                       </w:rPr>
                     </w:r>
+                    <w:r>
+                      <w:rPr>
+                        <w:rFonts w:ascii="Arial" w:hAnsi="Arial" w:cs="Arial"/>
+                        <w:sz w:val="14"/>
+                        <w:szCs w:val="14"/>
+                      </w:rPr>
+                    </w:r>
                   </w:p>
                   <w:p>
                     <w:pPr>
@@ -4618,6 +5320,13 @@
                         <w:szCs w:val="14"/>
                       </w:rPr>
                       <w:t xml:space="preserve">Col. El Santuario</w:t>
+                    </w:r>
+                    <w:r>
+                      <w:rPr>
+                        <w:rFonts w:ascii="Arial" w:hAnsi="Arial" w:cs="Arial"/>
+                        <w:sz w:val="14"/>
+                        <w:szCs w:val="14"/>
+                      </w:rPr>
                     </w:r>
                     <w:r>
                       <w:rPr>
@@ -4662,6 +5371,13 @@
                         <w:szCs w:val="14"/>
                       </w:rPr>
                       <w:t xml:space="preserve">45950</w:t>
+                    </w:r>
+                    <w:r>
+                      <w:rPr>
+                        <w:rFonts w:ascii="Arial" w:hAnsi="Arial" w:cs="Arial"/>
+                        <w:sz w:val="14"/>
+                        <w:szCs w:val="14"/>
+                      </w:rPr>
                     </w:r>
                     <w:r>
                       <w:rPr>
@@ -4738,6 +5454,13 @@
                         <w:szCs w:val="14"/>
                       </w:rPr>
                     </w:r>
+                    <w:r>
+                      <w:rPr>
+                        <w:rFonts w:ascii="Arial" w:hAnsi="Arial" w:cs="Arial"/>
+                        <w:sz w:val="14"/>
+                        <w:szCs w:val="14"/>
+                      </w:rPr>
+                    </w:r>
                   </w:p>
                   <w:p>
                     <w:pPr>
@@ -4790,6 +5513,13 @@
                         <w:szCs w:val="14"/>
                       </w:rPr>
                       <w:t xml:space="preserve">2-131-68</w:t>
+                    </w:r>
+                    <w:r>
+                      <w:rPr>
+                        <w:rFonts w:ascii="Arial" w:hAnsi="Arial" w:cs="Arial"/>
+                        <w:sz w:val="12"/>
+                        <w:szCs w:val="12"/>
+                      </w:rPr>
                     </w:r>
                     <w:r>
                       <w:rPr>
@@ -4897,6 +5627,16 @@
                               <w:szCs w:val="14"/>
                             </w:rPr>
                           </w:r>
+                          <w:r>
+                            <w:rPr>
+                              <w:rFonts w:ascii="Arial" w:hAnsi="Arial" w:cs="Arial"/>
+                              <w:b/>
+                              <w:bCs/>
+                              <w:color w:val="ff0000"/>
+                              <w:sz w:val="14"/>
+                              <w:szCs w:val="14"/>
+                            </w:rPr>
+                          </w:r>
                         </w:p>
                         <w:p>
                           <w:pPr>
@@ -4924,6 +5664,13 @@
                               <w:szCs w:val="14"/>
                             </w:rPr>
                           </w:r>
+                          <w:r>
+                            <w:rPr>
+                              <w:rFonts w:ascii="Arial" w:hAnsi="Arial" w:cs="Arial"/>
+                              <w:sz w:val="14"/>
+                              <w:szCs w:val="14"/>
+                            </w:rPr>
+                          </w:r>
                         </w:p>
                         <w:p>
                           <w:pPr>
@@ -4937,6 +5684,13 @@
                               <w:szCs w:val="14"/>
                             </w:rPr>
                           </w:pPr>
+                          <w:r>
+                            <w:rPr>
+                              <w:rFonts w:ascii="Arial" w:hAnsi="Arial" w:cs="Arial"/>
+                              <w:sz w:val="14"/>
+                              <w:szCs w:val="14"/>
+                            </w:rPr>
+                          </w:r>
                           <w:r>
                             <w:rPr>
                               <w:rFonts w:ascii="Arial" w:hAnsi="Arial" w:cs="Arial"/>
@@ -4995,6 +5749,13 @@
                               <w:szCs w:val="14"/>
                             </w:rPr>
                           </w:r>
+                          <w:r>
+                            <w:rPr>
+                              <w:rFonts w:ascii="Arial" w:hAnsi="Arial" w:cs="Arial"/>
+                              <w:sz w:val="14"/>
+                              <w:szCs w:val="14"/>
+                            </w:rPr>
+                          </w:r>
                         </w:p>
                         <w:p>
                           <w:pPr>
@@ -5023,6 +5784,13 @@
                               <w:szCs w:val="14"/>
                             </w:rPr>
                           </w:r>
+                          <w:r>
+                            <w:rPr>
+                              <w:rFonts w:ascii="Arial" w:hAnsi="Arial" w:cs="Arial"/>
+                              <w:sz w:val="14"/>
+                              <w:szCs w:val="14"/>
+                            </w:rPr>
+                          </w:r>
                         </w:p>
                         <w:p>
                           <w:pPr>
@@ -5043,6 +5811,13 @@
                               <w:szCs w:val="14"/>
                             </w:rPr>
                             <w:t xml:space="preserve">La Piedad, Michoacán C.P. 59374</w:t>
+                          </w:r>
+                          <w:r>
+                            <w:rPr>
+                              <w:rFonts w:ascii="Arial" w:hAnsi="Arial" w:cs="Arial"/>
+                              <w:sz w:val="14"/>
+                              <w:szCs w:val="14"/>
+                            </w:rPr>
                           </w:r>
                           <w:r>
                             <w:rPr>
@@ -5087,6 +5862,13 @@
                               <w:szCs w:val="14"/>
                             </w:rPr>
                           </w:r>
+                          <w:r>
+                            <w:rPr>
+                              <w:rFonts w:ascii="Arial" w:hAnsi="Arial" w:cs="Arial"/>
+                              <w:sz w:val="14"/>
+                              <w:szCs w:val="14"/>
+                            </w:rPr>
+                          </w:r>
                         </w:p>
                         <w:p>
                           <w:pPr>
@@ -5112,6 +5894,12 @@
                               <w:szCs w:val="14"/>
                             </w:rPr>
                           </w:r>
+                          <w:r>
+                            <w:rPr>
+                              <w:sz w:val="14"/>
+                              <w:szCs w:val="14"/>
+                            </w:rPr>
+                          </w:r>
                         </w:p>
                         <w:p>
                           <w:pPr>
@@ -5130,6 +5918,12 @@
                               <w:szCs w:val="14"/>
                             </w:rPr>
                             <w:t xml:space="preserve">         3939350543</w:t>
+                          </w:r>
+                          <w:r>
+                            <w:rPr>
+                              <w:sz w:val="14"/>
+                              <w:szCs w:val="14"/>
+                            </w:rPr>
                           </w:r>
                           <w:r>
                             <w:rPr>
@@ -5207,6 +6001,16 @@
                         <w:szCs w:val="14"/>
                       </w:rPr>
                     </w:r>
+                    <w:r>
+                      <w:rPr>
+                        <w:rFonts w:ascii="Arial" w:hAnsi="Arial" w:cs="Arial"/>
+                        <w:b/>
+                        <w:bCs/>
+                        <w:color w:val="ff0000"/>
+                        <w:sz w:val="14"/>
+                        <w:szCs w:val="14"/>
+                      </w:rPr>
+                    </w:r>
                   </w:p>
                   <w:p>
                     <w:pPr>
@@ -5234,6 +6038,13 @@
                         <w:szCs w:val="14"/>
                       </w:rPr>
                     </w:r>
+                    <w:r>
+                      <w:rPr>
+                        <w:rFonts w:ascii="Arial" w:hAnsi="Arial" w:cs="Arial"/>
+                        <w:sz w:val="14"/>
+                        <w:szCs w:val="14"/>
+                      </w:rPr>
+                    </w:r>
                   </w:p>
                   <w:p>
                     <w:pPr>
@@ -5247,6 +6058,13 @@
                         <w:szCs w:val="14"/>
                       </w:rPr>
                     </w:pPr>
+                    <w:r>
+                      <w:rPr>
+                        <w:rFonts w:ascii="Arial" w:hAnsi="Arial" w:cs="Arial"/>
+                        <w:sz w:val="14"/>
+                        <w:szCs w:val="14"/>
+                      </w:rPr>
+                    </w:r>
                     <w:r>
                       <w:rPr>
                         <w:rFonts w:ascii="Arial" w:hAnsi="Arial" w:cs="Arial"/>
@@ -5305,6 +6123,13 @@
                         <w:szCs w:val="14"/>
                       </w:rPr>
                     </w:r>
+                    <w:r>
+                      <w:rPr>
+                        <w:rFonts w:ascii="Arial" w:hAnsi="Arial" w:cs="Arial"/>
+                        <w:sz w:val="14"/>
+                        <w:szCs w:val="14"/>
+                      </w:rPr>
+                    </w:r>
                   </w:p>
                   <w:p>
                     <w:pPr>
@@ -5333,6 +6158,13 @@
                         <w:szCs w:val="14"/>
                       </w:rPr>
                     </w:r>
+                    <w:r>
+                      <w:rPr>
+                        <w:rFonts w:ascii="Arial" w:hAnsi="Arial" w:cs="Arial"/>
+                        <w:sz w:val="14"/>
+                        <w:szCs w:val="14"/>
+                      </w:rPr>
+                    </w:r>
                   </w:p>
                   <w:p>
                     <w:pPr>
@@ -5353,6 +6185,13 @@
                         <w:szCs w:val="14"/>
                       </w:rPr>
                       <w:t xml:space="preserve">La Piedad, Michoacán C.P. 59374</w:t>
+                    </w:r>
+                    <w:r>
+                      <w:rPr>
+                        <w:rFonts w:ascii="Arial" w:hAnsi="Arial" w:cs="Arial"/>
+                        <w:sz w:val="14"/>
+                        <w:szCs w:val="14"/>
+                      </w:rPr>
                     </w:r>
                     <w:r>
                       <w:rPr>
@@ -5397,6 +6236,13 @@
                         <w:szCs w:val="14"/>
                       </w:rPr>
                     </w:r>
+                    <w:r>
+                      <w:rPr>
+                        <w:rFonts w:ascii="Arial" w:hAnsi="Arial" w:cs="Arial"/>
+                        <w:sz w:val="14"/>
+                        <w:szCs w:val="14"/>
+                      </w:rPr>
+                    </w:r>
                   </w:p>
                   <w:p>
                     <w:pPr>
@@ -5422,6 +6268,12 @@
                         <w:szCs w:val="14"/>
                       </w:rPr>
                     </w:r>
+                    <w:r>
+                      <w:rPr>
+                        <w:sz w:val="14"/>
+                        <w:szCs w:val="14"/>
+                      </w:rPr>
+                    </w:r>
                   </w:p>
                   <w:p>
                     <w:pPr>
@@ -5440,6 +6292,12 @@
                         <w:szCs w:val="14"/>
                       </w:rPr>
                       <w:t xml:space="preserve">         3939350543</w:t>
+                    </w:r>
+                    <w:r>
+                      <w:rPr>
+                        <w:sz w:val="14"/>
+                        <w:szCs w:val="14"/>
+                      </w:rPr>
                     </w:r>
                     <w:r>
                       <w:rPr>
@@ -5546,6 +6404,16 @@
                               <w:szCs w:val="14"/>
                             </w:rPr>
                           </w:r>
+                          <w:r>
+                            <w:rPr>
+                              <w:rFonts w:ascii="Arial" w:hAnsi="Arial" w:cs="Arial"/>
+                              <w:b/>
+                              <w:bCs/>
+                              <w:color w:val="ff0000"/>
+                              <w:sz w:val="14"/>
+                              <w:szCs w:val="14"/>
+                            </w:rPr>
+                          </w:r>
                         </w:p>
                         <w:p>
                           <w:pPr>
@@ -5573,6 +6441,13 @@
                               <w:szCs w:val="14"/>
                             </w:rPr>
                           </w:r>
+                          <w:r>
+                            <w:rPr>
+                              <w:rFonts w:ascii="Arial" w:hAnsi="Arial" w:cs="Arial"/>
+                              <w:sz w:val="14"/>
+                              <w:szCs w:val="14"/>
+                            </w:rPr>
+                          </w:r>
                         </w:p>
                         <w:p>
                           <w:pPr>
@@ -5586,6 +6461,13 @@
                               <w:szCs w:val="14"/>
                             </w:rPr>
                           </w:pPr>
+                          <w:r>
+                            <w:rPr>
+                              <w:rFonts w:ascii="Arial" w:hAnsi="Arial" w:cs="Arial"/>
+                              <w:sz w:val="14"/>
+                              <w:szCs w:val="14"/>
+                            </w:rPr>
+                          </w:r>
                           <w:r>
                             <w:rPr>
                               <w:rFonts w:ascii="Arial" w:hAnsi="Arial" w:cs="Arial"/>
@@ -5628,6 +6510,13 @@
                               <w:szCs w:val="14"/>
                             </w:rPr>
                           </w:r>
+                          <w:r>
+                            <w:rPr>
+                              <w:rFonts w:ascii="Arial" w:hAnsi="Arial" w:cs="Arial"/>
+                              <w:sz w:val="14"/>
+                              <w:szCs w:val="14"/>
+                            </w:rPr>
+                          </w:r>
                         </w:p>
                         <w:p>
                           <w:pPr>
@@ -5648,6 +6537,13 @@
                               <w:szCs w:val="14"/>
                             </w:rPr>
                             <w:t xml:space="preserve">Col. San José de la Trinidad</w:t>
+                          </w:r>
+                          <w:r>
+                            <w:rPr>
+                              <w:rFonts w:ascii="Arial" w:hAnsi="Arial" w:cs="Arial"/>
+                              <w:sz w:val="14"/>
+                              <w:szCs w:val="14"/>
+                            </w:rPr>
                           </w:r>
                           <w:r>
                             <w:rPr>
@@ -5692,6 +6588,13 @@
                               <w:szCs w:val="14"/>
                             </w:rPr>
                           </w:r>
+                          <w:r>
+                            <w:rPr>
+                              <w:rFonts w:ascii="Arial" w:hAnsi="Arial" w:cs="Arial"/>
+                              <w:sz w:val="14"/>
+                              <w:szCs w:val="14"/>
+                            </w:rPr>
+                          </w:r>
                         </w:p>
                         <w:p>
                           <w:pPr>
@@ -5728,6 +6631,13 @@
                               <w:szCs w:val="14"/>
                             </w:rPr>
                           </w:r>
+                          <w:r>
+                            <w:rPr>
+                              <w:rFonts w:ascii="Arial" w:hAnsi="Arial" w:cs="Arial"/>
+                              <w:sz w:val="14"/>
+                              <w:szCs w:val="14"/>
+                            </w:rPr>
+                          </w:r>
                         </w:p>
                         <w:p>
                           <w:pPr>
@@ -5748,6 +6658,13 @@
                               <w:szCs w:val="14"/>
                             </w:rPr>
                             <w:t xml:space="preserve">(443) 38-763-03</w:t>
+                          </w:r>
+                          <w:r>
+                            <w:rPr>
+                              <w:rFonts w:ascii="Arial" w:hAnsi="Arial" w:cs="Arial"/>
+                              <w:sz w:val="14"/>
+                              <w:szCs w:val="14"/>
+                            </w:rPr>
                           </w:r>
                           <w:r>
                             <w:rPr>
@@ -5826,6 +6743,16 @@
                         <w:szCs w:val="14"/>
                       </w:rPr>
                     </w:r>
+                    <w:r>
+                      <w:rPr>
+                        <w:rFonts w:ascii="Arial" w:hAnsi="Arial" w:cs="Arial"/>
+                        <w:b/>
+                        <w:bCs/>
+                        <w:color w:val="ff0000"/>
+                        <w:sz w:val="14"/>
+                        <w:szCs w:val="14"/>
+                      </w:rPr>
+                    </w:r>
                   </w:p>
                   <w:p>
                     <w:pPr>
@@ -5853,6 +6780,13 @@
                         <w:szCs w:val="14"/>
                       </w:rPr>
                     </w:r>
+                    <w:r>
+                      <w:rPr>
+                        <w:rFonts w:ascii="Arial" w:hAnsi="Arial" w:cs="Arial"/>
+                        <w:sz w:val="14"/>
+                        <w:szCs w:val="14"/>
+                      </w:rPr>
+                    </w:r>
                   </w:p>
                   <w:p>
                     <w:pPr>
@@ -5866,6 +6800,13 @@
                         <w:szCs w:val="14"/>
                       </w:rPr>
                     </w:pPr>
+                    <w:r>
+                      <w:rPr>
+                        <w:rFonts w:ascii="Arial" w:hAnsi="Arial" w:cs="Arial"/>
+                        <w:sz w:val="14"/>
+                        <w:szCs w:val="14"/>
+                      </w:rPr>
+                    </w:r>
                     <w:r>
                       <w:rPr>
                         <w:rFonts w:ascii="Arial" w:hAnsi="Arial" w:cs="Arial"/>
@@ -5908,6 +6849,13 @@
                         <w:szCs w:val="14"/>
                       </w:rPr>
                     </w:r>
+                    <w:r>
+                      <w:rPr>
+                        <w:rFonts w:ascii="Arial" w:hAnsi="Arial" w:cs="Arial"/>
+                        <w:sz w:val="14"/>
+                        <w:szCs w:val="14"/>
+                      </w:rPr>
+                    </w:r>
                   </w:p>
                   <w:p>
                     <w:pPr>
@@ -5928,6 +6876,13 @@
                         <w:szCs w:val="14"/>
                       </w:rPr>
                       <w:t xml:space="preserve">Col. San José de la Trinidad</w:t>
+                    </w:r>
+                    <w:r>
+                      <w:rPr>
+                        <w:rFonts w:ascii="Arial" w:hAnsi="Arial" w:cs="Arial"/>
+                        <w:sz w:val="14"/>
+                        <w:szCs w:val="14"/>
+                      </w:rPr>
                     </w:r>
                     <w:r>
                       <w:rPr>
@@ -5972,6 +6927,13 @@
                         <w:szCs w:val="14"/>
                       </w:rPr>
                     </w:r>
+                    <w:r>
+                      <w:rPr>
+                        <w:rFonts w:ascii="Arial" w:hAnsi="Arial" w:cs="Arial"/>
+                        <w:sz w:val="14"/>
+                        <w:szCs w:val="14"/>
+                      </w:rPr>
+                    </w:r>
                   </w:p>
                   <w:p>
                     <w:pPr>
@@ -6008,6 +6970,13 @@
                         <w:szCs w:val="14"/>
                       </w:rPr>
                     </w:r>
+                    <w:r>
+                      <w:rPr>
+                        <w:rFonts w:ascii="Arial" w:hAnsi="Arial" w:cs="Arial"/>
+                        <w:sz w:val="14"/>
+                        <w:szCs w:val="14"/>
+                      </w:rPr>
+                    </w:r>
                   </w:p>
                   <w:p>
                     <w:pPr>
@@ -6028,6 +6997,13 @@
                         <w:szCs w:val="14"/>
                       </w:rPr>
                       <w:t xml:space="preserve">(443) 38-763-03</w:t>
+                    </w:r>
+                    <w:r>
+                      <w:rPr>
+                        <w:rFonts w:ascii="Arial" w:hAnsi="Arial" w:cs="Arial"/>
+                        <w:sz w:val="14"/>
+                        <w:szCs w:val="14"/>
+                      </w:rPr>
                     </w:r>
                     <w:r>
                       <w:rPr>
@@ -6124,6 +7100,16 @@
                               <w:szCs w:val="14"/>
                             </w:rPr>
                           </w:r>
+                          <w:r>
+                            <w:rPr>
+                              <w:rFonts w:ascii="Arial" w:hAnsi="Arial" w:cs="Arial"/>
+                              <w:b/>
+                              <w:bCs/>
+                              <w:color w:val="ff0000"/>
+                              <w:sz w:val="14"/>
+                              <w:szCs w:val="14"/>
+                            </w:rPr>
+                          </w:r>
                         </w:p>
                         <w:p>
                           <w:pPr>
@@ -6151,6 +7137,13 @@
                               <w:szCs w:val="14"/>
                             </w:rPr>
                           </w:r>
+                          <w:r>
+                            <w:rPr>
+                              <w:rFonts w:ascii="Arial" w:hAnsi="Arial" w:cs="Arial"/>
+                              <w:sz w:val="14"/>
+                              <w:szCs w:val="14"/>
+                            </w:rPr>
+                          </w:r>
                         </w:p>
                         <w:p>
                           <w:pPr>
@@ -6164,6 +7157,13 @@
                               <w:szCs w:val="14"/>
                             </w:rPr>
                           </w:pPr>
+                          <w:r>
+                            <w:rPr>
+                              <w:rFonts w:ascii="Arial" w:hAnsi="Arial" w:cs="Arial"/>
+                              <w:sz w:val="14"/>
+                              <w:szCs w:val="14"/>
+                            </w:rPr>
+                          </w:r>
                           <w:r>
                             <w:rPr>
                               <w:rFonts w:ascii="Arial" w:hAnsi="Arial" w:cs="Arial"/>
@@ -6206,6 +7206,13 @@
                               <w:szCs w:val="14"/>
                             </w:rPr>
                           </w:r>
+                          <w:r>
+                            <w:rPr>
+                              <w:rFonts w:ascii="Arial" w:hAnsi="Arial" w:cs="Arial"/>
+                              <w:sz w:val="14"/>
+                              <w:szCs w:val="14"/>
+                            </w:rPr>
+                          </w:r>
                         </w:p>
                         <w:p>
                           <w:pPr>
@@ -6234,6 +7241,13 @@
                               <w:szCs w:val="14"/>
                             </w:rPr>
                           </w:r>
+                          <w:r>
+                            <w:rPr>
+                              <w:rFonts w:ascii="Arial" w:hAnsi="Arial" w:cs="Arial"/>
+                              <w:sz w:val="14"/>
+                              <w:szCs w:val="14"/>
+                            </w:rPr>
+                          </w:r>
                         </w:p>
                         <w:p>
                           <w:pPr>
@@ -6254,6 +7268,13 @@
                               <w:szCs w:val="14"/>
                             </w:rPr>
                             <w:t xml:space="preserve">Pénjamo, Guanajuato C.P. 36900</w:t>
+                          </w:r>
+                          <w:r>
+                            <w:rPr>
+                              <w:rFonts w:ascii="Arial" w:hAnsi="Arial" w:cs="Arial"/>
+                              <w:sz w:val="14"/>
+                              <w:szCs w:val="14"/>
+                            </w:rPr>
                           </w:r>
                           <w:r>
                             <w:rPr>
@@ -6354,6 +7375,13 @@
                               <w:szCs w:val="14"/>
                             </w:rPr>
                           </w:r>
+                          <w:r>
+                            <w:rPr>
+                              <w:rFonts w:ascii="Arial" w:hAnsi="Arial" w:cs="Arial"/>
+                              <w:sz w:val="14"/>
+                              <w:szCs w:val="14"/>
+                            </w:rPr>
+                          </w:r>
                         </w:p>
                         <w:p>
                           <w:pPr>
@@ -6438,6 +7466,13 @@
                               <w:szCs w:val="14"/>
                             </w:rPr>
                           </w:r>
+                          <w:r>
+                            <w:rPr>
+                              <w:rFonts w:ascii="Arial" w:hAnsi="Arial" w:cs="Arial"/>
+                              <w:sz w:val="14"/>
+                              <w:szCs w:val="14"/>
+                            </w:rPr>
+                          </w:r>
                         </w:p>
                       </w:txbxContent>
                     </wps:txbx>
@@ -6497,6 +7532,16 @@
                         <w:szCs w:val="14"/>
                       </w:rPr>
                     </w:r>
+                    <w:r>
+                      <w:rPr>
+                        <w:rFonts w:ascii="Arial" w:hAnsi="Arial" w:cs="Arial"/>
+                        <w:b/>
+                        <w:bCs/>
+                        <w:color w:val="ff0000"/>
+                        <w:sz w:val="14"/>
+                        <w:szCs w:val="14"/>
+                      </w:rPr>
+                    </w:r>
                   </w:p>
                   <w:p>
                     <w:pPr>
@@ -6524,6 +7569,13 @@
                         <w:szCs w:val="14"/>
                       </w:rPr>
                     </w:r>
+                    <w:r>
+                      <w:rPr>
+                        <w:rFonts w:ascii="Arial" w:hAnsi="Arial" w:cs="Arial"/>
+                        <w:sz w:val="14"/>
+                        <w:szCs w:val="14"/>
+                      </w:rPr>
+                    </w:r>
                   </w:p>
                   <w:p>
                     <w:pPr>
@@ -6537,6 +7589,13 @@
                         <w:szCs w:val="14"/>
                       </w:rPr>
                     </w:pPr>
+                    <w:r>
+                      <w:rPr>
+                        <w:rFonts w:ascii="Arial" w:hAnsi="Arial" w:cs="Arial"/>
+                        <w:sz w:val="14"/>
+                        <w:szCs w:val="14"/>
+                      </w:rPr>
+                    </w:r>
                     <w:r>
                       <w:rPr>
                         <w:rFonts w:ascii="Arial" w:hAnsi="Arial" w:cs="Arial"/>
@@ -6579,6 +7638,13 @@
                         <w:szCs w:val="14"/>
                       </w:rPr>
                     </w:r>
+                    <w:r>
+                      <w:rPr>
+                        <w:rFonts w:ascii="Arial" w:hAnsi="Arial" w:cs="Arial"/>
+                        <w:sz w:val="14"/>
+                        <w:szCs w:val="14"/>
+                      </w:rPr>
+                    </w:r>
                   </w:p>
                   <w:p>
                     <w:pPr>
@@ -6607,6 +7673,13 @@
                         <w:szCs w:val="14"/>
                       </w:rPr>
                     </w:r>
+                    <w:r>
+                      <w:rPr>
+                        <w:rFonts w:ascii="Arial" w:hAnsi="Arial" w:cs="Arial"/>
+                        <w:sz w:val="14"/>
+                        <w:szCs w:val="14"/>
+                      </w:rPr>
+                    </w:r>
                   </w:p>
                   <w:p>
                     <w:pPr>
@@ -6627,6 +7700,13 @@
                         <w:szCs w:val="14"/>
                       </w:rPr>
                       <w:t xml:space="preserve">Pénjamo, Guanajuato C.P. 36900</w:t>
+                    </w:r>
+                    <w:r>
+                      <w:rPr>
+                        <w:rFonts w:ascii="Arial" w:hAnsi="Arial" w:cs="Arial"/>
+                        <w:sz w:val="14"/>
+                        <w:szCs w:val="14"/>
+                      </w:rPr>
                     </w:r>
                     <w:r>
                       <w:rPr>
@@ -6727,6 +7807,13 @@
                         <w:szCs w:val="14"/>
                       </w:rPr>
                     </w:r>
+                    <w:r>
+                      <w:rPr>
+                        <w:rFonts w:ascii="Arial" w:hAnsi="Arial" w:cs="Arial"/>
+                        <w:sz w:val="14"/>
+                        <w:szCs w:val="14"/>
+                      </w:rPr>
+                    </w:r>
                   </w:p>
                   <w:p>
                     <w:pPr>
@@ -6803,6 +7890,13 @@
                         <w:szCs w:val="14"/>
                       </w:rPr>
                       <w:t xml:space="preserve">98</w:t>
+                    </w:r>
+                    <w:r>
+                      <w:rPr>
+                        <w:rFonts w:ascii="Arial" w:hAnsi="Arial" w:cs="Arial"/>
+                        <w:sz w:val="14"/>
+                        <w:szCs w:val="14"/>
+                      </w:rPr>
                     </w:r>
                     <w:r>
                       <w:rPr>
@@ -6899,6 +7993,16 @@
                               <w:szCs w:val="14"/>
                             </w:rPr>
                           </w:r>
+                          <w:r>
+                            <w:rPr>
+                              <w:rFonts w:ascii="Arial" w:hAnsi="Arial" w:cs="Arial"/>
+                              <w:b/>
+                              <w:bCs/>
+                              <w:color w:val="ff0000"/>
+                              <w:sz w:val="14"/>
+                              <w:szCs w:val="14"/>
+                            </w:rPr>
+                          </w:r>
                         </w:p>
                         <w:p>
                           <w:pPr>
@@ -6926,6 +8030,13 @@
                               <w:szCs w:val="14"/>
                             </w:rPr>
                           </w:r>
+                          <w:r>
+                            <w:rPr>
+                              <w:rFonts w:ascii="Arial" w:hAnsi="Arial" w:cs="Arial"/>
+                              <w:sz w:val="14"/>
+                              <w:szCs w:val="14"/>
+                            </w:rPr>
+                          </w:r>
                         </w:p>
                         <w:p>
                           <w:pPr>
@@ -6939,6 +8050,13 @@
                               <w:szCs w:val="14"/>
                             </w:rPr>
                           </w:pPr>
+                          <w:r>
+                            <w:rPr>
+                              <w:rFonts w:ascii="Arial" w:hAnsi="Arial" w:cs="Arial"/>
+                              <w:sz w:val="14"/>
+                              <w:szCs w:val="14"/>
+                            </w:rPr>
+                          </w:r>
                           <w:r>
                             <w:rPr>
                               <w:rFonts w:ascii="Arial" w:hAnsi="Arial" w:cs="Arial"/>
@@ -6989,6 +8107,13 @@
                               <w:szCs w:val="14"/>
                             </w:rPr>
                           </w:r>
+                          <w:r>
+                            <w:rPr>
+                              <w:rFonts w:ascii="Arial" w:hAnsi="Arial" w:cs="Arial"/>
+                              <w:sz w:val="14"/>
+                              <w:szCs w:val="14"/>
+                            </w:rPr>
+                          </w:r>
                         </w:p>
                         <w:p>
                           <w:pPr>
@@ -7009,6 +8134,13 @@
                               <w:szCs w:val="14"/>
                             </w:rPr>
                             <w:t xml:space="preserve">La Barca, Jalisco C.P. 47910</w:t>
+                          </w:r>
+                          <w:r>
+                            <w:rPr>
+                              <w:rFonts w:ascii="Arial" w:hAnsi="Arial" w:cs="Arial"/>
+                              <w:sz w:val="14"/>
+                              <w:szCs w:val="14"/>
+                            </w:rPr>
                           </w:r>
                           <w:r>
                             <w:rPr>
@@ -7109,6 +8241,13 @@
                               <w:szCs w:val="14"/>
                             </w:rPr>
                           </w:r>
+                          <w:r>
+                            <w:rPr>
+                              <w:rFonts w:ascii="Arial" w:hAnsi="Arial" w:cs="Arial"/>
+                              <w:sz w:val="14"/>
+                              <w:szCs w:val="14"/>
+                            </w:rPr>
+                          </w:r>
                         </w:p>
                         <w:p>
                           <w:pPr>
@@ -7193,6 +8332,13 @@
                               <w:szCs w:val="14"/>
                             </w:rPr>
                           </w:r>
+                          <w:r>
+                            <w:rPr>
+                              <w:rFonts w:ascii="Arial" w:hAnsi="Arial" w:cs="Arial"/>
+                              <w:sz w:val="14"/>
+                              <w:szCs w:val="14"/>
+                            </w:rPr>
+                          </w:r>
                         </w:p>
                         <w:p>
                           <w:pPr>
@@ -7267,6 +8413,12 @@
                               <w:szCs w:val="14"/>
                             </w:rPr>
                           </w:r>
+                          <w:r>
+                            <w:rPr>
+                              <w:sz w:val="14"/>
+                              <w:szCs w:val="14"/>
+                            </w:rPr>
+                          </w:r>
                         </w:p>
                       </w:txbxContent>
                     </wps:txbx>
@@ -7326,6 +8478,16 @@
                         <w:szCs w:val="14"/>
                       </w:rPr>
                     </w:r>
+                    <w:r>
+                      <w:rPr>
+                        <w:rFonts w:ascii="Arial" w:hAnsi="Arial" w:cs="Arial"/>
+                        <w:b/>
+                        <w:bCs/>
+                        <w:color w:val="ff0000"/>
+                        <w:sz w:val="14"/>
+                        <w:szCs w:val="14"/>
+                      </w:rPr>
+                    </w:r>
                   </w:p>
                   <w:p>
                     <w:pPr>
@@ -7353,6 +8515,13 @@
                         <w:szCs w:val="14"/>
                       </w:rPr>
                     </w:r>
+                    <w:r>
+                      <w:rPr>
+                        <w:rFonts w:ascii="Arial" w:hAnsi="Arial" w:cs="Arial"/>
+                        <w:sz w:val="14"/>
+                        <w:szCs w:val="14"/>
+                      </w:rPr>
+                    </w:r>
                   </w:p>
                   <w:p>
                     <w:pPr>
@@ -7366,6 +8535,13 @@
                         <w:szCs w:val="14"/>
                       </w:rPr>
                     </w:pPr>
+                    <w:r>
+                      <w:rPr>
+                        <w:rFonts w:ascii="Arial" w:hAnsi="Arial" w:cs="Arial"/>
+                        <w:sz w:val="14"/>
+                        <w:szCs w:val="14"/>
+                      </w:rPr>
+                    </w:r>
                     <w:r>
                       <w:rPr>
                         <w:rFonts w:ascii="Arial" w:hAnsi="Arial" w:cs="Arial"/>
@@ -7416,6 +8592,13 @@
                         <w:szCs w:val="14"/>
                       </w:rPr>
                     </w:r>
+                    <w:r>
+                      <w:rPr>
+                        <w:rFonts w:ascii="Arial" w:hAnsi="Arial" w:cs="Arial"/>
+                        <w:sz w:val="14"/>
+                        <w:szCs w:val="14"/>
+                      </w:rPr>
+                    </w:r>
                   </w:p>
                   <w:p>
                     <w:pPr>
@@ -7436,6 +8619,13 @@
                         <w:szCs w:val="14"/>
                       </w:rPr>
                       <w:t xml:space="preserve">La Barca, Jalisco C.P. 47910</w:t>
+                    </w:r>
+                    <w:r>
+                      <w:rPr>
+                        <w:rFonts w:ascii="Arial" w:hAnsi="Arial" w:cs="Arial"/>
+                        <w:sz w:val="14"/>
+                        <w:szCs w:val="14"/>
+                      </w:rPr>
                     </w:r>
                     <w:r>
                       <w:rPr>
@@ -7536,6 +8726,13 @@
                         <w:szCs w:val="14"/>
                       </w:rPr>
                     </w:r>
+                    <w:r>
+                      <w:rPr>
+                        <w:rFonts w:ascii="Arial" w:hAnsi="Arial" w:cs="Arial"/>
+                        <w:sz w:val="14"/>
+                        <w:szCs w:val="14"/>
+                      </w:rPr>
+                    </w:r>
                   </w:p>
                   <w:p>
                     <w:pPr>
@@ -7620,6 +8817,13 @@
                         <w:szCs w:val="14"/>
                       </w:rPr>
                     </w:r>
+                    <w:r>
+                      <w:rPr>
+                        <w:rFonts w:ascii="Arial" w:hAnsi="Arial" w:cs="Arial"/>
+                        <w:sz w:val="14"/>
+                        <w:szCs w:val="14"/>
+                      </w:rPr>
+                    </w:r>
                   </w:p>
                   <w:p>
                     <w:pPr>
@@ -7694,6 +8898,12 @@
                         <w:szCs w:val="14"/>
                       </w:rPr>
                     </w:r>
+                    <w:r>
+                      <w:rPr>
+                        <w:sz w:val="14"/>
+                        <w:szCs w:val="14"/>
+                      </w:rPr>
+                    </w:r>
                   </w:p>
                 </w:txbxContent>
               </v:textbox>
@@ -7706,7 +8916,7 @@
   </w:p>
   <w:p>
     <w:pPr>
-      <w:pStyle w:val="1091"/>
+      <w:pStyle w:val="1318"/>
       <w:pBdr/>
       <w:spacing/>
       <w:ind/>
@@ -7755,7 +8965,7 @@
 <w:hdr xmlns:wpc="http://schemas.microsoft.com/office/word/2010/wordprocessingCanvas" xmlns:mc="http://schemas.openxmlformats.org/markup-compatibility/2006" xmlns:o="urn:schemas-microsoft-com:office:office" xmlns:r="http://schemas.openxmlformats.org/officeDocument/2006/relationships" xmlns:m="http://schemas.openxmlformats.org/officeDocument/2006/math" xmlns:v="urn:schemas-microsoft-com:vml" xmlns:wp14="http://schemas.microsoft.com/office/word/2010/wordprocessingDrawing" xmlns:wp="http://schemas.openxmlformats.org/drawingml/2006/wordprocessingDrawing" xmlns:w10="urn:schemas-microsoft-com:office:word" xmlns:w="http://schemas.openxmlformats.org/wordprocessingml/2006/main" xmlns:w14="http://schemas.microsoft.com/office/word/2010/wordml" xmlns:w15="http://schemas.microsoft.com/office/word/2012/wordml" xmlns:wpg="http://schemas.microsoft.com/office/word/2010/wordprocessingGroup" xmlns:wpi="http://schemas.microsoft.com/office/word/2010/wordprocessingInk" xmlns:wne="http://schemas.microsoft.com/office/word/2006/wordml" xmlns:a="http://schemas.openxmlformats.org/drawingml/2006/main" xmlns:wps="http://schemas.microsoft.com/office/word/2010/wordprocessingShape" mc:Ignorable="w14 w15 wp14">
   <w:p>
     <w:pPr>
-      <w:pStyle w:val="1089"/>
+      <w:pStyle w:val="1316"/>
       <w:pBdr/>
       <w:spacing/>
       <w:ind/>
@@ -7883,7 +9093,7 @@
                       <w:txbxContent>
                         <w:p>
                           <w:pPr>
-                            <w:pStyle w:val="1089"/>
+                            <w:pStyle w:val="1316"/>
                             <w:pBdr/>
                             <w:spacing/>
                             <w:ind/>
@@ -7933,6 +9143,21 @@
                               </w14:textOutline>
                             </w:rPr>
                           </w:r>
+                          <w:r>
+                            <w:rPr>
+                              <w:rFonts w:ascii="Arial" w:hAnsi="Arial" w:cs="Arial"/>
+                              <w:b/>
+                              <w:bCs/>
+                              <w:color w:val="002060"/>
+                              <w:sz w:val="40"/>
+                              <w:szCs w:val="40"/>
+                              <w14:textOutline w14:w="0" w14:cap="flat" w14:cmpd="sng" w14:algn="ctr">
+                                <w14:noFill/>
+                                <w14:prstDash w14:val="solid"/>
+                                <w14:round/>
+                              </w14:textOutline>
+                            </w:rPr>
+                          </w:r>
                         </w:p>
                       </w:txbxContent>
                     </wps:txbx>
@@ -7956,7 +9181,7 @@
                 <w:txbxContent>
                   <w:p>
                     <w:pPr>
-                      <w:pStyle w:val="1089"/>
+                      <w:pStyle w:val="1316"/>
                       <w:pBdr/>
                       <w:spacing/>
                       <w:ind/>
@@ -8006,6 +9231,21 @@
                         </w14:textOutline>
                       </w:rPr>
                     </w:r>
+                    <w:r>
+                      <w:rPr>
+                        <w:rFonts w:ascii="Arial" w:hAnsi="Arial" w:cs="Arial"/>
+                        <w:b/>
+                        <w:bCs/>
+                        <w:color w:val="002060"/>
+                        <w:sz w:val="40"/>
+                        <w:szCs w:val="40"/>
+                        <w14:textOutline w14:w="0" w14:cap="flat" w14:cmpd="sng" w14:algn="ctr">
+                          <w14:noFill/>
+                          <w14:prstDash w14:val="solid"/>
+                          <w14:round/>
+                        </w14:textOutline>
+                      </w:rPr>
+                    </w:r>
                   </w:p>
                 </w:txbxContent>
               </v:textbox>
@@ -8051,6 +9291,13 @@
         <w:szCs w:val="20"/>
       </w:rPr>
     </w:r>
+    <w:r>
+      <w:rPr>
+        <w:b/>
+        <w:sz w:val="20"/>
+        <w:szCs w:val="20"/>
+      </w:rPr>
+    </w:r>
   </w:p>
   <w:p>
     <w:pPr>
@@ -8064,6 +9311,13 @@
         <w:szCs w:val="20"/>
       </w:rPr>
     </w:pPr>
+    <w:r>
+      <w:rPr>
+        <w:b/>
+        <w:sz w:val="20"/>
+        <w:szCs w:val="20"/>
+      </w:rPr>
+    </w:r>
     <w:r>
       <w:rPr>
         <w:b/>
@@ -8240,9 +9494,9 @@
     <w:lsdException w:name="Bibliography" w:uiPriority="37"/>
     <w:lsdException w:name="TOC Heading" w:uiPriority="39" w:qFormat="1"/>
   </w:latentStyles>
-  <w:style w:type="table" w:styleId="13">
+  <w:style w:type="table" w:styleId="1129">
     <w:name w:val="Table Grid Light"/>
-    <w:basedOn w:val="1086"/>
+    <w:basedOn w:val="1313"/>
     <w:uiPriority w:val="59"/>
     <w:pPr>
       <w:pBdr/>
@@ -8439,9 +9693,9 @@
       </w:tcPr>
     </w:tblStylePr>
   </w:style>
-  <w:style w:type="table" w:styleId="14">
+  <w:style w:type="table" w:styleId="1130">
     <w:name w:val="Plain Table 1"/>
-    <w:basedOn w:val="1086"/>
+    <w:basedOn w:val="1313"/>
     <w:uiPriority w:val="59"/>
     <w:pPr>
       <w:pBdr/>
@@ -8664,9 +9918,9 @@
       </w:tcPr>
     </w:tblStylePr>
   </w:style>
-  <w:style w:type="table" w:styleId="15">
+  <w:style w:type="table" w:styleId="1131">
     <w:name w:val="Plain Table 2"/>
-    <w:basedOn w:val="1086"/>
+    <w:basedOn w:val="1313"/>
     <w:uiPriority w:val="59"/>
     <w:pPr>
       <w:pBdr/>
@@ -8897,9 +10151,9 @@
       </w:tcPr>
     </w:tblStylePr>
   </w:style>
-  <w:style w:type="table" w:styleId="16">
+  <w:style w:type="table" w:styleId="1132">
     <w:name w:val="Plain Table 3"/>
-    <w:basedOn w:val="1086"/>
+    <w:basedOn w:val="1313"/>
     <w:uiPriority w:val="99"/>
     <w:pPr>
       <w:pBdr/>
@@ -9127,9 +10381,9 @@
       </w:tcPr>
     </w:tblStylePr>
   </w:style>
-  <w:style w:type="table" w:styleId="17">
+  <w:style w:type="table" w:styleId="1133">
     <w:name w:val="Plain Table 4"/>
-    <w:basedOn w:val="1086"/>
+    <w:basedOn w:val="1313"/>
     <w:uiPriority w:val="99"/>
     <w:pPr>
       <w:pBdr/>
@@ -9343,9 +10597,9 @@
       </w:tcPr>
     </w:tblStylePr>
   </w:style>
-  <w:style w:type="table" w:styleId="18">
+  <w:style w:type="table" w:styleId="1134">
     <w:name w:val="Plain Table 5"/>
-    <w:basedOn w:val="1086"/>
+    <w:basedOn w:val="1313"/>
     <w:uiPriority w:val="99"/>
     <w:pPr>
       <w:pBdr/>
@@ -9576,9 +10830,9 @@
       </w:tcPr>
     </w:tblStylePr>
   </w:style>
-  <w:style w:type="table" w:styleId="19">
+  <w:style w:type="table" w:styleId="1135">
     <w:name w:val="Grid Table 1 Light"/>
-    <w:basedOn w:val="1086"/>
+    <w:basedOn w:val="1313"/>
     <w:uiPriority w:val="99"/>
     <w:pPr>
       <w:pBdr/>
@@ -9799,9 +11053,9 @@
       </w:tcPr>
     </w:tblStylePr>
   </w:style>
-  <w:style w:type="table" w:styleId="20">
+  <w:style w:type="table" w:styleId="1136">
     <w:name w:val="Grid Table 1 Light - Accent 1"/>
-    <w:basedOn w:val="1086"/>
+    <w:basedOn w:val="1313"/>
     <w:uiPriority w:val="99"/>
     <w:pPr>
       <w:pBdr/>
@@ -10022,9 +11276,9 @@
       </w:tcPr>
     </w:tblStylePr>
   </w:style>
-  <w:style w:type="table" w:styleId="21">
+  <w:style w:type="table" w:styleId="1137">
     <w:name w:val="Grid Table 1 Light - Accent 2"/>
-    <w:basedOn w:val="1086"/>
+    <w:basedOn w:val="1313"/>
     <w:uiPriority w:val="99"/>
     <w:pPr>
       <w:pBdr/>
@@ -10245,9 +11499,9 @@
       </w:tcPr>
     </w:tblStylePr>
   </w:style>
-  <w:style w:type="table" w:styleId="22">
+  <w:style w:type="table" w:styleId="1138">
     <w:name w:val="Grid Table 1 Light - Accent 3"/>
-    <w:basedOn w:val="1086"/>
+    <w:basedOn w:val="1313"/>
     <w:uiPriority w:val="99"/>
     <w:pPr>
       <w:pBdr/>
@@ -10468,9 +11722,9 @@
       </w:tcPr>
     </w:tblStylePr>
   </w:style>
-  <w:style w:type="table" w:styleId="23">
+  <w:style w:type="table" w:styleId="1139">
     <w:name w:val="Grid Table 1 Light - Accent 4"/>
-    <w:basedOn w:val="1086"/>
+    <w:basedOn w:val="1313"/>
     <w:uiPriority w:val="99"/>
     <w:pPr>
       <w:pBdr/>
@@ -10691,9 +11945,9 @@
       </w:tcPr>
     </w:tblStylePr>
   </w:style>
-  <w:style w:type="table" w:styleId="24">
+  <w:style w:type="table" w:styleId="1140">
     <w:name w:val="Grid Table 1 Light - Accent 5"/>
-    <w:basedOn w:val="1086"/>
+    <w:basedOn w:val="1313"/>
     <w:uiPriority w:val="99"/>
     <w:pPr>
       <w:pBdr/>
@@ -10914,9 +12168,9 @@
       </w:tcPr>
     </w:tblStylePr>
   </w:style>
-  <w:style w:type="table" w:styleId="25">
+  <w:style w:type="table" w:styleId="1141">
     <w:name w:val="Grid Table 1 Light - Accent 6"/>
-    <w:basedOn w:val="1086"/>
+    <w:basedOn w:val="1313"/>
     <w:uiPriority w:val="99"/>
     <w:pPr>
       <w:pBdr/>
@@ -11137,9 +12391,9 @@
       </w:tcPr>
     </w:tblStylePr>
   </w:style>
-  <w:style w:type="table" w:styleId="26">
+  <w:style w:type="table" w:styleId="1142">
     <w:name w:val="Grid Table 2"/>
-    <w:basedOn w:val="1086"/>
+    <w:basedOn w:val="1313"/>
     <w:uiPriority w:val="99"/>
     <w:pPr>
       <w:pBdr/>
@@ -11369,9 +12623,9 @@
       </w:tcPr>
     </w:tblStylePr>
   </w:style>
-  <w:style w:type="table" w:styleId="27">
+  <w:style w:type="table" w:styleId="1143">
     <w:name w:val="Grid Table 2 - Accent 1"/>
-    <w:basedOn w:val="1086"/>
+    <w:basedOn w:val="1313"/>
     <w:uiPriority w:val="99"/>
     <w:pPr>
       <w:pBdr/>
@@ -11601,9 +12855,9 @@
       </w:tcPr>
     </w:tblStylePr>
   </w:style>
-  <w:style w:type="table" w:styleId="28">
+  <w:style w:type="table" w:styleId="1144">
     <w:name w:val="Grid Table 2 - Accent 2"/>
-    <w:basedOn w:val="1086"/>
+    <w:basedOn w:val="1313"/>
     <w:uiPriority w:val="99"/>
     <w:pPr>
       <w:pBdr/>
@@ -11833,9 +13087,9 @@
       </w:tcPr>
     </w:tblStylePr>
   </w:style>
-  <w:style w:type="table" w:styleId="29">
+  <w:style w:type="table" w:styleId="1145">
     <w:name w:val="Grid Table 2 - Accent 3"/>
-    <w:basedOn w:val="1086"/>
+    <w:basedOn w:val="1313"/>
     <w:uiPriority w:val="99"/>
     <w:pPr>
       <w:pBdr/>
@@ -12065,9 +13319,9 @@
       </w:tcPr>
     </w:tblStylePr>
   </w:style>
-  <w:style w:type="table" w:styleId="30">
+  <w:style w:type="table" w:styleId="1146">
     <w:name w:val="Grid Table 2 - Accent 4"/>
-    <w:basedOn w:val="1086"/>
+    <w:basedOn w:val="1313"/>
     <w:uiPriority w:val="99"/>
     <w:pPr>
       <w:pBdr/>
@@ -12297,9 +13551,9 @@
       </w:tcPr>
     </w:tblStylePr>
   </w:style>
-  <w:style w:type="table" w:styleId="31">
+  <w:style w:type="table" w:styleId="1147">
     <w:name w:val="Grid Table 2 - Accent 5"/>
-    <w:basedOn w:val="1086"/>
+    <w:basedOn w:val="1313"/>
     <w:uiPriority w:val="99"/>
     <w:pPr>
       <w:pBdr/>
@@ -12529,9 +13783,9 @@
       </w:tcPr>
     </w:tblStylePr>
   </w:style>
-  <w:style w:type="table" w:styleId="32">
+  <w:style w:type="table" w:styleId="1148">
     <w:name w:val="Grid Table 2 - Accent 6"/>
-    <w:basedOn w:val="1086"/>
+    <w:basedOn w:val="1313"/>
     <w:uiPriority w:val="99"/>
     <w:pPr>
       <w:pBdr/>
@@ -12761,9 +14015,9 @@
       </w:tcPr>
     </w:tblStylePr>
   </w:style>
-  <w:style w:type="table" w:styleId="33">
+  <w:style w:type="table" w:styleId="1149">
     <w:name w:val="Grid Table 3"/>
-    <w:basedOn w:val="1086"/>
+    <w:basedOn w:val="1313"/>
     <w:uiPriority w:val="99"/>
     <w:pPr>
       <w:pBdr/>
@@ -12862,29 +14116,6 @@
         <w:tblBorders/>
       </w:tblPr>
       <w:tcPr>
-        <w:shd w:color="ffffff"/>
-        <w:tcBorders>
-          <w:top w:val="none" w:color="000000" w:sz="4" w:space="0"/>
-          <w:left w:val="none" w:color="000000" w:sz="4" w:space="0"/>
-          <w:bottom w:val="none" w:color="000000" w:sz="4" w:space="0"/>
-          <w:right w:val="none" w:color="000000" w:sz="4" w:space="0"/>
-        </w:tcBorders>
-      </w:tcPr>
-    </w:tblStylePr>
-    <w:tblStylePr w:type="firstRow">
-      <w:rPr>
-        <w:b/>
-        <w:color w:val="404040"/>
-      </w:rPr>
-      <w:pPr>
-        <w:pBdr/>
-        <w:spacing/>
-        <w:ind/>
-      </w:pPr>
-      <w:tblPr>
-        <w:tblBorders/>
-      </w:tblPr>
-      <w:tcPr>
         <w:shd w:val="clear" w:color="ffffff"/>
         <w:tcBorders>
           <w:top w:val="none" w:color="000000" w:sz="4" w:space="0"/>
@@ -12894,30 +14125,7 @@
         </w:tcBorders>
       </w:tcPr>
     </w:tblStylePr>
-    <w:tblStylePr w:type="lastCol">
-      <w:rPr>
-        <w:i/>
-        <w:color w:val="404040"/>
-      </w:rPr>
-      <w:pPr>
-        <w:pBdr/>
-        <w:spacing/>
-        <w:ind/>
-      </w:pPr>
-      <w:tblPr>
-        <w:tblBorders/>
-      </w:tblPr>
-      <w:tcPr>
-        <w:shd w:color="ffffff"/>
-        <w:tcBorders>
-          <w:top w:val="none" w:color="000000" w:sz="4" w:space="0"/>
-          <w:left w:val="none" w:color="000000" w:sz="4" w:space="0"/>
-          <w:bottom w:val="none" w:color="000000" w:sz="4" w:space="0"/>
-          <w:right w:val="none" w:color="000000" w:sz="4" w:space="0"/>
-        </w:tcBorders>
-      </w:tcPr>
-    </w:tblStylePr>
-    <w:tblStylePr w:type="lastRow">
+    <w:tblStylePr w:type="firstRow">
       <w:rPr>
         <w:b/>
         <w:color w:val="404040"/>
@@ -12940,6 +14148,52 @@
         </w:tcBorders>
       </w:tcPr>
     </w:tblStylePr>
+    <w:tblStylePr w:type="lastCol">
+      <w:rPr>
+        <w:i/>
+        <w:color w:val="404040"/>
+      </w:rPr>
+      <w:pPr>
+        <w:pBdr/>
+        <w:spacing/>
+        <w:ind/>
+      </w:pPr>
+      <w:tblPr>
+        <w:tblBorders/>
+      </w:tblPr>
+      <w:tcPr>
+        <w:shd w:val="clear" w:color="ffffff"/>
+        <w:tcBorders>
+          <w:top w:val="none" w:color="000000" w:sz="4" w:space="0"/>
+          <w:left w:val="none" w:color="000000" w:sz="4" w:space="0"/>
+          <w:bottom w:val="none" w:color="000000" w:sz="4" w:space="0"/>
+          <w:right w:val="none" w:color="000000" w:sz="4" w:space="0"/>
+        </w:tcBorders>
+      </w:tcPr>
+    </w:tblStylePr>
+    <w:tblStylePr w:type="lastRow">
+      <w:rPr>
+        <w:b/>
+        <w:color w:val="404040"/>
+      </w:rPr>
+      <w:pPr>
+        <w:pBdr/>
+        <w:spacing/>
+        <w:ind/>
+      </w:pPr>
+      <w:tblPr>
+        <w:tblBorders/>
+      </w:tblPr>
+      <w:tcPr>
+        <w:shd w:val="clear" w:color="ffffff"/>
+        <w:tcBorders>
+          <w:top w:val="none" w:color="000000" w:sz="4" w:space="0"/>
+          <w:left w:val="none" w:color="000000" w:sz="4" w:space="0"/>
+          <w:bottom w:val="none" w:color="000000" w:sz="4" w:space="0"/>
+          <w:right w:val="none" w:color="000000" w:sz="4" w:space="0"/>
+        </w:tcBorders>
+      </w:tcPr>
+    </w:tblStylePr>
     <w:tblStylePr w:type="nwCell">
       <w:pPr>
         <w:pBdr/>
@@ -13006,9 +14260,9 @@
       </w:tcPr>
     </w:tblStylePr>
   </w:style>
-  <w:style w:type="table" w:styleId="34">
+  <w:style w:type="table" w:styleId="1150">
     <w:name w:val="Grid Table 3 - Accent 1"/>
-    <w:basedOn w:val="1086"/>
+    <w:basedOn w:val="1313"/>
     <w:uiPriority w:val="99"/>
     <w:pPr>
       <w:pBdr/>
@@ -13107,29 +14361,6 @@
         <w:tblBorders/>
       </w:tblPr>
       <w:tcPr>
-        <w:shd w:color="ffffff"/>
-        <w:tcBorders>
-          <w:top w:val="none" w:color="000000" w:sz="4" w:space="0"/>
-          <w:left w:val="none" w:color="000000" w:sz="4" w:space="0"/>
-          <w:bottom w:val="none" w:color="000000" w:sz="4" w:space="0"/>
-          <w:right w:val="none" w:color="000000" w:sz="4" w:space="0"/>
-        </w:tcBorders>
-      </w:tcPr>
-    </w:tblStylePr>
-    <w:tblStylePr w:type="firstRow">
-      <w:rPr>
-        <w:b/>
-        <w:color w:val="404040"/>
-      </w:rPr>
-      <w:pPr>
-        <w:pBdr/>
-        <w:spacing/>
-        <w:ind/>
-      </w:pPr>
-      <w:tblPr>
-        <w:tblBorders/>
-      </w:tblPr>
-      <w:tcPr>
         <w:shd w:val="clear" w:color="ffffff"/>
         <w:tcBorders>
           <w:top w:val="none" w:color="000000" w:sz="4" w:space="0"/>
@@ -13139,30 +14370,7 @@
         </w:tcBorders>
       </w:tcPr>
     </w:tblStylePr>
-    <w:tblStylePr w:type="lastCol">
-      <w:rPr>
-        <w:i/>
-        <w:color w:val="404040"/>
-      </w:rPr>
-      <w:pPr>
-        <w:pBdr/>
-        <w:spacing/>
-        <w:ind/>
-      </w:pPr>
-      <w:tblPr>
-        <w:tblBorders/>
-      </w:tblPr>
-      <w:tcPr>
-        <w:shd w:color="ffffff"/>
-        <w:tcBorders>
-          <w:top w:val="none" w:color="000000" w:sz="4" w:space="0"/>
-          <w:left w:val="none" w:color="000000" w:sz="4" w:space="0"/>
-          <w:bottom w:val="none" w:color="000000" w:sz="4" w:space="0"/>
-          <w:right w:val="none" w:color="000000" w:sz="4" w:space="0"/>
-        </w:tcBorders>
-      </w:tcPr>
-    </w:tblStylePr>
-    <w:tblStylePr w:type="lastRow">
+    <w:tblStylePr w:type="firstRow">
       <w:rPr>
         <w:b/>
         <w:color w:val="404040"/>
@@ -13185,6 +14393,52 @@
         </w:tcBorders>
       </w:tcPr>
     </w:tblStylePr>
+    <w:tblStylePr w:type="lastCol">
+      <w:rPr>
+        <w:i/>
+        <w:color w:val="404040"/>
+      </w:rPr>
+      <w:pPr>
+        <w:pBdr/>
+        <w:spacing/>
+        <w:ind/>
+      </w:pPr>
+      <w:tblPr>
+        <w:tblBorders/>
+      </w:tblPr>
+      <w:tcPr>
+        <w:shd w:val="clear" w:color="ffffff"/>
+        <w:tcBorders>
+          <w:top w:val="none" w:color="000000" w:sz="4" w:space="0"/>
+          <w:left w:val="none" w:color="000000" w:sz="4" w:space="0"/>
+          <w:bottom w:val="none" w:color="000000" w:sz="4" w:space="0"/>
+          <w:right w:val="none" w:color="000000" w:sz="4" w:space="0"/>
+        </w:tcBorders>
+      </w:tcPr>
+    </w:tblStylePr>
+    <w:tblStylePr w:type="lastRow">
+      <w:rPr>
+        <w:b/>
+        <w:color w:val="404040"/>
+      </w:rPr>
+      <w:pPr>
+        <w:pBdr/>
+        <w:spacing/>
+        <w:ind/>
+      </w:pPr>
+      <w:tblPr>
+        <w:tblBorders/>
+      </w:tblPr>
+      <w:tcPr>
+        <w:shd w:val="clear" w:color="ffffff"/>
+        <w:tcBorders>
+          <w:top w:val="none" w:color="000000" w:sz="4" w:space="0"/>
+          <w:left w:val="none" w:color="000000" w:sz="4" w:space="0"/>
+          <w:bottom w:val="none" w:color="000000" w:sz="4" w:space="0"/>
+          <w:right w:val="none" w:color="000000" w:sz="4" w:space="0"/>
+        </w:tcBorders>
+      </w:tcPr>
+    </w:tblStylePr>
     <w:tblStylePr w:type="nwCell">
       <w:pPr>
         <w:pBdr/>
@@ -13251,9 +14505,9 @@
       </w:tcPr>
     </w:tblStylePr>
   </w:style>
-  <w:style w:type="table" w:styleId="35">
+  <w:style w:type="table" w:styleId="1151">
     <w:name w:val="Grid Table 3 - Accent 2"/>
-    <w:basedOn w:val="1086"/>
+    <w:basedOn w:val="1313"/>
     <w:uiPriority w:val="99"/>
     <w:pPr>
       <w:pBdr/>
@@ -13352,29 +14606,6 @@
         <w:tblBorders/>
       </w:tblPr>
       <w:tcPr>
-        <w:shd w:color="ffffff"/>
-        <w:tcBorders>
-          <w:top w:val="none" w:color="000000" w:sz="4" w:space="0"/>
-          <w:left w:val="none" w:color="000000" w:sz="4" w:space="0"/>
-          <w:bottom w:val="none" w:color="000000" w:sz="4" w:space="0"/>
-          <w:right w:val="none" w:color="000000" w:sz="4" w:space="0"/>
-        </w:tcBorders>
-      </w:tcPr>
-    </w:tblStylePr>
-    <w:tblStylePr w:type="firstRow">
-      <w:rPr>
-        <w:b/>
-        <w:color w:val="404040"/>
-      </w:rPr>
-      <w:pPr>
-        <w:pBdr/>
-        <w:spacing/>
-        <w:ind/>
-      </w:pPr>
-      <w:tblPr>
-        <w:tblBorders/>
-      </w:tblPr>
-      <w:tcPr>
         <w:shd w:val="clear" w:color="ffffff"/>
         <w:tcBorders>
           <w:top w:val="none" w:color="000000" w:sz="4" w:space="0"/>
@@ -13384,30 +14615,7 @@
         </w:tcBorders>
       </w:tcPr>
     </w:tblStylePr>
-    <w:tblStylePr w:type="lastCol">
-      <w:rPr>
-        <w:i/>
-        <w:color w:val="404040"/>
-      </w:rPr>
-      <w:pPr>
-        <w:pBdr/>
-        <w:spacing/>
-        <w:ind/>
-      </w:pPr>
-      <w:tblPr>
-        <w:tblBorders/>
-      </w:tblPr>
-      <w:tcPr>
-        <w:shd w:color="ffffff"/>
-        <w:tcBorders>
-          <w:top w:val="none" w:color="000000" w:sz="4" w:space="0"/>
-          <w:left w:val="none" w:color="000000" w:sz="4" w:space="0"/>
-          <w:bottom w:val="none" w:color="000000" w:sz="4" w:space="0"/>
-          <w:right w:val="none" w:color="000000" w:sz="4" w:space="0"/>
-        </w:tcBorders>
-      </w:tcPr>
-    </w:tblStylePr>
-    <w:tblStylePr w:type="lastRow">
+    <w:tblStylePr w:type="firstRow">
       <w:rPr>
         <w:b/>
         <w:color w:val="404040"/>
@@ -13430,6 +14638,52 @@
         </w:tcBorders>
       </w:tcPr>
     </w:tblStylePr>
+    <w:tblStylePr w:type="lastCol">
+      <w:rPr>
+        <w:i/>
+        <w:color w:val="404040"/>
+      </w:rPr>
+      <w:pPr>
+        <w:pBdr/>
+        <w:spacing/>
+        <w:ind/>
+      </w:pPr>
+      <w:tblPr>
+        <w:tblBorders/>
+      </w:tblPr>
+      <w:tcPr>
+        <w:shd w:val="clear" w:color="ffffff"/>
+        <w:tcBorders>
+          <w:top w:val="none" w:color="000000" w:sz="4" w:space="0"/>
+          <w:left w:val="none" w:color="000000" w:sz="4" w:space="0"/>
+          <w:bottom w:val="none" w:color="000000" w:sz="4" w:space="0"/>
+          <w:right w:val="none" w:color="000000" w:sz="4" w:space="0"/>
+        </w:tcBorders>
+      </w:tcPr>
+    </w:tblStylePr>
+    <w:tblStylePr w:type="lastRow">
+      <w:rPr>
+        <w:b/>
+        <w:color w:val="404040"/>
+      </w:rPr>
+      <w:pPr>
+        <w:pBdr/>
+        <w:spacing/>
+        <w:ind/>
+      </w:pPr>
+      <w:tblPr>
+        <w:tblBorders/>
+      </w:tblPr>
+      <w:tcPr>
+        <w:shd w:val="clear" w:color="ffffff"/>
+        <w:tcBorders>
+          <w:top w:val="none" w:color="000000" w:sz="4" w:space="0"/>
+          <w:left w:val="none" w:color="000000" w:sz="4" w:space="0"/>
+          <w:bottom w:val="none" w:color="000000" w:sz="4" w:space="0"/>
+          <w:right w:val="none" w:color="000000" w:sz="4" w:space="0"/>
+        </w:tcBorders>
+      </w:tcPr>
+    </w:tblStylePr>
     <w:tblStylePr w:type="nwCell">
       <w:pPr>
         <w:pBdr/>
@@ -13496,9 +14750,9 @@
       </w:tcPr>
     </w:tblStylePr>
   </w:style>
-  <w:style w:type="table" w:styleId="36">
+  <w:style w:type="table" w:styleId="1152">
     <w:name w:val="Grid Table 3 - Accent 3"/>
-    <w:basedOn w:val="1086"/>
+    <w:basedOn w:val="1313"/>
     <w:uiPriority w:val="99"/>
     <w:pPr>
       <w:pBdr/>
@@ -13597,29 +14851,6 @@
         <w:tblBorders/>
       </w:tblPr>
       <w:tcPr>
-        <w:shd w:color="ffffff"/>
-        <w:tcBorders>
-          <w:top w:val="none" w:color="000000" w:sz="4" w:space="0"/>
-          <w:left w:val="none" w:color="000000" w:sz="4" w:space="0"/>
-          <w:bottom w:val="none" w:color="000000" w:sz="4" w:space="0"/>
-          <w:right w:val="none" w:color="000000" w:sz="4" w:space="0"/>
-        </w:tcBorders>
-      </w:tcPr>
-    </w:tblStylePr>
-    <w:tblStylePr w:type="firstRow">
-      <w:rPr>
-        <w:b/>
-        <w:color w:val="404040"/>
-      </w:rPr>
-      <w:pPr>
-        <w:pBdr/>
-        <w:spacing/>
-        <w:ind/>
-      </w:pPr>
-      <w:tblPr>
-        <w:tblBorders/>
-      </w:tblPr>
-      <w:tcPr>
         <w:shd w:val="clear" w:color="ffffff"/>
         <w:tcBorders>
           <w:top w:val="none" w:color="000000" w:sz="4" w:space="0"/>
@@ -13629,30 +14860,7 @@
         </w:tcBorders>
       </w:tcPr>
     </w:tblStylePr>
-    <w:tblStylePr w:type="lastCol">
-      <w:rPr>
-        <w:i/>
-        <w:color w:val="404040"/>
-      </w:rPr>
-      <w:pPr>
-        <w:pBdr/>
-        <w:spacing/>
-        <w:ind/>
-      </w:pPr>
-      <w:tblPr>
-        <w:tblBorders/>
-      </w:tblPr>
-      <w:tcPr>
-        <w:shd w:color="ffffff"/>
-        <w:tcBorders>
-          <w:top w:val="none" w:color="000000" w:sz="4" w:space="0"/>
-          <w:left w:val="none" w:color="000000" w:sz="4" w:space="0"/>
-          <w:bottom w:val="none" w:color="000000" w:sz="4" w:space="0"/>
-          <w:right w:val="none" w:color="000000" w:sz="4" w:space="0"/>
-        </w:tcBorders>
-      </w:tcPr>
-    </w:tblStylePr>
-    <w:tblStylePr w:type="lastRow">
+    <w:tblStylePr w:type="firstRow">
       <w:rPr>
         <w:b/>
         <w:color w:val="404040"/>
@@ -13675,6 +14883,52 @@
         </w:tcBorders>
       </w:tcPr>
     </w:tblStylePr>
+    <w:tblStylePr w:type="lastCol">
+      <w:rPr>
+        <w:i/>
+        <w:color w:val="404040"/>
+      </w:rPr>
+      <w:pPr>
+        <w:pBdr/>
+        <w:spacing/>
+        <w:ind/>
+      </w:pPr>
+      <w:tblPr>
+        <w:tblBorders/>
+      </w:tblPr>
+      <w:tcPr>
+        <w:shd w:val="clear" w:color="ffffff"/>
+        <w:tcBorders>
+          <w:top w:val="none" w:color="000000" w:sz="4" w:space="0"/>
+          <w:left w:val="none" w:color="000000" w:sz="4" w:space="0"/>
+          <w:bottom w:val="none" w:color="000000" w:sz="4" w:space="0"/>
+          <w:right w:val="none" w:color="000000" w:sz="4" w:space="0"/>
+        </w:tcBorders>
+      </w:tcPr>
+    </w:tblStylePr>
+    <w:tblStylePr w:type="lastRow">
+      <w:rPr>
+        <w:b/>
+        <w:color w:val="404040"/>
+      </w:rPr>
+      <w:pPr>
+        <w:pBdr/>
+        <w:spacing/>
+        <w:ind/>
+      </w:pPr>
+      <w:tblPr>
+        <w:tblBorders/>
+      </w:tblPr>
+      <w:tcPr>
+        <w:shd w:val="clear" w:color="ffffff"/>
+        <w:tcBorders>
+          <w:top w:val="none" w:color="000000" w:sz="4" w:space="0"/>
+          <w:left w:val="none" w:color="000000" w:sz="4" w:space="0"/>
+          <w:bottom w:val="none" w:color="000000" w:sz="4" w:space="0"/>
+          <w:right w:val="none" w:color="000000" w:sz="4" w:space="0"/>
+        </w:tcBorders>
+      </w:tcPr>
+    </w:tblStylePr>
     <w:tblStylePr w:type="nwCell">
       <w:pPr>
         <w:pBdr/>
@@ -13741,9 +14995,9 @@
       </w:tcPr>
     </w:tblStylePr>
   </w:style>
-  <w:style w:type="table" w:styleId="37">
+  <w:style w:type="table" w:styleId="1153">
     <w:name w:val="Grid Table 3 - Accent 4"/>
-    <w:basedOn w:val="1086"/>
+    <w:basedOn w:val="1313"/>
     <w:uiPriority w:val="99"/>
     <w:pPr>
       <w:pBdr/>
@@ -13842,29 +15096,6 @@
         <w:tblBorders/>
       </w:tblPr>
       <w:tcPr>
-        <w:shd w:color="ffffff"/>
-        <w:tcBorders>
-          <w:top w:val="none" w:color="000000" w:sz="4" w:space="0"/>
-          <w:left w:val="none" w:color="000000" w:sz="4" w:space="0"/>
-          <w:bottom w:val="none" w:color="000000" w:sz="4" w:space="0"/>
-          <w:right w:val="none" w:color="000000" w:sz="4" w:space="0"/>
-        </w:tcBorders>
-      </w:tcPr>
-    </w:tblStylePr>
-    <w:tblStylePr w:type="firstRow">
-      <w:rPr>
-        <w:b/>
-        <w:color w:val="404040"/>
-      </w:rPr>
-      <w:pPr>
-        <w:pBdr/>
-        <w:spacing/>
-        <w:ind/>
-      </w:pPr>
-      <w:tblPr>
-        <w:tblBorders/>
-      </w:tblPr>
-      <w:tcPr>
         <w:shd w:val="clear" w:color="ffffff"/>
         <w:tcBorders>
           <w:top w:val="none" w:color="000000" w:sz="4" w:space="0"/>
@@ -13874,30 +15105,7 @@
         </w:tcBorders>
       </w:tcPr>
     </w:tblStylePr>
-    <w:tblStylePr w:type="lastCol">
-      <w:rPr>
-        <w:i/>
-        <w:color w:val="404040"/>
-      </w:rPr>
-      <w:pPr>
-        <w:pBdr/>
-        <w:spacing/>
-        <w:ind/>
-      </w:pPr>
-      <w:tblPr>
-        <w:tblBorders/>
-      </w:tblPr>
-      <w:tcPr>
-        <w:shd w:color="ffffff"/>
-        <w:tcBorders>
-          <w:top w:val="none" w:color="000000" w:sz="4" w:space="0"/>
-          <w:left w:val="none" w:color="000000" w:sz="4" w:space="0"/>
-          <w:bottom w:val="none" w:color="000000" w:sz="4" w:space="0"/>
-          <w:right w:val="none" w:color="000000" w:sz="4" w:space="0"/>
-        </w:tcBorders>
-      </w:tcPr>
-    </w:tblStylePr>
-    <w:tblStylePr w:type="lastRow">
+    <w:tblStylePr w:type="firstRow">
       <w:rPr>
         <w:b/>
         <w:color w:val="404040"/>
@@ -13920,6 +15128,52 @@
         </w:tcBorders>
       </w:tcPr>
     </w:tblStylePr>
+    <w:tblStylePr w:type="lastCol">
+      <w:rPr>
+        <w:i/>
+        <w:color w:val="404040"/>
+      </w:rPr>
+      <w:pPr>
+        <w:pBdr/>
+        <w:spacing/>
+        <w:ind/>
+      </w:pPr>
+      <w:tblPr>
+        <w:tblBorders/>
+      </w:tblPr>
+      <w:tcPr>
+        <w:shd w:val="clear" w:color="ffffff"/>
+        <w:tcBorders>
+          <w:top w:val="none" w:color="000000" w:sz="4" w:space="0"/>
+          <w:left w:val="none" w:color="000000" w:sz="4" w:space="0"/>
+          <w:bottom w:val="none" w:color="000000" w:sz="4" w:space="0"/>
+          <w:right w:val="none" w:color="000000" w:sz="4" w:space="0"/>
+        </w:tcBorders>
+      </w:tcPr>
+    </w:tblStylePr>
+    <w:tblStylePr w:type="lastRow">
+      <w:rPr>
+        <w:b/>
+        <w:color w:val="404040"/>
+      </w:rPr>
+      <w:pPr>
+        <w:pBdr/>
+        <w:spacing/>
+        <w:ind/>
+      </w:pPr>
+      <w:tblPr>
+        <w:tblBorders/>
+      </w:tblPr>
+      <w:tcPr>
+        <w:shd w:val="clear" w:color="ffffff"/>
+        <w:tcBorders>
+          <w:top w:val="none" w:color="000000" w:sz="4" w:space="0"/>
+          <w:left w:val="none" w:color="000000" w:sz="4" w:space="0"/>
+          <w:bottom w:val="none" w:color="000000" w:sz="4" w:space="0"/>
+          <w:right w:val="none" w:color="000000" w:sz="4" w:space="0"/>
+        </w:tcBorders>
+      </w:tcPr>
+    </w:tblStylePr>
     <w:tblStylePr w:type="nwCell">
       <w:pPr>
         <w:pBdr/>
@@ -13986,9 +15240,9 @@
       </w:tcPr>
     </w:tblStylePr>
   </w:style>
-  <w:style w:type="table" w:styleId="38">
+  <w:style w:type="table" w:styleId="1154">
     <w:name w:val="Grid Table 3 - Accent 5"/>
-    <w:basedOn w:val="1086"/>
+    <w:basedOn w:val="1313"/>
     <w:uiPriority w:val="99"/>
     <w:pPr>
       <w:pBdr/>
@@ -14087,29 +15341,6 @@
         <w:tblBorders/>
       </w:tblPr>
       <w:tcPr>
-        <w:shd w:color="ffffff"/>
-        <w:tcBorders>
-          <w:top w:val="none" w:color="000000" w:sz="4" w:space="0"/>
-          <w:left w:val="none" w:color="000000" w:sz="4" w:space="0"/>
-          <w:bottom w:val="none" w:color="000000" w:sz="4" w:space="0"/>
-          <w:right w:val="none" w:color="000000" w:sz="4" w:space="0"/>
-        </w:tcBorders>
-      </w:tcPr>
-    </w:tblStylePr>
-    <w:tblStylePr w:type="firstRow">
-      <w:rPr>
-        <w:b/>
-        <w:color w:val="404040"/>
-      </w:rPr>
-      <w:pPr>
-        <w:pBdr/>
-        <w:spacing/>
-        <w:ind/>
-      </w:pPr>
-      <w:tblPr>
-        <w:tblBorders/>
-      </w:tblPr>
-      <w:tcPr>
         <w:shd w:val="clear" w:color="ffffff"/>
         <w:tcBorders>
           <w:top w:val="none" w:color="000000" w:sz="4" w:space="0"/>
@@ -14119,30 +15350,7 @@
         </w:tcBorders>
       </w:tcPr>
     </w:tblStylePr>
-    <w:tblStylePr w:type="lastCol">
-      <w:rPr>
-        <w:i/>
-        <w:color w:val="404040"/>
-      </w:rPr>
-      <w:pPr>
-        <w:pBdr/>
-        <w:spacing/>
-        <w:ind/>
-      </w:pPr>
-      <w:tblPr>
-        <w:tblBorders/>
-      </w:tblPr>
-      <w:tcPr>
-        <w:shd w:color="ffffff"/>
-        <w:tcBorders>
-          <w:top w:val="none" w:color="000000" w:sz="4" w:space="0"/>
-          <w:left w:val="none" w:color="000000" w:sz="4" w:space="0"/>
-          <w:bottom w:val="none" w:color="000000" w:sz="4" w:space="0"/>
-          <w:right w:val="none" w:color="000000" w:sz="4" w:space="0"/>
-        </w:tcBorders>
-      </w:tcPr>
-    </w:tblStylePr>
-    <w:tblStylePr w:type="lastRow">
+    <w:tblStylePr w:type="firstRow">
       <w:rPr>
         <w:b/>
         <w:color w:val="404040"/>
@@ -14165,6 +15373,52 @@
         </w:tcBorders>
       </w:tcPr>
     </w:tblStylePr>
+    <w:tblStylePr w:type="lastCol">
+      <w:rPr>
+        <w:i/>
+        <w:color w:val="404040"/>
+      </w:rPr>
+      <w:pPr>
+        <w:pBdr/>
+        <w:spacing/>
+        <w:ind/>
+      </w:pPr>
+      <w:tblPr>
+        <w:tblBorders/>
+      </w:tblPr>
+      <w:tcPr>
+        <w:shd w:val="clear" w:color="ffffff"/>
+        <w:tcBorders>
+          <w:top w:val="none" w:color="000000" w:sz="4" w:space="0"/>
+          <w:left w:val="none" w:color="000000" w:sz="4" w:space="0"/>
+          <w:bottom w:val="none" w:color="000000" w:sz="4" w:space="0"/>
+          <w:right w:val="none" w:color="000000" w:sz="4" w:space="0"/>
+        </w:tcBorders>
+      </w:tcPr>
+    </w:tblStylePr>
+    <w:tblStylePr w:type="lastRow">
+      <w:rPr>
+        <w:b/>
+        <w:color w:val="404040"/>
+      </w:rPr>
+      <w:pPr>
+        <w:pBdr/>
+        <w:spacing/>
+        <w:ind/>
+      </w:pPr>
+      <w:tblPr>
+        <w:tblBorders/>
+      </w:tblPr>
+      <w:tcPr>
+        <w:shd w:val="clear" w:color="ffffff"/>
+        <w:tcBorders>
+          <w:top w:val="none" w:color="000000" w:sz="4" w:space="0"/>
+          <w:left w:val="none" w:color="000000" w:sz="4" w:space="0"/>
+          <w:bottom w:val="none" w:color="000000" w:sz="4" w:space="0"/>
+          <w:right w:val="none" w:color="000000" w:sz="4" w:space="0"/>
+        </w:tcBorders>
+      </w:tcPr>
+    </w:tblStylePr>
     <w:tblStylePr w:type="nwCell">
       <w:pPr>
         <w:pBdr/>
@@ -14231,9 +15485,9 @@
       </w:tcPr>
     </w:tblStylePr>
   </w:style>
-  <w:style w:type="table" w:styleId="39">
+  <w:style w:type="table" w:styleId="1155">
     <w:name w:val="Grid Table 3 - Accent 6"/>
-    <w:basedOn w:val="1086"/>
+    <w:basedOn w:val="1313"/>
     <w:uiPriority w:val="99"/>
     <w:pPr>
       <w:pBdr/>
@@ -14332,29 +15586,6 @@
         <w:tblBorders/>
       </w:tblPr>
       <w:tcPr>
-        <w:shd w:color="ffffff"/>
-        <w:tcBorders>
-          <w:top w:val="none" w:color="000000" w:sz="4" w:space="0"/>
-          <w:left w:val="none" w:color="000000" w:sz="4" w:space="0"/>
-          <w:bottom w:val="none" w:color="000000" w:sz="4" w:space="0"/>
-          <w:right w:val="none" w:color="000000" w:sz="4" w:space="0"/>
-        </w:tcBorders>
-      </w:tcPr>
-    </w:tblStylePr>
-    <w:tblStylePr w:type="firstRow">
-      <w:rPr>
-        <w:b/>
-        <w:color w:val="404040"/>
-      </w:rPr>
-      <w:pPr>
-        <w:pBdr/>
-        <w:spacing/>
-        <w:ind/>
-      </w:pPr>
-      <w:tblPr>
-        <w:tblBorders/>
-      </w:tblPr>
-      <w:tcPr>
         <w:shd w:val="clear" w:color="ffffff"/>
         <w:tcBorders>
           <w:top w:val="none" w:color="000000" w:sz="4" w:space="0"/>
@@ -14364,30 +15595,7 @@
         </w:tcBorders>
       </w:tcPr>
     </w:tblStylePr>
-    <w:tblStylePr w:type="lastCol">
-      <w:rPr>
-        <w:i/>
-        <w:color w:val="404040"/>
-      </w:rPr>
-      <w:pPr>
-        <w:pBdr/>
-        <w:spacing/>
-        <w:ind/>
-      </w:pPr>
-      <w:tblPr>
-        <w:tblBorders/>
-      </w:tblPr>
-      <w:tcPr>
-        <w:shd w:color="ffffff"/>
-        <w:tcBorders>
-          <w:top w:val="none" w:color="000000" w:sz="4" w:space="0"/>
-          <w:left w:val="none" w:color="000000" w:sz="4" w:space="0"/>
-          <w:bottom w:val="none" w:color="000000" w:sz="4" w:space="0"/>
-          <w:right w:val="none" w:color="000000" w:sz="4" w:space="0"/>
-        </w:tcBorders>
-      </w:tcPr>
-    </w:tblStylePr>
-    <w:tblStylePr w:type="lastRow">
+    <w:tblStylePr w:type="firstRow">
       <w:rPr>
         <w:b/>
         <w:color w:val="404040"/>
@@ -14410,6 +15618,52 @@
         </w:tcBorders>
       </w:tcPr>
     </w:tblStylePr>
+    <w:tblStylePr w:type="lastCol">
+      <w:rPr>
+        <w:i/>
+        <w:color w:val="404040"/>
+      </w:rPr>
+      <w:pPr>
+        <w:pBdr/>
+        <w:spacing/>
+        <w:ind/>
+      </w:pPr>
+      <w:tblPr>
+        <w:tblBorders/>
+      </w:tblPr>
+      <w:tcPr>
+        <w:shd w:val="clear" w:color="ffffff"/>
+        <w:tcBorders>
+          <w:top w:val="none" w:color="000000" w:sz="4" w:space="0"/>
+          <w:left w:val="none" w:color="000000" w:sz="4" w:space="0"/>
+          <w:bottom w:val="none" w:color="000000" w:sz="4" w:space="0"/>
+          <w:right w:val="none" w:color="000000" w:sz="4" w:space="0"/>
+        </w:tcBorders>
+      </w:tcPr>
+    </w:tblStylePr>
+    <w:tblStylePr w:type="lastRow">
+      <w:rPr>
+        <w:b/>
+        <w:color w:val="404040"/>
+      </w:rPr>
+      <w:pPr>
+        <w:pBdr/>
+        <w:spacing/>
+        <w:ind/>
+      </w:pPr>
+      <w:tblPr>
+        <w:tblBorders/>
+      </w:tblPr>
+      <w:tcPr>
+        <w:shd w:val="clear" w:color="ffffff"/>
+        <w:tcBorders>
+          <w:top w:val="none" w:color="000000" w:sz="4" w:space="0"/>
+          <w:left w:val="none" w:color="000000" w:sz="4" w:space="0"/>
+          <w:bottom w:val="none" w:color="000000" w:sz="4" w:space="0"/>
+          <w:right w:val="none" w:color="000000" w:sz="4" w:space="0"/>
+        </w:tcBorders>
+      </w:tcPr>
+    </w:tblStylePr>
     <w:tblStylePr w:type="nwCell">
       <w:pPr>
         <w:pBdr/>
@@ -14476,9 +15730,9 @@
       </w:tcPr>
     </w:tblStylePr>
   </w:style>
-  <w:style w:type="table" w:styleId="40">
+  <w:style w:type="table" w:styleId="1156">
     <w:name w:val="Grid Table 4"/>
-    <w:basedOn w:val="1086"/>
+    <w:basedOn w:val="1313"/>
     <w:uiPriority w:val="59"/>
     <w:pPr>
       <w:pBdr/>
@@ -14709,9 +15963,9 @@
       </w:tcPr>
     </w:tblStylePr>
   </w:style>
-  <w:style w:type="table" w:styleId="41">
+  <w:style w:type="table" w:styleId="1157">
     <w:name w:val="Grid Table 4 - Accent 1"/>
-    <w:basedOn w:val="1086"/>
+    <w:basedOn w:val="1313"/>
     <w:uiPriority w:val="59"/>
     <w:pPr>
       <w:pBdr/>
@@ -14942,9 +16196,9 @@
       </w:tcPr>
     </w:tblStylePr>
   </w:style>
-  <w:style w:type="table" w:styleId="42">
+  <w:style w:type="table" w:styleId="1158">
     <w:name w:val="Grid Table 4 - Accent 2"/>
-    <w:basedOn w:val="1086"/>
+    <w:basedOn w:val="1313"/>
     <w:uiPriority w:val="59"/>
     <w:pPr>
       <w:pBdr/>
@@ -15175,9 +16429,9 @@
       </w:tcPr>
     </w:tblStylePr>
   </w:style>
-  <w:style w:type="table" w:styleId="43">
+  <w:style w:type="table" w:styleId="1159">
     <w:name w:val="Grid Table 4 - Accent 3"/>
-    <w:basedOn w:val="1086"/>
+    <w:basedOn w:val="1313"/>
     <w:uiPriority w:val="59"/>
     <w:pPr>
       <w:pBdr/>
@@ -15408,9 +16662,9 @@
       </w:tcPr>
     </w:tblStylePr>
   </w:style>
-  <w:style w:type="table" w:styleId="44">
+  <w:style w:type="table" w:styleId="1160">
     <w:name w:val="Grid Table 4 - Accent 4"/>
-    <w:basedOn w:val="1086"/>
+    <w:basedOn w:val="1313"/>
     <w:uiPriority w:val="59"/>
     <w:pPr>
       <w:pBdr/>
@@ -15641,9 +16895,9 @@
       </w:tcPr>
     </w:tblStylePr>
   </w:style>
-  <w:style w:type="table" w:styleId="45">
+  <w:style w:type="table" w:styleId="1161">
     <w:name w:val="Grid Table 4 - Accent 5"/>
-    <w:basedOn w:val="1086"/>
+    <w:basedOn w:val="1313"/>
     <w:uiPriority w:val="59"/>
     <w:pPr>
       <w:pBdr/>
@@ -15874,9 +17128,9 @@
       </w:tcPr>
     </w:tblStylePr>
   </w:style>
-  <w:style w:type="table" w:styleId="46">
+  <w:style w:type="table" w:styleId="1162">
     <w:name w:val="Grid Table 4 - Accent 6"/>
-    <w:basedOn w:val="1086"/>
+    <w:basedOn w:val="1313"/>
     <w:uiPriority w:val="59"/>
     <w:pPr>
       <w:pBdr/>
@@ -16107,9 +17361,9 @@
       </w:tcPr>
     </w:tblStylePr>
   </w:style>
-  <w:style w:type="table" w:styleId="47">
+  <w:style w:type="table" w:styleId="1163">
     <w:name w:val="Grid Table 5 Dark"/>
-    <w:basedOn w:val="1086"/>
+    <w:basedOn w:val="1313"/>
     <w:uiPriority w:val="99"/>
     <w:pPr>
       <w:pBdr/>
@@ -16335,9 +17589,9 @@
       </w:tcPr>
     </w:tblStylePr>
   </w:style>
-  <w:style w:type="table" w:styleId="48">
+  <w:style w:type="table" w:styleId="1164">
     <w:name w:val="Grid Table 5 Dark- Accent 1"/>
-    <w:basedOn w:val="1086"/>
+    <w:basedOn w:val="1313"/>
     <w:uiPriority w:val="99"/>
     <w:pPr>
       <w:pBdr/>
@@ -16563,9 +17817,9 @@
       </w:tcPr>
     </w:tblStylePr>
   </w:style>
-  <w:style w:type="table" w:styleId="49">
+  <w:style w:type="table" w:styleId="1165">
     <w:name w:val="Grid Table 5 Dark - Accent 2"/>
-    <w:basedOn w:val="1086"/>
+    <w:basedOn w:val="1313"/>
     <w:uiPriority w:val="99"/>
     <w:pPr>
       <w:pBdr/>
@@ -16791,9 +18045,9 @@
       </w:tcPr>
     </w:tblStylePr>
   </w:style>
-  <w:style w:type="table" w:styleId="50">
+  <w:style w:type="table" w:styleId="1166">
     <w:name w:val="Grid Table 5 Dark - Accent 3"/>
-    <w:basedOn w:val="1086"/>
+    <w:basedOn w:val="1313"/>
     <w:uiPriority w:val="99"/>
     <w:pPr>
       <w:pBdr/>
@@ -17019,9 +18273,9 @@
       </w:tcPr>
     </w:tblStylePr>
   </w:style>
-  <w:style w:type="table" w:styleId="51">
+  <w:style w:type="table" w:styleId="1167">
     <w:name w:val="Grid Table 5 Dark- Accent 4"/>
-    <w:basedOn w:val="1086"/>
+    <w:basedOn w:val="1313"/>
     <w:uiPriority w:val="99"/>
     <w:pPr>
       <w:pBdr/>
@@ -17247,9 +18501,9 @@
       </w:tcPr>
     </w:tblStylePr>
   </w:style>
-  <w:style w:type="table" w:styleId="52">
+  <w:style w:type="table" w:styleId="1168">
     <w:name w:val="Grid Table 5 Dark - Accent 5"/>
-    <w:basedOn w:val="1086"/>
+    <w:basedOn w:val="1313"/>
     <w:uiPriority w:val="99"/>
     <w:pPr>
       <w:pBdr/>
@@ -17475,9 +18729,9 @@
       </w:tcPr>
     </w:tblStylePr>
   </w:style>
-  <w:style w:type="table" w:styleId="53">
+  <w:style w:type="table" w:styleId="1169">
     <w:name w:val="Grid Table 5 Dark - Accent 6"/>
-    <w:basedOn w:val="1086"/>
+    <w:basedOn w:val="1313"/>
     <w:uiPriority w:val="99"/>
     <w:pPr>
       <w:pBdr/>
@@ -17703,9 +18957,9 @@
       </w:tcPr>
     </w:tblStylePr>
   </w:style>
-  <w:style w:type="table" w:styleId="54">
+  <w:style w:type="table" w:styleId="1170">
     <w:name w:val="Grid Table 6 Colorful"/>
-    <w:basedOn w:val="1086"/>
+    <w:basedOn w:val="1313"/>
     <w:uiPriority w:val="99"/>
     <w:pPr>
       <w:pBdr/>
@@ -17933,9 +19187,9 @@
       </w:tcPr>
     </w:tblStylePr>
   </w:style>
-  <w:style w:type="table" w:styleId="55">
+  <w:style w:type="table" w:styleId="1171">
     <w:name w:val="Grid Table 6 Colorful - Accent 1"/>
-    <w:basedOn w:val="1086"/>
+    <w:basedOn w:val="1313"/>
     <w:uiPriority w:val="99"/>
     <w:pPr>
       <w:pBdr/>
@@ -18163,9 +19417,9 @@
       </w:tcPr>
     </w:tblStylePr>
   </w:style>
-  <w:style w:type="table" w:styleId="56">
+  <w:style w:type="table" w:styleId="1172">
     <w:name w:val="Grid Table 6 Colorful - Accent 2"/>
-    <w:basedOn w:val="1086"/>
+    <w:basedOn w:val="1313"/>
     <w:uiPriority w:val="99"/>
     <w:pPr>
       <w:pBdr/>
@@ -18393,9 +19647,9 @@
       </w:tcPr>
     </w:tblStylePr>
   </w:style>
-  <w:style w:type="table" w:styleId="57">
+  <w:style w:type="table" w:styleId="1173">
     <w:name w:val="Grid Table 6 Colorful - Accent 3"/>
-    <w:basedOn w:val="1086"/>
+    <w:basedOn w:val="1313"/>
     <w:uiPriority w:val="99"/>
     <w:pPr>
       <w:pBdr/>
@@ -18623,9 +19877,9 @@
       </w:tcPr>
     </w:tblStylePr>
   </w:style>
-  <w:style w:type="table" w:styleId="58">
+  <w:style w:type="table" w:styleId="1174">
     <w:name w:val="Grid Table 6 Colorful - Accent 4"/>
-    <w:basedOn w:val="1086"/>
+    <w:basedOn w:val="1313"/>
     <w:uiPriority w:val="99"/>
     <w:pPr>
       <w:pBdr/>
@@ -18853,9 +20107,9 @@
       </w:tcPr>
     </w:tblStylePr>
   </w:style>
-  <w:style w:type="table" w:styleId="59">
+  <w:style w:type="table" w:styleId="1175">
     <w:name w:val="Grid Table 6 Colorful - Accent 5"/>
-    <w:basedOn w:val="1086"/>
+    <w:basedOn w:val="1313"/>
     <w:uiPriority w:val="99"/>
     <w:pPr>
       <w:pBdr/>
@@ -19083,9 +20337,9 @@
       </w:tcPr>
     </w:tblStylePr>
   </w:style>
-  <w:style w:type="table" w:styleId="60">
+  <w:style w:type="table" w:styleId="1176">
     <w:name w:val="Grid Table 6 Colorful - Accent 6"/>
-    <w:basedOn w:val="1086"/>
+    <w:basedOn w:val="1313"/>
     <w:uiPriority w:val="99"/>
     <w:pPr>
       <w:pBdr/>
@@ -19313,9 +20567,9 @@
       </w:tcPr>
     </w:tblStylePr>
   </w:style>
-  <w:style w:type="table" w:styleId="61">
+  <w:style w:type="table" w:styleId="1177">
     <w:name w:val="Grid Table 7 Colorful"/>
-    <w:basedOn w:val="1086"/>
+    <w:basedOn w:val="1313"/>
     <w:uiPriority w:val="99"/>
     <w:pPr>
       <w:pBdr/>
@@ -19417,11 +20671,11 @@
         <w:tblBorders/>
       </w:tblPr>
       <w:tcPr>
-        <w:shd w:color="ffffff"/>
+        <w:shd w:val="clear" w:color="ffffff"/>
         <w:tcBorders>
-          <w:top w:val="none"/>
-          <w:left w:val="none"/>
-          <w:bottom w:val="none"/>
+          <w:top w:val="none" w:color="000000" w:sz="4" w:space="0"/>
+          <w:left w:val="none" w:color="000000" w:sz="4" w:space="0"/>
+          <w:bottom w:val="none" w:color="000000" w:sz="4" w:space="0"/>
           <w:right w:val="single" w:color="000000" w:themeColor="text1" w:themeTint="80" w:sz="4" w:space="0"/>
         </w:tcBorders>
       </w:tcPr>
@@ -19444,10 +20698,10 @@
       <w:tcPr>
         <w:shd w:val="clear" w:color="ffffff" w:themeColor="light1" w:fill="ffffff" w:themeFill="light1"/>
         <w:tcBorders>
-          <w:top w:val="none"/>
-          <w:left w:val="none"/>
+          <w:top w:val="none" w:color="000000" w:sz="4" w:space="0"/>
+          <w:left w:val="none" w:color="000000" w:sz="4" w:space="0"/>
           <w:bottom w:val="single" w:color="000000" w:themeColor="text1" w:themeTint="80" w:sz="4" w:space="0"/>
-          <w:right w:val="none"/>
+          <w:right w:val="none" w:color="000000" w:sz="4" w:space="0"/>
         </w:tcBorders>
       </w:tcPr>
     </w:tblStylePr>
@@ -19467,12 +20721,12 @@
         <w:tblBorders/>
       </w:tblPr>
       <w:tcPr>
-        <w:shd w:color="ffffff"/>
+        <w:shd w:val="clear" w:color="ffffff"/>
         <w:tcBorders>
-          <w:top w:val="none"/>
+          <w:top w:val="none" w:color="000000" w:sz="4" w:space="0"/>
           <w:left w:val="single" w:color="000000" w:themeColor="text1" w:themeTint="80" w:sz="4" w:space="0"/>
-          <w:bottom w:val="none"/>
-          <w:right w:val="none"/>
+          <w:bottom w:val="none" w:color="000000" w:sz="4" w:space="0"/>
+          <w:right w:val="none" w:color="000000" w:sz="4" w:space="0"/>
         </w:tcBorders>
       </w:tcPr>
     </w:tblStylePr>
@@ -19495,9 +20749,9 @@
         <w:shd w:val="clear" w:color="ffffff" w:themeColor="light1" w:fill="ffffff" w:themeFill="light1"/>
         <w:tcBorders>
           <w:top w:val="single" w:color="000000" w:themeColor="text1" w:themeTint="80" w:sz="4" w:space="0"/>
-          <w:left w:val="none"/>
-          <w:bottom w:val="none"/>
-          <w:right w:val="none"/>
+          <w:left w:val="none" w:color="000000" w:sz="4" w:space="0"/>
+          <w:bottom w:val="none" w:color="000000" w:sz="4" w:space="0"/>
+          <w:right w:val="none" w:color="000000" w:sz="4" w:space="0"/>
         </w:tcBorders>
       </w:tcPr>
     </w:tblStylePr>
@@ -19567,9 +20821,9 @@
       </w:tcPr>
     </w:tblStylePr>
   </w:style>
-  <w:style w:type="table" w:styleId="62">
+  <w:style w:type="table" w:styleId="1178">
     <w:name w:val="Grid Table 7 Colorful - Accent 1"/>
-    <w:basedOn w:val="1086"/>
+    <w:basedOn w:val="1313"/>
     <w:uiPriority w:val="99"/>
     <w:pPr>
       <w:pBdr/>
@@ -19671,11 +20925,11 @@
         <w:tblBorders/>
       </w:tblPr>
       <w:tcPr>
-        <w:shd w:color="ffffff"/>
+        <w:shd w:val="clear" w:color="ffffff"/>
         <w:tcBorders>
-          <w:top w:val="none"/>
-          <w:left w:val="none"/>
-          <w:bottom w:val="none"/>
+          <w:top w:val="none" w:color="000000" w:sz="4" w:space="0"/>
+          <w:left w:val="none" w:color="000000" w:sz="4" w:space="0"/>
+          <w:bottom w:val="none" w:color="000000" w:sz="4" w:space="0"/>
           <w:right w:val="single" w:color="000000" w:themeColor="accent1" w:themeTint="80" w:sz="4" w:space="0"/>
         </w:tcBorders>
       </w:tcPr>
@@ -19698,10 +20952,10 @@
       <w:tcPr>
         <w:shd w:val="clear" w:color="ffffff" w:themeColor="light1" w:fill="ffffff" w:themeFill="light1"/>
         <w:tcBorders>
-          <w:top w:val="none"/>
-          <w:left w:val="none"/>
+          <w:top w:val="none" w:color="000000" w:sz="4" w:space="0"/>
+          <w:left w:val="none" w:color="000000" w:sz="4" w:space="0"/>
           <w:bottom w:val="single" w:color="000000" w:themeColor="accent1" w:themeTint="80" w:sz="4" w:space="0"/>
-          <w:right w:val="none"/>
+          <w:right w:val="none" w:color="000000" w:sz="4" w:space="0"/>
         </w:tcBorders>
       </w:tcPr>
     </w:tblStylePr>
@@ -19721,12 +20975,12 @@
         <w:tblBorders/>
       </w:tblPr>
       <w:tcPr>
-        <w:shd w:color="ffffff"/>
+        <w:shd w:val="clear" w:color="ffffff"/>
         <w:tcBorders>
-          <w:top w:val="none"/>
+          <w:top w:val="none" w:color="000000" w:sz="4" w:space="0"/>
           <w:left w:val="single" w:color="000000" w:themeColor="accent1" w:themeTint="80" w:sz="4" w:space="0"/>
-          <w:bottom w:val="none"/>
-          <w:right w:val="none"/>
+          <w:bottom w:val="none" w:color="000000" w:sz="4" w:space="0"/>
+          <w:right w:val="none" w:color="000000" w:sz="4" w:space="0"/>
         </w:tcBorders>
       </w:tcPr>
     </w:tblStylePr>
@@ -19749,9 +21003,9 @@
         <w:shd w:val="clear" w:color="ffffff" w:themeColor="light1" w:fill="ffffff" w:themeFill="light1"/>
         <w:tcBorders>
           <w:top w:val="single" w:color="000000" w:themeColor="accent1" w:themeTint="80" w:sz="4" w:space="0"/>
-          <w:left w:val="none"/>
-          <w:bottom w:val="none"/>
-          <w:right w:val="none"/>
+          <w:left w:val="none" w:color="000000" w:sz="4" w:space="0"/>
+          <w:bottom w:val="none" w:color="000000" w:sz="4" w:space="0"/>
+          <w:right w:val="none" w:color="000000" w:sz="4" w:space="0"/>
         </w:tcBorders>
       </w:tcPr>
     </w:tblStylePr>
@@ -19821,9 +21075,9 @@
       </w:tcPr>
     </w:tblStylePr>
   </w:style>
-  <w:style w:type="table" w:styleId="63">
+  <w:style w:type="table" w:styleId="1179">
     <w:name w:val="Grid Table 7 Colorful - Accent 2"/>
-    <w:basedOn w:val="1086"/>
+    <w:basedOn w:val="1313"/>
     <w:uiPriority w:val="99"/>
     <w:pPr>
       <w:pBdr/>
@@ -19925,11 +21179,11 @@
         <w:tblBorders/>
       </w:tblPr>
       <w:tcPr>
-        <w:shd w:color="ffffff"/>
+        <w:shd w:val="clear" w:color="ffffff"/>
         <w:tcBorders>
-          <w:top w:val="none"/>
-          <w:left w:val="none"/>
-          <w:bottom w:val="none"/>
+          <w:top w:val="none" w:color="000000" w:sz="4" w:space="0"/>
+          <w:left w:val="none" w:color="000000" w:sz="4" w:space="0"/>
+          <w:bottom w:val="none" w:color="000000" w:sz="4" w:space="0"/>
           <w:right w:val="single" w:color="000000" w:themeColor="accent2" w:themeTint="97" w:sz="4" w:space="0"/>
         </w:tcBorders>
       </w:tcPr>
@@ -19952,10 +21206,10 @@
       <w:tcPr>
         <w:shd w:val="clear" w:color="ffffff" w:themeColor="light1" w:fill="ffffff" w:themeFill="light1"/>
         <w:tcBorders>
-          <w:top w:val="none"/>
-          <w:left w:val="none"/>
+          <w:top w:val="none" w:color="000000" w:sz="4" w:space="0"/>
+          <w:left w:val="none" w:color="000000" w:sz="4" w:space="0"/>
           <w:bottom w:val="single" w:color="000000" w:themeColor="accent2" w:themeTint="97" w:sz="4" w:space="0"/>
-          <w:right w:val="none"/>
+          <w:right w:val="none" w:color="000000" w:sz="4" w:space="0"/>
         </w:tcBorders>
       </w:tcPr>
     </w:tblStylePr>
@@ -19975,12 +21229,12 @@
         <w:tblBorders/>
       </w:tblPr>
       <w:tcPr>
-        <w:shd w:color="ffffff"/>
+        <w:shd w:val="clear" w:color="ffffff"/>
         <w:tcBorders>
-          <w:top w:val="none"/>
+          <w:top w:val="none" w:color="000000" w:sz="4" w:space="0"/>
           <w:left w:val="single" w:color="000000" w:themeColor="accent2" w:themeTint="97" w:sz="4" w:space="0"/>
-          <w:bottom w:val="none"/>
-          <w:right w:val="none"/>
+          <w:bottom w:val="none" w:color="000000" w:sz="4" w:space="0"/>
+          <w:right w:val="none" w:color="000000" w:sz="4" w:space="0"/>
         </w:tcBorders>
       </w:tcPr>
     </w:tblStylePr>
@@ -20003,9 +21257,9 @@
         <w:shd w:val="clear" w:color="ffffff" w:themeColor="light1" w:fill="ffffff" w:themeFill="light1"/>
         <w:tcBorders>
           <w:top w:val="single" w:color="000000" w:themeColor="accent2" w:themeTint="97" w:sz="4" w:space="0"/>
-          <w:left w:val="none"/>
-          <w:bottom w:val="none"/>
-          <w:right w:val="none"/>
+          <w:left w:val="none" w:color="000000" w:sz="4" w:space="0"/>
+          <w:bottom w:val="none" w:color="000000" w:sz="4" w:space="0"/>
+          <w:right w:val="none" w:color="000000" w:sz="4" w:space="0"/>
         </w:tcBorders>
       </w:tcPr>
     </w:tblStylePr>
@@ -20075,9 +21329,9 @@
       </w:tcPr>
     </w:tblStylePr>
   </w:style>
-  <w:style w:type="table" w:styleId="64">
+  <w:style w:type="table" w:styleId="1180">
     <w:name w:val="Grid Table 7 Colorful - Accent 3"/>
-    <w:basedOn w:val="1086"/>
+    <w:basedOn w:val="1313"/>
     <w:uiPriority w:val="99"/>
     <w:pPr>
       <w:pBdr/>
@@ -20179,11 +21433,11 @@
         <w:tblBorders/>
       </w:tblPr>
       <w:tcPr>
-        <w:shd w:color="ffffff"/>
+        <w:shd w:val="clear" w:color="ffffff"/>
         <w:tcBorders>
-          <w:top w:val="none"/>
-          <w:left w:val="none"/>
-          <w:bottom w:val="none"/>
+          <w:top w:val="none" w:color="000000" w:sz="4" w:space="0"/>
+          <w:left w:val="none" w:color="000000" w:sz="4" w:space="0"/>
+          <w:bottom w:val="none" w:color="000000" w:sz="4" w:space="0"/>
           <w:right w:val="single" w:color="000000" w:themeColor="accent3" w:themeTint="FE" w:sz="4" w:space="0"/>
         </w:tcBorders>
       </w:tcPr>
@@ -20206,10 +21460,10 @@
       <w:tcPr>
         <w:shd w:val="clear" w:color="ffffff" w:themeColor="light1" w:fill="ffffff" w:themeFill="light1"/>
         <w:tcBorders>
-          <w:top w:val="none"/>
-          <w:left w:val="none"/>
+          <w:top w:val="none" w:color="000000" w:sz="4" w:space="0"/>
+          <w:left w:val="none" w:color="000000" w:sz="4" w:space="0"/>
           <w:bottom w:val="single" w:color="000000" w:themeColor="accent3" w:themeTint="FE" w:sz="4" w:space="0"/>
-          <w:right w:val="none"/>
+          <w:right w:val="none" w:color="000000" w:sz="4" w:space="0"/>
         </w:tcBorders>
       </w:tcPr>
     </w:tblStylePr>
@@ -20229,12 +21483,12 @@
         <w:tblBorders/>
       </w:tblPr>
       <w:tcPr>
-        <w:shd w:color="ffffff"/>
+        <w:shd w:val="clear" w:color="ffffff"/>
         <w:tcBorders>
-          <w:top w:val="none"/>
+          <w:top w:val="none" w:color="000000" w:sz="4" w:space="0"/>
           <w:left w:val="single" w:color="000000" w:themeColor="accent3" w:themeTint="FE" w:sz="4" w:space="0"/>
-          <w:bottom w:val="none"/>
-          <w:right w:val="none"/>
+          <w:bottom w:val="none" w:color="000000" w:sz="4" w:space="0"/>
+          <w:right w:val="none" w:color="000000" w:sz="4" w:space="0"/>
         </w:tcBorders>
       </w:tcPr>
     </w:tblStylePr>
@@ -20257,9 +21511,9 @@
         <w:shd w:val="clear" w:color="ffffff" w:themeColor="light1" w:fill="ffffff" w:themeFill="light1"/>
         <w:tcBorders>
           <w:top w:val="single" w:color="000000" w:themeColor="accent3" w:themeTint="FE" w:sz="4" w:space="0"/>
-          <w:left w:val="none"/>
-          <w:bottom w:val="none"/>
-          <w:right w:val="none"/>
+          <w:left w:val="none" w:color="000000" w:sz="4" w:space="0"/>
+          <w:bottom w:val="none" w:color="000000" w:sz="4" w:space="0"/>
+          <w:right w:val="none" w:color="000000" w:sz="4" w:space="0"/>
         </w:tcBorders>
       </w:tcPr>
     </w:tblStylePr>
@@ -20329,9 +21583,9 @@
       </w:tcPr>
     </w:tblStylePr>
   </w:style>
-  <w:style w:type="table" w:styleId="65">
+  <w:style w:type="table" w:styleId="1181">
     <w:name w:val="Grid Table 7 Colorful - Accent 4"/>
-    <w:basedOn w:val="1086"/>
+    <w:basedOn w:val="1313"/>
     <w:uiPriority w:val="99"/>
     <w:pPr>
       <w:pBdr/>
@@ -20433,11 +21687,11 @@
         <w:tblBorders/>
       </w:tblPr>
       <w:tcPr>
-        <w:shd w:color="ffffff"/>
+        <w:shd w:val="clear" w:color="ffffff"/>
         <w:tcBorders>
-          <w:top w:val="none"/>
-          <w:left w:val="none"/>
-          <w:bottom w:val="none"/>
+          <w:top w:val="none" w:color="000000" w:sz="4" w:space="0"/>
+          <w:left w:val="none" w:color="000000" w:sz="4" w:space="0"/>
+          <w:bottom w:val="none" w:color="000000" w:sz="4" w:space="0"/>
           <w:right w:val="single" w:color="000000" w:themeColor="accent4" w:themeTint="9A" w:sz="4" w:space="0"/>
         </w:tcBorders>
       </w:tcPr>
@@ -20460,10 +21714,10 @@
       <w:tcPr>
         <w:shd w:val="clear" w:color="ffffff" w:themeColor="light1" w:fill="ffffff" w:themeFill="light1"/>
         <w:tcBorders>
-          <w:top w:val="none"/>
-          <w:left w:val="none"/>
+          <w:top w:val="none" w:color="000000" w:sz="4" w:space="0"/>
+          <w:left w:val="none" w:color="000000" w:sz="4" w:space="0"/>
           <w:bottom w:val="single" w:color="000000" w:themeColor="accent4" w:themeTint="9A" w:sz="4" w:space="0"/>
-          <w:right w:val="none"/>
+          <w:right w:val="none" w:color="000000" w:sz="4" w:space="0"/>
         </w:tcBorders>
       </w:tcPr>
     </w:tblStylePr>
@@ -20483,12 +21737,12 @@
         <w:tblBorders/>
       </w:tblPr>
       <w:tcPr>
-        <w:shd w:color="ffffff"/>
+        <w:shd w:val="clear" w:color="ffffff"/>
         <w:tcBorders>
-          <w:top w:val="none"/>
+          <w:top w:val="none" w:color="000000" w:sz="4" w:space="0"/>
           <w:left w:val="single" w:color="000000" w:themeColor="accent4" w:themeTint="9A" w:sz="4" w:space="0"/>
-          <w:bottom w:val="none"/>
-          <w:right w:val="none"/>
+          <w:bottom w:val="none" w:color="000000" w:sz="4" w:space="0"/>
+          <w:right w:val="none" w:color="000000" w:sz="4" w:space="0"/>
         </w:tcBorders>
       </w:tcPr>
     </w:tblStylePr>
@@ -20511,9 +21765,9 @@
         <w:shd w:val="clear" w:color="ffffff" w:themeColor="light1" w:fill="ffffff" w:themeFill="light1"/>
         <w:tcBorders>
           <w:top w:val="single" w:color="000000" w:themeColor="accent4" w:themeTint="9A" w:sz="4" w:space="0"/>
-          <w:left w:val="none"/>
-          <w:bottom w:val="none"/>
-          <w:right w:val="none"/>
+          <w:left w:val="none" w:color="000000" w:sz="4" w:space="0"/>
+          <w:bottom w:val="none" w:color="000000" w:sz="4" w:space="0"/>
+          <w:right w:val="none" w:color="000000" w:sz="4" w:space="0"/>
         </w:tcBorders>
       </w:tcPr>
     </w:tblStylePr>
@@ -20583,9 +21837,9 @@
       </w:tcPr>
     </w:tblStylePr>
   </w:style>
-  <w:style w:type="table" w:styleId="66">
+  <w:style w:type="table" w:styleId="1182">
     <w:name w:val="Grid Table 7 Colorful - Accent 5"/>
-    <w:basedOn w:val="1086"/>
+    <w:basedOn w:val="1313"/>
     <w:uiPriority w:val="99"/>
     <w:pPr>
       <w:pBdr/>
@@ -20687,11 +21941,11 @@
         <w:tblBorders/>
       </w:tblPr>
       <w:tcPr>
-        <w:shd w:color="ffffff"/>
+        <w:shd w:val="clear" w:color="ffffff"/>
         <w:tcBorders>
-          <w:top w:val="none"/>
-          <w:left w:val="none"/>
-          <w:bottom w:val="none"/>
+          <w:top w:val="none" w:color="000000" w:sz="4" w:space="0"/>
+          <w:left w:val="none" w:color="000000" w:sz="4" w:space="0"/>
+          <w:bottom w:val="none" w:color="000000" w:sz="4" w:space="0"/>
           <w:right w:val="single" w:color="000000" w:themeColor="accent5" w:themeTint="90" w:sz="4" w:space="0"/>
         </w:tcBorders>
       </w:tcPr>
@@ -20714,10 +21968,10 @@
       <w:tcPr>
         <w:shd w:val="clear" w:color="ffffff" w:themeColor="light1" w:fill="ffffff" w:themeFill="light1"/>
         <w:tcBorders>
-          <w:top w:val="none"/>
-          <w:left w:val="none"/>
+          <w:top w:val="none" w:color="000000" w:sz="4" w:space="0"/>
+          <w:left w:val="none" w:color="000000" w:sz="4" w:space="0"/>
           <w:bottom w:val="single" w:color="000000" w:themeColor="accent5" w:themeTint="90" w:sz="4" w:space="0"/>
-          <w:right w:val="none"/>
+          <w:right w:val="none" w:color="000000" w:sz="4" w:space="0"/>
         </w:tcBorders>
       </w:tcPr>
     </w:tblStylePr>
@@ -20737,12 +21991,12 @@
         <w:tblBorders/>
       </w:tblPr>
       <w:tcPr>
-        <w:shd w:color="ffffff"/>
+        <w:shd w:val="clear" w:color="ffffff"/>
         <w:tcBorders>
-          <w:top w:val="none"/>
+          <w:top w:val="none" w:color="000000" w:sz="4" w:space="0"/>
           <w:left w:val="single" w:color="000000" w:themeColor="accent5" w:themeTint="90" w:sz="4" w:space="0"/>
-          <w:bottom w:val="none"/>
-          <w:right w:val="none"/>
+          <w:bottom w:val="none" w:color="000000" w:sz="4" w:space="0"/>
+          <w:right w:val="none" w:color="000000" w:sz="4" w:space="0"/>
         </w:tcBorders>
       </w:tcPr>
     </w:tblStylePr>
@@ -20765,9 +22019,9 @@
         <w:shd w:val="clear" w:color="ffffff" w:themeColor="light1" w:fill="ffffff" w:themeFill="light1"/>
         <w:tcBorders>
           <w:top w:val="single" w:color="000000" w:themeColor="accent5" w:themeTint="90" w:sz="4" w:space="0"/>
-          <w:left w:val="none"/>
-          <w:bottom w:val="none"/>
-          <w:right w:val="none"/>
+          <w:left w:val="none" w:color="000000" w:sz="4" w:space="0"/>
+          <w:bottom w:val="none" w:color="000000" w:sz="4" w:space="0"/>
+          <w:right w:val="none" w:color="000000" w:sz="4" w:space="0"/>
         </w:tcBorders>
       </w:tcPr>
     </w:tblStylePr>
@@ -20837,9 +22091,9 @@
       </w:tcPr>
     </w:tblStylePr>
   </w:style>
-  <w:style w:type="table" w:styleId="67">
+  <w:style w:type="table" w:styleId="1183">
     <w:name w:val="Grid Table 7 Colorful - Accent 6"/>
-    <w:basedOn w:val="1086"/>
+    <w:basedOn w:val="1313"/>
     <w:uiPriority w:val="99"/>
     <w:pPr>
       <w:pBdr/>
@@ -20941,11 +22195,11 @@
         <w:tblBorders/>
       </w:tblPr>
       <w:tcPr>
-        <w:shd w:color="ffffff"/>
+        <w:shd w:val="clear" w:color="ffffff"/>
         <w:tcBorders>
-          <w:top w:val="none"/>
-          <w:left w:val="none"/>
-          <w:bottom w:val="none"/>
+          <w:top w:val="none" w:color="000000" w:sz="4" w:space="0"/>
+          <w:left w:val="none" w:color="000000" w:sz="4" w:space="0"/>
+          <w:bottom w:val="none" w:color="000000" w:sz="4" w:space="0"/>
           <w:right w:val="single" w:color="000000" w:themeColor="accent6" w:themeTint="90" w:sz="4" w:space="0"/>
         </w:tcBorders>
       </w:tcPr>
@@ -20968,10 +22222,10 @@
       <w:tcPr>
         <w:shd w:val="clear" w:color="ffffff" w:themeColor="light1" w:fill="ffffff" w:themeFill="light1"/>
         <w:tcBorders>
-          <w:top w:val="none"/>
-          <w:left w:val="none"/>
+          <w:top w:val="none" w:color="000000" w:sz="4" w:space="0"/>
+          <w:left w:val="none" w:color="000000" w:sz="4" w:space="0"/>
           <w:bottom w:val="single" w:color="000000" w:themeColor="accent6" w:themeTint="90" w:sz="4" w:space="0"/>
-          <w:right w:val="none"/>
+          <w:right w:val="none" w:color="000000" w:sz="4" w:space="0"/>
         </w:tcBorders>
       </w:tcPr>
     </w:tblStylePr>
@@ -20991,12 +22245,12 @@
         <w:tblBorders/>
       </w:tblPr>
       <w:tcPr>
-        <w:shd w:color="ffffff"/>
+        <w:shd w:val="clear" w:color="ffffff"/>
         <w:tcBorders>
-          <w:top w:val="none"/>
+          <w:top w:val="none" w:color="000000" w:sz="4" w:space="0"/>
           <w:left w:val="single" w:color="000000" w:themeColor="accent6" w:themeTint="90" w:sz="4" w:space="0"/>
-          <w:bottom w:val="none"/>
-          <w:right w:val="none"/>
+          <w:bottom w:val="none" w:color="000000" w:sz="4" w:space="0"/>
+          <w:right w:val="none" w:color="000000" w:sz="4" w:space="0"/>
         </w:tcBorders>
       </w:tcPr>
     </w:tblStylePr>
@@ -21019,9 +22273,9 @@
         <w:shd w:val="clear" w:color="ffffff" w:themeColor="light1" w:fill="ffffff" w:themeFill="light1"/>
         <w:tcBorders>
           <w:top w:val="single" w:color="000000" w:themeColor="accent6" w:themeTint="90" w:sz="4" w:space="0"/>
-          <w:left w:val="none"/>
-          <w:bottom w:val="none"/>
-          <w:right w:val="none"/>
+          <w:left w:val="none" w:color="000000" w:sz="4" w:space="0"/>
+          <w:bottom w:val="none" w:color="000000" w:sz="4" w:space="0"/>
+          <w:right w:val="none" w:color="000000" w:sz="4" w:space="0"/>
         </w:tcBorders>
       </w:tcPr>
     </w:tblStylePr>
@@ -21091,9 +22345,9 @@
       </w:tcPr>
     </w:tblStylePr>
   </w:style>
-  <w:style w:type="table" w:styleId="68">
+  <w:style w:type="table" w:styleId="1184">
     <w:name w:val="List Table 1 Light"/>
-    <w:basedOn w:val="1086"/>
+    <w:basedOn w:val="1313"/>
     <w:uiPriority w:val="99"/>
     <w:pPr>
       <w:pBdr/>
@@ -21307,9 +22561,9 @@
       </w:tcPr>
     </w:tblStylePr>
   </w:style>
-  <w:style w:type="table" w:styleId="69">
+  <w:style w:type="table" w:styleId="1185">
     <w:name w:val="List Table 1 Light - Accent 1"/>
-    <w:basedOn w:val="1086"/>
+    <w:basedOn w:val="1313"/>
     <w:uiPriority w:val="99"/>
     <w:pPr>
       <w:pBdr/>
@@ -21523,9 +22777,9 @@
       </w:tcPr>
     </w:tblStylePr>
   </w:style>
-  <w:style w:type="table" w:styleId="70">
+  <w:style w:type="table" w:styleId="1186">
     <w:name w:val="List Table 1 Light - Accent 2"/>
-    <w:basedOn w:val="1086"/>
+    <w:basedOn w:val="1313"/>
     <w:uiPriority w:val="99"/>
     <w:pPr>
       <w:pBdr/>
@@ -21739,9 +22993,9 @@
       </w:tcPr>
     </w:tblStylePr>
   </w:style>
-  <w:style w:type="table" w:styleId="71">
+  <w:style w:type="table" w:styleId="1187">
     <w:name w:val="List Table 1 Light - Accent 3"/>
-    <w:basedOn w:val="1086"/>
+    <w:basedOn w:val="1313"/>
     <w:uiPriority w:val="99"/>
     <w:pPr>
       <w:pBdr/>
@@ -21955,9 +23209,9 @@
       </w:tcPr>
     </w:tblStylePr>
   </w:style>
-  <w:style w:type="table" w:styleId="72">
+  <w:style w:type="table" w:styleId="1188">
     <w:name w:val="List Table 1 Light - Accent 4"/>
-    <w:basedOn w:val="1086"/>
+    <w:basedOn w:val="1313"/>
     <w:uiPriority w:val="99"/>
     <w:pPr>
       <w:pBdr/>
@@ -22171,9 +23425,9 @@
       </w:tcPr>
     </w:tblStylePr>
   </w:style>
-  <w:style w:type="table" w:styleId="73">
+  <w:style w:type="table" w:styleId="1189">
     <w:name w:val="List Table 1 Light - Accent 5"/>
-    <w:basedOn w:val="1086"/>
+    <w:basedOn w:val="1313"/>
     <w:uiPriority w:val="99"/>
     <w:pPr>
       <w:pBdr/>
@@ -22387,9 +23641,9 @@
       </w:tcPr>
     </w:tblStylePr>
   </w:style>
-  <w:style w:type="table" w:styleId="74">
+  <w:style w:type="table" w:styleId="1190">
     <w:name w:val="List Table 1 Light - Accent 6"/>
-    <w:basedOn w:val="1086"/>
+    <w:basedOn w:val="1313"/>
     <w:uiPriority w:val="99"/>
     <w:pPr>
       <w:pBdr/>
@@ -22603,9 +23857,9 @@
       </w:tcPr>
     </w:tblStylePr>
   </w:style>
-  <w:style w:type="table" w:styleId="75">
+  <w:style w:type="table" w:styleId="1191">
     <w:name w:val="List Table 2"/>
-    <w:basedOn w:val="1086"/>
+    <w:basedOn w:val="1313"/>
     <w:uiPriority w:val="99"/>
     <w:pPr>
       <w:pBdr/>
@@ -22841,9 +24095,9 @@
       </w:tcPr>
     </w:tblStylePr>
   </w:style>
-  <w:style w:type="table" w:styleId="76">
+  <w:style w:type="table" w:styleId="1192">
     <w:name w:val="List Table 2 - Accent 1"/>
-    <w:basedOn w:val="1086"/>
+    <w:basedOn w:val="1313"/>
     <w:uiPriority w:val="99"/>
     <w:pPr>
       <w:pBdr/>
@@ -23079,9 +24333,9 @@
       </w:tcPr>
     </w:tblStylePr>
   </w:style>
-  <w:style w:type="table" w:styleId="77">
+  <w:style w:type="table" w:styleId="1193">
     <w:name w:val="List Table 2 - Accent 2"/>
-    <w:basedOn w:val="1086"/>
+    <w:basedOn w:val="1313"/>
     <w:uiPriority w:val="99"/>
     <w:pPr>
       <w:pBdr/>
@@ -23317,9 +24571,9 @@
       </w:tcPr>
     </w:tblStylePr>
   </w:style>
-  <w:style w:type="table" w:styleId="78">
+  <w:style w:type="table" w:styleId="1194">
     <w:name w:val="List Table 2 - Accent 3"/>
-    <w:basedOn w:val="1086"/>
+    <w:basedOn w:val="1313"/>
     <w:uiPriority w:val="99"/>
     <w:pPr>
       <w:pBdr/>
@@ -23555,9 +24809,9 @@
       </w:tcPr>
     </w:tblStylePr>
   </w:style>
-  <w:style w:type="table" w:styleId="79">
+  <w:style w:type="table" w:styleId="1195">
     <w:name w:val="List Table 2 - Accent 4"/>
-    <w:basedOn w:val="1086"/>
+    <w:basedOn w:val="1313"/>
     <w:uiPriority w:val="99"/>
     <w:pPr>
       <w:pBdr/>
@@ -23793,9 +25047,9 @@
       </w:tcPr>
     </w:tblStylePr>
   </w:style>
-  <w:style w:type="table" w:styleId="80">
+  <w:style w:type="table" w:styleId="1196">
     <w:name w:val="List Table 2 - Accent 5"/>
-    <w:basedOn w:val="1086"/>
+    <w:basedOn w:val="1313"/>
     <w:uiPriority w:val="99"/>
     <w:pPr>
       <w:pBdr/>
@@ -24031,9 +25285,9 @@
       </w:tcPr>
     </w:tblStylePr>
   </w:style>
-  <w:style w:type="table" w:styleId="81">
+  <w:style w:type="table" w:styleId="1197">
     <w:name w:val="List Table 2 - Accent 6"/>
-    <w:basedOn w:val="1086"/>
+    <w:basedOn w:val="1313"/>
     <w:uiPriority w:val="99"/>
     <w:pPr>
       <w:pBdr/>
@@ -24269,9 +25523,9 @@
       </w:tcPr>
     </w:tblStylePr>
   </w:style>
-  <w:style w:type="table" w:styleId="82">
+  <w:style w:type="table" w:styleId="1198">
     <w:name w:val="List Table 3"/>
-    <w:basedOn w:val="1086"/>
+    <w:basedOn w:val="1313"/>
     <w:uiPriority w:val="99"/>
     <w:pPr>
       <w:pBdr/>
@@ -24497,9 +25751,9 @@
       </w:tcPr>
     </w:tblStylePr>
   </w:style>
-  <w:style w:type="table" w:styleId="83">
+  <w:style w:type="table" w:styleId="1199">
     <w:name w:val="List Table 3 - Accent 1"/>
-    <w:basedOn w:val="1086"/>
+    <w:basedOn w:val="1313"/>
     <w:uiPriority w:val="99"/>
     <w:pPr>
       <w:pBdr/>
@@ -24725,9 +25979,9 @@
       </w:tcPr>
     </w:tblStylePr>
   </w:style>
-  <w:style w:type="table" w:styleId="84">
+  <w:style w:type="table" w:styleId="1200">
     <w:name w:val="List Table 3 - Accent 2"/>
-    <w:basedOn w:val="1086"/>
+    <w:basedOn w:val="1313"/>
     <w:uiPriority w:val="99"/>
     <w:pPr>
       <w:pBdr/>
@@ -24953,9 +26207,9 @@
       </w:tcPr>
     </w:tblStylePr>
   </w:style>
-  <w:style w:type="table" w:styleId="85">
+  <w:style w:type="table" w:styleId="1201">
     <w:name w:val="List Table 3 - Accent 3"/>
-    <w:basedOn w:val="1086"/>
+    <w:basedOn w:val="1313"/>
     <w:uiPriority w:val="99"/>
     <w:pPr>
       <w:pBdr/>
@@ -25181,9 +26435,9 @@
       </w:tcPr>
     </w:tblStylePr>
   </w:style>
-  <w:style w:type="table" w:styleId="86">
+  <w:style w:type="table" w:styleId="1202">
     <w:name w:val="List Table 3 - Accent 4"/>
-    <w:basedOn w:val="1086"/>
+    <w:basedOn w:val="1313"/>
     <w:uiPriority w:val="99"/>
     <w:pPr>
       <w:pBdr/>
@@ -25409,9 +26663,9 @@
       </w:tcPr>
     </w:tblStylePr>
   </w:style>
-  <w:style w:type="table" w:styleId="87">
+  <w:style w:type="table" w:styleId="1203">
     <w:name w:val="List Table 3 - Accent 5"/>
-    <w:basedOn w:val="1086"/>
+    <w:basedOn w:val="1313"/>
     <w:uiPriority w:val="99"/>
     <w:pPr>
       <w:pBdr/>
@@ -25637,9 +26891,9 @@
       </w:tcPr>
     </w:tblStylePr>
   </w:style>
-  <w:style w:type="table" w:styleId="88">
+  <w:style w:type="table" w:styleId="1204">
     <w:name w:val="List Table 3 - Accent 6"/>
-    <w:basedOn w:val="1086"/>
+    <w:basedOn w:val="1313"/>
     <w:uiPriority w:val="99"/>
     <w:pPr>
       <w:pBdr/>
@@ -25865,9 +27119,9 @@
       </w:tcPr>
     </w:tblStylePr>
   </w:style>
-  <w:style w:type="table" w:styleId="89">
+  <w:style w:type="table" w:styleId="1205">
     <w:name w:val="List Table 4"/>
-    <w:basedOn w:val="1086"/>
+    <w:basedOn w:val="1313"/>
     <w:uiPriority w:val="99"/>
     <w:pPr>
       <w:pBdr/>
@@ -26090,9 +27344,9 @@
       </w:tcPr>
     </w:tblStylePr>
   </w:style>
-  <w:style w:type="table" w:styleId="90">
+  <w:style w:type="table" w:styleId="1206">
     <w:name w:val="List Table 4 - Accent 1"/>
-    <w:basedOn w:val="1086"/>
+    <w:basedOn w:val="1313"/>
     <w:uiPriority w:val="99"/>
     <w:pPr>
       <w:pBdr/>
@@ -26315,9 +27569,9 @@
       </w:tcPr>
     </w:tblStylePr>
   </w:style>
-  <w:style w:type="table" w:styleId="91">
+  <w:style w:type="table" w:styleId="1207">
     <w:name w:val="List Table 4 - Accent 2"/>
-    <w:basedOn w:val="1086"/>
+    <w:basedOn w:val="1313"/>
     <w:uiPriority w:val="99"/>
     <w:pPr>
       <w:pBdr/>
@@ -26540,9 +27794,9 @@
       </w:tcPr>
     </w:tblStylePr>
   </w:style>
-  <w:style w:type="table" w:styleId="92">
+  <w:style w:type="table" w:styleId="1208">
     <w:name w:val="List Table 4 - Accent 3"/>
-    <w:basedOn w:val="1086"/>
+    <w:basedOn w:val="1313"/>
     <w:uiPriority w:val="99"/>
     <w:pPr>
       <w:pBdr/>
@@ -26765,9 +28019,9 @@
       </w:tcPr>
     </w:tblStylePr>
   </w:style>
-  <w:style w:type="table" w:styleId="93">
+  <w:style w:type="table" w:styleId="1209">
     <w:name w:val="List Table 4 - Accent 4"/>
-    <w:basedOn w:val="1086"/>
+    <w:basedOn w:val="1313"/>
     <w:uiPriority w:val="99"/>
     <w:pPr>
       <w:pBdr/>
@@ -26990,9 +28244,9 @@
       </w:tcPr>
     </w:tblStylePr>
   </w:style>
-  <w:style w:type="table" w:styleId="94">
+  <w:style w:type="table" w:styleId="1210">
     <w:name w:val="List Table 4 - Accent 5"/>
-    <w:basedOn w:val="1086"/>
+    <w:basedOn w:val="1313"/>
     <w:uiPriority w:val="99"/>
     <w:pPr>
       <w:pBdr/>
@@ -27215,9 +28469,9 @@
       </w:tcPr>
     </w:tblStylePr>
   </w:style>
-  <w:style w:type="table" w:styleId="95">
+  <w:style w:type="table" w:styleId="1211">
     <w:name w:val="List Table 4 - Accent 6"/>
-    <w:basedOn w:val="1086"/>
+    <w:basedOn w:val="1313"/>
     <w:uiPriority w:val="99"/>
     <w:pPr>
       <w:pBdr/>
@@ -27440,9 +28694,9 @@
       </w:tcPr>
     </w:tblStylePr>
   </w:style>
-  <w:style w:type="table" w:styleId="96">
+  <w:style w:type="table" w:styleId="1212">
     <w:name w:val="List Table 5 Dark"/>
-    <w:basedOn w:val="1086"/>
+    <w:basedOn w:val="1313"/>
     <w:uiPriority w:val="99"/>
     <w:pPr>
       <w:pBdr/>
@@ -27682,9 +28936,9 @@
       </w:tcPr>
     </w:tblStylePr>
   </w:style>
-  <w:style w:type="table" w:styleId="97">
+  <w:style w:type="table" w:styleId="1213">
     <w:name w:val="List Table 5 Dark - Accent 1"/>
-    <w:basedOn w:val="1086"/>
+    <w:basedOn w:val="1313"/>
     <w:uiPriority w:val="99"/>
     <w:pPr>
       <w:pBdr/>
@@ -27924,9 +29178,9 @@
       </w:tcPr>
     </w:tblStylePr>
   </w:style>
-  <w:style w:type="table" w:styleId="98">
+  <w:style w:type="table" w:styleId="1214">
     <w:name w:val="List Table 5 Dark - Accent 2"/>
-    <w:basedOn w:val="1086"/>
+    <w:basedOn w:val="1313"/>
     <w:uiPriority w:val="99"/>
     <w:pPr>
       <w:pBdr/>
@@ -28166,9 +29420,9 @@
       </w:tcPr>
     </w:tblStylePr>
   </w:style>
-  <w:style w:type="table" w:styleId="99">
+  <w:style w:type="table" w:styleId="1215">
     <w:name w:val="List Table 5 Dark - Accent 3"/>
-    <w:basedOn w:val="1086"/>
+    <w:basedOn w:val="1313"/>
     <w:uiPriority w:val="99"/>
     <w:pPr>
       <w:pBdr/>
@@ -28408,9 +29662,9 @@
       </w:tcPr>
     </w:tblStylePr>
   </w:style>
-  <w:style w:type="table" w:styleId="100">
+  <w:style w:type="table" w:styleId="1216">
     <w:name w:val="List Table 5 Dark - Accent 4"/>
-    <w:basedOn w:val="1086"/>
+    <w:basedOn w:val="1313"/>
     <w:uiPriority w:val="99"/>
     <w:pPr>
       <w:pBdr/>
@@ -28650,9 +29904,9 @@
       </w:tcPr>
     </w:tblStylePr>
   </w:style>
-  <w:style w:type="table" w:styleId="101">
+  <w:style w:type="table" w:styleId="1217">
     <w:name w:val="List Table 5 Dark - Accent 5"/>
-    <w:basedOn w:val="1086"/>
+    <w:basedOn w:val="1313"/>
     <w:uiPriority w:val="99"/>
     <w:pPr>
       <w:pBdr/>
@@ -28892,9 +30146,9 @@
       </w:tcPr>
     </w:tblStylePr>
   </w:style>
-  <w:style w:type="table" w:styleId="102">
+  <w:style w:type="table" w:styleId="1218">
     <w:name w:val="List Table 5 Dark - Accent 6"/>
-    <w:basedOn w:val="1086"/>
+    <w:basedOn w:val="1313"/>
     <w:uiPriority w:val="99"/>
     <w:pPr>
       <w:pBdr/>
@@ -29134,9 +30388,9 @@
       </w:tcPr>
     </w:tblStylePr>
   </w:style>
-  <w:style w:type="table" w:styleId="103">
+  <w:style w:type="table" w:styleId="1219">
     <w:name w:val="List Table 6 Colorful"/>
-    <w:basedOn w:val="1086"/>
+    <w:basedOn w:val="1313"/>
     <w:uiPriority w:val="99"/>
     <w:pPr>
       <w:pBdr/>
@@ -29357,9 +30611,9 @@
       </w:tcPr>
     </w:tblStylePr>
   </w:style>
-  <w:style w:type="table" w:styleId="104">
+  <w:style w:type="table" w:styleId="1220">
     <w:name w:val="List Table 6 Colorful - Accent 1"/>
-    <w:basedOn w:val="1086"/>
+    <w:basedOn w:val="1313"/>
     <w:uiPriority w:val="99"/>
     <w:pPr>
       <w:pBdr/>
@@ -29580,9 +30834,9 @@
       </w:tcPr>
     </w:tblStylePr>
   </w:style>
-  <w:style w:type="table" w:styleId="105">
+  <w:style w:type="table" w:styleId="1221">
     <w:name w:val="List Table 6 Colorful - Accent 2"/>
-    <w:basedOn w:val="1086"/>
+    <w:basedOn w:val="1313"/>
     <w:uiPriority w:val="99"/>
     <w:pPr>
       <w:pBdr/>
@@ -29803,9 +31057,9 @@
       </w:tcPr>
     </w:tblStylePr>
   </w:style>
-  <w:style w:type="table" w:styleId="106">
+  <w:style w:type="table" w:styleId="1222">
     <w:name w:val="List Table 6 Colorful - Accent 3"/>
-    <w:basedOn w:val="1086"/>
+    <w:basedOn w:val="1313"/>
     <w:uiPriority w:val="99"/>
     <w:pPr>
       <w:pBdr/>
@@ -30026,9 +31280,9 @@
       </w:tcPr>
     </w:tblStylePr>
   </w:style>
-  <w:style w:type="table" w:styleId="107">
+  <w:style w:type="table" w:styleId="1223">
     <w:name w:val="List Table 6 Colorful - Accent 4"/>
-    <w:basedOn w:val="1086"/>
+    <w:basedOn w:val="1313"/>
     <w:uiPriority w:val="99"/>
     <w:pPr>
       <w:pBdr/>
@@ -30249,9 +31503,9 @@
       </w:tcPr>
     </w:tblStylePr>
   </w:style>
-  <w:style w:type="table" w:styleId="108">
+  <w:style w:type="table" w:styleId="1224">
     <w:name w:val="List Table 6 Colorful - Accent 5"/>
-    <w:basedOn w:val="1086"/>
+    <w:basedOn w:val="1313"/>
     <w:uiPriority w:val="99"/>
     <w:pPr>
       <w:pBdr/>
@@ -30472,9 +31726,9 @@
       </w:tcPr>
     </w:tblStylePr>
   </w:style>
-  <w:style w:type="table" w:styleId="109">
+  <w:style w:type="table" w:styleId="1225">
     <w:name w:val="List Table 6 Colorful - Accent 6"/>
-    <w:basedOn w:val="1086"/>
+    <w:basedOn w:val="1313"/>
     <w:uiPriority w:val="99"/>
     <w:pPr>
       <w:pBdr/>
@@ -30695,9 +31949,9 @@
       </w:tcPr>
     </w:tblStylePr>
   </w:style>
-  <w:style w:type="table" w:styleId="110">
+  <w:style w:type="table" w:styleId="1226">
     <w:name w:val="List Table 7 Colorful"/>
-    <w:basedOn w:val="1086"/>
+    <w:basedOn w:val="1313"/>
     <w:uiPriority w:val="99"/>
     <w:pPr>
       <w:pBdr/>
@@ -30796,11 +32050,11 @@
         <w:tblBorders/>
       </w:tblPr>
       <w:tcPr>
-        <w:shd w:color="ffffff"/>
+        <w:shd w:val="clear" w:color="ffffff"/>
         <w:tcBorders>
-          <w:top w:val="none"/>
-          <w:left w:val="none"/>
-          <w:bottom w:val="none"/>
+          <w:top w:val="none" w:color="000000" w:sz="4" w:space="0"/>
+          <w:left w:val="none" w:color="000000" w:sz="4" w:space="0"/>
+          <w:bottom w:val="none" w:color="000000" w:sz="4" w:space="0"/>
           <w:right w:val="single" w:color="000000" w:themeColor="text1" w:themeTint="80" w:sz="4" w:space="0"/>
         </w:tcBorders>
       </w:tcPr>
@@ -30823,10 +32077,10 @@
       <w:tcPr>
         <w:shd w:val="clear" w:color="ffffff" w:themeColor="light1" w:fill="ffffff" w:themeFill="light1"/>
         <w:tcBorders>
-          <w:top w:val="none"/>
-          <w:left w:val="none"/>
+          <w:top w:val="none" w:color="000000" w:sz="4" w:space="0"/>
+          <w:left w:val="none" w:color="000000" w:sz="4" w:space="0"/>
           <w:bottom w:val="single" w:color="000000" w:themeColor="text1" w:themeTint="80" w:sz="4" w:space="0"/>
-          <w:right w:val="none"/>
+          <w:right w:val="none" w:color="000000" w:sz="4" w:space="0"/>
         </w:tcBorders>
       </w:tcPr>
     </w:tblStylePr>
@@ -30846,12 +32100,12 @@
         <w:tblBorders/>
       </w:tblPr>
       <w:tcPr>
-        <w:shd w:color="ffffff"/>
+        <w:shd w:val="clear" w:color="ffffff"/>
         <w:tcBorders>
-          <w:top w:val="none"/>
+          <w:top w:val="none" w:color="000000" w:sz="4" w:space="0"/>
           <w:left w:val="single" w:color="000000" w:themeColor="text1" w:themeTint="80" w:sz="4" w:space="0"/>
-          <w:bottom w:val="none"/>
-          <w:right w:val="none"/>
+          <w:bottom w:val="none" w:color="000000" w:sz="4" w:space="0"/>
+          <w:right w:val="none" w:color="000000" w:sz="4" w:space="0"/>
         </w:tcBorders>
       </w:tcPr>
     </w:tblStylePr>
@@ -30874,9 +32128,9 @@
         <w:shd w:val="clear" w:color="ffffff" w:themeColor="light1" w:fill="ffffff" w:themeFill="light1"/>
         <w:tcBorders>
           <w:top w:val="single" w:color="000000" w:themeColor="text1" w:themeTint="80" w:sz="4" w:space="0"/>
-          <w:left w:val="none"/>
-          <w:bottom w:val="none"/>
-          <w:right w:val="none"/>
+          <w:left w:val="none" w:color="000000" w:sz="4" w:space="0"/>
+          <w:bottom w:val="none" w:color="000000" w:sz="4" w:space="0"/>
+          <w:right w:val="none" w:color="000000" w:sz="4" w:space="0"/>
         </w:tcBorders>
       </w:tcPr>
     </w:tblStylePr>
@@ -30951,9 +32205,9 @@
       </w:tcPr>
     </w:tblStylePr>
   </w:style>
-  <w:style w:type="table" w:styleId="111">
+  <w:style w:type="table" w:styleId="1227">
     <w:name w:val="List Table 7 Colorful - Accent 1"/>
-    <w:basedOn w:val="1086"/>
+    <w:basedOn w:val="1313"/>
     <w:uiPriority w:val="99"/>
     <w:pPr>
       <w:pBdr/>
@@ -31052,11 +32306,11 @@
         <w:tblBorders/>
       </w:tblPr>
       <w:tcPr>
-        <w:shd w:color="ffffff"/>
+        <w:shd w:val="clear" w:color="ffffff"/>
         <w:tcBorders>
-          <w:top w:val="none"/>
-          <w:left w:val="none"/>
-          <w:bottom w:val="none"/>
+          <w:top w:val="none" w:color="000000" w:sz="4" w:space="0"/>
+          <w:left w:val="none" w:color="000000" w:sz="4" w:space="0"/>
+          <w:bottom w:val="none" w:color="000000" w:sz="4" w:space="0"/>
           <w:right w:val="single" w:color="000000" w:themeColor="accent1" w:sz="4" w:space="0"/>
         </w:tcBorders>
       </w:tcPr>
@@ -31079,10 +32333,10 @@
       <w:tcPr>
         <w:shd w:val="clear" w:color="ffffff" w:themeColor="light1" w:fill="ffffff" w:themeFill="light1"/>
         <w:tcBorders>
-          <w:top w:val="none"/>
-          <w:left w:val="none"/>
+          <w:top w:val="none" w:color="000000" w:sz="4" w:space="0"/>
+          <w:left w:val="none" w:color="000000" w:sz="4" w:space="0"/>
           <w:bottom w:val="single" w:color="000000" w:themeColor="accent1" w:sz="4" w:space="0"/>
-          <w:right w:val="none"/>
+          <w:right w:val="none" w:color="000000" w:sz="4" w:space="0"/>
         </w:tcBorders>
       </w:tcPr>
     </w:tblStylePr>
@@ -31102,12 +32356,12 @@
         <w:tblBorders/>
       </w:tblPr>
       <w:tcPr>
-        <w:shd w:color="ffffff"/>
+        <w:shd w:val="clear" w:color="ffffff"/>
         <w:tcBorders>
-          <w:top w:val="none"/>
+          <w:top w:val="none" w:color="000000" w:sz="4" w:space="0"/>
           <w:left w:val="single" w:color="000000" w:themeColor="accent1" w:sz="4" w:space="0"/>
-          <w:bottom w:val="none"/>
-          <w:right w:val="none"/>
+          <w:bottom w:val="none" w:color="000000" w:sz="4" w:space="0"/>
+          <w:right w:val="none" w:color="000000" w:sz="4" w:space="0"/>
         </w:tcBorders>
       </w:tcPr>
     </w:tblStylePr>
@@ -31130,9 +32384,9 @@
         <w:shd w:val="clear" w:color="ffffff" w:themeColor="light1" w:fill="ffffff" w:themeFill="light1"/>
         <w:tcBorders>
           <w:top w:val="single" w:color="000000" w:themeColor="accent1" w:sz="4" w:space="0"/>
-          <w:left w:val="none"/>
-          <w:bottom w:val="none"/>
-          <w:right w:val="none"/>
+          <w:left w:val="none" w:color="000000" w:sz="4" w:space="0"/>
+          <w:bottom w:val="none" w:color="000000" w:sz="4" w:space="0"/>
+          <w:right w:val="none" w:color="000000" w:sz="4" w:space="0"/>
         </w:tcBorders>
       </w:tcPr>
     </w:tblStylePr>
@@ -31207,9 +32461,9 @@
       </w:tcPr>
     </w:tblStylePr>
   </w:style>
-  <w:style w:type="table" w:styleId="112">
+  <w:style w:type="table" w:styleId="1228">
     <w:name w:val="List Table 7 Colorful - Accent 2"/>
-    <w:basedOn w:val="1086"/>
+    <w:basedOn w:val="1313"/>
     <w:uiPriority w:val="99"/>
     <w:pPr>
       <w:pBdr/>
@@ -31308,11 +32562,11 @@
         <w:tblBorders/>
       </w:tblPr>
       <w:tcPr>
-        <w:shd w:color="ffffff"/>
+        <w:shd w:val="clear" w:color="ffffff"/>
         <w:tcBorders>
-          <w:top w:val="none"/>
-          <w:left w:val="none"/>
-          <w:bottom w:val="none"/>
+          <w:top w:val="none" w:color="000000" w:sz="4" w:space="0"/>
+          <w:left w:val="none" w:color="000000" w:sz="4" w:space="0"/>
+          <w:bottom w:val="none" w:color="000000" w:sz="4" w:space="0"/>
           <w:right w:val="single" w:color="000000" w:themeColor="accent2" w:themeTint="97" w:sz="4" w:space="0"/>
         </w:tcBorders>
       </w:tcPr>
@@ -31335,10 +32589,10 @@
       <w:tcPr>
         <w:shd w:val="clear" w:color="ffffff" w:themeColor="light1" w:fill="ffffff" w:themeFill="light1"/>
         <w:tcBorders>
-          <w:top w:val="none"/>
-          <w:left w:val="none"/>
+          <w:top w:val="none" w:color="000000" w:sz="4" w:space="0"/>
+          <w:left w:val="none" w:color="000000" w:sz="4" w:space="0"/>
           <w:bottom w:val="single" w:color="000000" w:themeColor="accent2" w:themeTint="97" w:sz="4" w:space="0"/>
-          <w:right w:val="none"/>
+          <w:right w:val="none" w:color="000000" w:sz="4" w:space="0"/>
         </w:tcBorders>
       </w:tcPr>
     </w:tblStylePr>
@@ -31358,12 +32612,12 @@
         <w:tblBorders/>
       </w:tblPr>
       <w:tcPr>
-        <w:shd w:color="ffffff"/>
+        <w:shd w:val="clear" w:color="ffffff"/>
         <w:tcBorders>
-          <w:top w:val="none"/>
+          <w:top w:val="none" w:color="000000" w:sz="4" w:space="0"/>
           <w:left w:val="single" w:color="000000" w:themeColor="accent2" w:themeTint="97" w:sz="4" w:space="0"/>
-          <w:bottom w:val="none"/>
-          <w:right w:val="none"/>
+          <w:bottom w:val="none" w:color="000000" w:sz="4" w:space="0"/>
+          <w:right w:val="none" w:color="000000" w:sz="4" w:space="0"/>
         </w:tcBorders>
       </w:tcPr>
     </w:tblStylePr>
@@ -31386,9 +32640,9 @@
         <w:shd w:val="clear" w:color="ffffff" w:themeColor="light1" w:fill="ffffff" w:themeFill="light1"/>
         <w:tcBorders>
           <w:top w:val="single" w:color="000000" w:themeColor="accent2" w:themeTint="97" w:sz="4" w:space="0"/>
-          <w:left w:val="none"/>
-          <w:bottom w:val="none"/>
-          <w:right w:val="none"/>
+          <w:left w:val="none" w:color="000000" w:sz="4" w:space="0"/>
+          <w:bottom w:val="none" w:color="000000" w:sz="4" w:space="0"/>
+          <w:right w:val="none" w:color="000000" w:sz="4" w:space="0"/>
         </w:tcBorders>
       </w:tcPr>
     </w:tblStylePr>
@@ -31463,9 +32717,9 @@
       </w:tcPr>
     </w:tblStylePr>
   </w:style>
-  <w:style w:type="table" w:styleId="113">
+  <w:style w:type="table" w:styleId="1229">
     <w:name w:val="List Table 7 Colorful - Accent 3"/>
-    <w:basedOn w:val="1086"/>
+    <w:basedOn w:val="1313"/>
     <w:uiPriority w:val="99"/>
     <w:pPr>
       <w:pBdr/>
@@ -31564,11 +32818,11 @@
         <w:tblBorders/>
       </w:tblPr>
       <w:tcPr>
-        <w:shd w:color="ffffff"/>
+        <w:shd w:val="clear" w:color="ffffff"/>
         <w:tcBorders>
-          <w:top w:val="none"/>
-          <w:left w:val="none"/>
-          <w:bottom w:val="none"/>
+          <w:top w:val="none" w:color="000000" w:sz="4" w:space="0"/>
+          <w:left w:val="none" w:color="000000" w:sz="4" w:space="0"/>
+          <w:bottom w:val="none" w:color="000000" w:sz="4" w:space="0"/>
           <w:right w:val="single" w:color="000000" w:themeColor="accent3" w:themeTint="98" w:sz="4" w:space="0"/>
         </w:tcBorders>
       </w:tcPr>
@@ -31591,10 +32845,10 @@
       <w:tcPr>
         <w:shd w:val="clear" w:color="ffffff" w:themeColor="light1" w:fill="ffffff" w:themeFill="light1"/>
         <w:tcBorders>
-          <w:top w:val="none"/>
-          <w:left w:val="none"/>
+          <w:top w:val="none" w:color="000000" w:sz="4" w:space="0"/>
+          <w:left w:val="none" w:color="000000" w:sz="4" w:space="0"/>
           <w:bottom w:val="single" w:color="000000" w:themeColor="accent3" w:themeTint="98" w:sz="4" w:space="0"/>
-          <w:right w:val="none"/>
+          <w:right w:val="none" w:color="000000" w:sz="4" w:space="0"/>
         </w:tcBorders>
       </w:tcPr>
     </w:tblStylePr>
@@ -31614,12 +32868,12 @@
         <w:tblBorders/>
       </w:tblPr>
       <w:tcPr>
-        <w:shd w:color="ffffff"/>
+        <w:shd w:val="clear" w:color="ffffff"/>
         <w:tcBorders>
-          <w:top w:val="none"/>
+          <w:top w:val="none" w:color="000000" w:sz="4" w:space="0"/>
           <w:left w:val="single" w:color="000000" w:themeColor="accent3" w:themeTint="98" w:sz="4" w:space="0"/>
-          <w:bottom w:val="none"/>
-          <w:right w:val="none"/>
+          <w:bottom w:val="none" w:color="000000" w:sz="4" w:space="0"/>
+          <w:right w:val="none" w:color="000000" w:sz="4" w:space="0"/>
         </w:tcBorders>
       </w:tcPr>
     </w:tblStylePr>
@@ -31642,9 +32896,9 @@
         <w:shd w:val="clear" w:color="ffffff" w:themeColor="light1" w:fill="ffffff" w:themeFill="light1"/>
         <w:tcBorders>
           <w:top w:val="single" w:color="000000" w:themeColor="accent3" w:themeTint="98" w:sz="4" w:space="0"/>
-          <w:left w:val="none"/>
-          <w:bottom w:val="none"/>
-          <w:right w:val="none"/>
+          <w:left w:val="none" w:color="000000" w:sz="4" w:space="0"/>
+          <w:bottom w:val="none" w:color="000000" w:sz="4" w:space="0"/>
+          <w:right w:val="none" w:color="000000" w:sz="4" w:space="0"/>
         </w:tcBorders>
       </w:tcPr>
     </w:tblStylePr>
@@ -31719,9 +32973,9 @@
       </w:tcPr>
     </w:tblStylePr>
   </w:style>
-  <w:style w:type="table" w:styleId="114">
+  <w:style w:type="table" w:styleId="1230">
     <w:name w:val="List Table 7 Colorful - Accent 4"/>
-    <w:basedOn w:val="1086"/>
+    <w:basedOn w:val="1313"/>
     <w:uiPriority w:val="99"/>
     <w:pPr>
       <w:pBdr/>
@@ -31820,11 +33074,11 @@
         <w:tblBorders/>
       </w:tblPr>
       <w:tcPr>
-        <w:shd w:color="ffffff"/>
+        <w:shd w:val="clear" w:color="ffffff"/>
         <w:tcBorders>
-          <w:top w:val="none"/>
-          <w:left w:val="none"/>
-          <w:bottom w:val="none"/>
+          <w:top w:val="none" w:color="000000" w:sz="4" w:space="0"/>
+          <w:left w:val="none" w:color="000000" w:sz="4" w:space="0"/>
+          <w:bottom w:val="none" w:color="000000" w:sz="4" w:space="0"/>
           <w:right w:val="single" w:color="000000" w:themeColor="accent4" w:themeTint="9A" w:sz="4" w:space="0"/>
         </w:tcBorders>
       </w:tcPr>
@@ -31847,10 +33101,10 @@
       <w:tcPr>
         <w:shd w:val="clear" w:color="ffffff" w:themeColor="light1" w:fill="ffffff" w:themeFill="light1"/>
         <w:tcBorders>
-          <w:top w:val="none"/>
-          <w:left w:val="none"/>
+          <w:top w:val="none" w:color="000000" w:sz="4" w:space="0"/>
+          <w:left w:val="none" w:color="000000" w:sz="4" w:space="0"/>
           <w:bottom w:val="single" w:color="000000" w:themeColor="accent4" w:themeTint="9A" w:sz="4" w:space="0"/>
-          <w:right w:val="none"/>
+          <w:right w:val="none" w:color="000000" w:sz="4" w:space="0"/>
         </w:tcBorders>
       </w:tcPr>
     </w:tblStylePr>
@@ -31870,12 +33124,12 @@
         <w:tblBorders/>
       </w:tblPr>
       <w:tcPr>
-        <w:shd w:color="ffffff"/>
+        <w:shd w:val="clear" w:color="ffffff"/>
         <w:tcBorders>
-          <w:top w:val="none"/>
+          <w:top w:val="none" w:color="000000" w:sz="4" w:space="0"/>
           <w:left w:val="single" w:color="000000" w:themeColor="accent4" w:themeTint="9A" w:sz="4" w:space="0"/>
-          <w:bottom w:val="none"/>
-          <w:right w:val="none"/>
+          <w:bottom w:val="none" w:color="000000" w:sz="4" w:space="0"/>
+          <w:right w:val="none" w:color="000000" w:sz="4" w:space="0"/>
         </w:tcBorders>
       </w:tcPr>
     </w:tblStylePr>
@@ -31898,9 +33152,9 @@
         <w:shd w:val="clear" w:color="ffffff" w:themeColor="light1" w:fill="ffffff" w:themeFill="light1"/>
         <w:tcBorders>
           <w:top w:val="single" w:color="000000" w:themeColor="accent4" w:themeTint="9A" w:sz="4" w:space="0"/>
-          <w:left w:val="none"/>
-          <w:bottom w:val="none"/>
-          <w:right w:val="none"/>
+          <w:left w:val="none" w:color="000000" w:sz="4" w:space="0"/>
+          <w:bottom w:val="none" w:color="000000" w:sz="4" w:space="0"/>
+          <w:right w:val="none" w:color="000000" w:sz="4" w:space="0"/>
         </w:tcBorders>
       </w:tcPr>
     </w:tblStylePr>
@@ -31975,9 +33229,9 @@
       </w:tcPr>
     </w:tblStylePr>
   </w:style>
-  <w:style w:type="table" w:styleId="115">
+  <w:style w:type="table" w:styleId="1231">
     <w:name w:val="List Table 7 Colorful - Accent 5"/>
-    <w:basedOn w:val="1086"/>
+    <w:basedOn w:val="1313"/>
     <w:uiPriority w:val="99"/>
     <w:pPr>
       <w:pBdr/>
@@ -32076,11 +33330,11 @@
         <w:tblBorders/>
       </w:tblPr>
       <w:tcPr>
-        <w:shd w:color="ffffff"/>
+        <w:shd w:val="clear" w:color="ffffff"/>
         <w:tcBorders>
-          <w:top w:val="none"/>
-          <w:left w:val="none"/>
-          <w:bottom w:val="none"/>
+          <w:top w:val="none" w:color="000000" w:sz="4" w:space="0"/>
+          <w:left w:val="none" w:color="000000" w:sz="4" w:space="0"/>
+          <w:bottom w:val="none" w:color="000000" w:sz="4" w:space="0"/>
           <w:right w:val="single" w:color="000000" w:themeColor="accent5" w:themeTint="9A" w:sz="4" w:space="0"/>
         </w:tcBorders>
       </w:tcPr>
@@ -32103,10 +33357,10 @@
       <w:tcPr>
         <w:shd w:val="clear" w:color="ffffff" w:themeColor="light1" w:fill="ffffff" w:themeFill="light1"/>
         <w:tcBorders>
-          <w:top w:val="none"/>
-          <w:left w:val="none"/>
+          <w:top w:val="none" w:color="000000" w:sz="4" w:space="0"/>
+          <w:left w:val="none" w:color="000000" w:sz="4" w:space="0"/>
           <w:bottom w:val="single" w:color="000000" w:themeColor="accent5" w:themeTint="9A" w:sz="4" w:space="0"/>
-          <w:right w:val="none"/>
+          <w:right w:val="none" w:color="000000" w:sz="4" w:space="0"/>
         </w:tcBorders>
       </w:tcPr>
     </w:tblStylePr>
@@ -32126,12 +33380,12 @@
         <w:tblBorders/>
       </w:tblPr>
       <w:tcPr>
-        <w:shd w:color="ffffff"/>
+        <w:shd w:val="clear" w:color="ffffff"/>
         <w:tcBorders>
-          <w:top w:val="none"/>
+          <w:top w:val="none" w:color="000000" w:sz="4" w:space="0"/>
           <w:left w:val="single" w:color="000000" w:themeColor="accent5" w:themeTint="9A" w:sz="4" w:space="0"/>
-          <w:bottom w:val="none"/>
-          <w:right w:val="none"/>
+          <w:bottom w:val="none" w:color="000000" w:sz="4" w:space="0"/>
+          <w:right w:val="none" w:color="000000" w:sz="4" w:space="0"/>
         </w:tcBorders>
       </w:tcPr>
     </w:tblStylePr>
@@ -32154,9 +33408,9 @@
         <w:shd w:val="clear" w:color="ffffff" w:themeColor="light1" w:fill="ffffff" w:themeFill="light1"/>
         <w:tcBorders>
           <w:top w:val="single" w:color="000000" w:themeColor="accent5" w:themeTint="9A" w:sz="4" w:space="0"/>
-          <w:left w:val="none"/>
-          <w:bottom w:val="none"/>
-          <w:right w:val="none"/>
+          <w:left w:val="none" w:color="000000" w:sz="4" w:space="0"/>
+          <w:bottom w:val="none" w:color="000000" w:sz="4" w:space="0"/>
+          <w:right w:val="none" w:color="000000" w:sz="4" w:space="0"/>
         </w:tcBorders>
       </w:tcPr>
     </w:tblStylePr>
@@ -32231,9 +33485,9 @@
       </w:tcPr>
     </w:tblStylePr>
   </w:style>
-  <w:style w:type="table" w:styleId="116">
+  <w:style w:type="table" w:styleId="1232">
     <w:name w:val="List Table 7 Colorful - Accent 6"/>
-    <w:basedOn w:val="1086"/>
+    <w:basedOn w:val="1313"/>
     <w:uiPriority w:val="99"/>
     <w:pPr>
       <w:pBdr/>
@@ -32332,11 +33586,11 @@
         <w:tblBorders/>
       </w:tblPr>
       <w:tcPr>
-        <w:shd w:color="ffffff"/>
+        <w:shd w:val="clear" w:color="ffffff"/>
         <w:tcBorders>
-          <w:top w:val="none"/>
-          <w:left w:val="none"/>
-          <w:bottom w:val="none"/>
+          <w:top w:val="none" w:color="000000" w:sz="4" w:space="0"/>
+          <w:left w:val="none" w:color="000000" w:sz="4" w:space="0"/>
+          <w:bottom w:val="none" w:color="000000" w:sz="4" w:space="0"/>
           <w:right w:val="single" w:color="000000" w:themeColor="accent6" w:themeTint="98" w:sz="4" w:space="0"/>
         </w:tcBorders>
       </w:tcPr>
@@ -32359,10 +33613,10 @@
       <w:tcPr>
         <w:shd w:val="clear" w:color="ffffff" w:themeColor="light1" w:fill="ffffff" w:themeFill="light1"/>
         <w:tcBorders>
-          <w:top w:val="none"/>
-          <w:left w:val="none"/>
+          <w:top w:val="none" w:color="000000" w:sz="4" w:space="0"/>
+          <w:left w:val="none" w:color="000000" w:sz="4" w:space="0"/>
           <w:bottom w:val="single" w:color="000000" w:themeColor="accent6" w:themeTint="98" w:sz="4" w:space="0"/>
-          <w:right w:val="none"/>
+          <w:right w:val="none" w:color="000000" w:sz="4" w:space="0"/>
         </w:tcBorders>
       </w:tcPr>
     </w:tblStylePr>
@@ -32382,12 +33636,12 @@
         <w:tblBorders/>
       </w:tblPr>
       <w:tcPr>
-        <w:shd w:color="ffffff"/>
+        <w:shd w:val="clear" w:color="ffffff"/>
         <w:tcBorders>
-          <w:top w:val="none"/>
+          <w:top w:val="none" w:color="000000" w:sz="4" w:space="0"/>
           <w:left w:val="single" w:color="000000" w:themeColor="accent6" w:themeTint="98" w:sz="4" w:space="0"/>
-          <w:bottom w:val="none"/>
-          <w:right w:val="none"/>
+          <w:bottom w:val="none" w:color="000000" w:sz="4" w:space="0"/>
+          <w:right w:val="none" w:color="000000" w:sz="4" w:space="0"/>
         </w:tcBorders>
       </w:tcPr>
     </w:tblStylePr>
@@ -32410,9 +33664,9 @@
         <w:shd w:val="clear" w:color="ffffff" w:themeColor="light1" w:fill="ffffff" w:themeFill="light1"/>
         <w:tcBorders>
           <w:top w:val="single" w:color="000000" w:themeColor="accent6" w:themeTint="98" w:sz="4" w:space="0"/>
-          <w:left w:val="none"/>
-          <w:bottom w:val="none"/>
-          <w:right w:val="none"/>
+          <w:left w:val="none" w:color="000000" w:sz="4" w:space="0"/>
+          <w:bottom w:val="none" w:color="000000" w:sz="4" w:space="0"/>
+          <w:right w:val="none" w:color="000000" w:sz="4" w:space="0"/>
         </w:tcBorders>
       </w:tcPr>
     </w:tblStylePr>
@@ -32487,9 +33741,9 @@
       </w:tcPr>
     </w:tblStylePr>
   </w:style>
-  <w:style w:type="table" w:styleId="117">
+  <w:style w:type="table" w:styleId="1233">
     <w:name w:val="Lined - Accent"/>
-    <w:basedOn w:val="1086"/>
+    <w:basedOn w:val="1313"/>
     <w:uiPriority w:val="99"/>
     <w:pPr>
       <w:pBdr/>
@@ -32724,9 +33978,9 @@
       </w:tcPr>
     </w:tblStylePr>
   </w:style>
-  <w:style w:type="table" w:styleId="118">
+  <w:style w:type="table" w:styleId="1234">
     <w:name w:val="Lined - Accent 1"/>
-    <w:basedOn w:val="1086"/>
+    <w:basedOn w:val="1313"/>
     <w:uiPriority w:val="99"/>
     <w:pPr>
       <w:pBdr/>
@@ -32961,9 +34215,9 @@
       </w:tcPr>
     </w:tblStylePr>
   </w:style>
-  <w:style w:type="table" w:styleId="119">
+  <w:style w:type="table" w:styleId="1235">
     <w:name w:val="Lined - Accent 2"/>
-    <w:basedOn w:val="1086"/>
+    <w:basedOn w:val="1313"/>
     <w:uiPriority w:val="99"/>
     <w:pPr>
       <w:pBdr/>
@@ -33198,9 +34452,9 @@
       </w:tcPr>
     </w:tblStylePr>
   </w:style>
-  <w:style w:type="table" w:styleId="120">
+  <w:style w:type="table" w:styleId="1236">
     <w:name w:val="Lined - Accent 3"/>
-    <w:basedOn w:val="1086"/>
+    <w:basedOn w:val="1313"/>
     <w:uiPriority w:val="99"/>
     <w:pPr>
       <w:pBdr/>
@@ -33435,9 +34689,9 @@
       </w:tcPr>
     </w:tblStylePr>
   </w:style>
-  <w:style w:type="table" w:styleId="121">
+  <w:style w:type="table" w:styleId="1237">
     <w:name w:val="Lined - Accent 4"/>
-    <w:basedOn w:val="1086"/>
+    <w:basedOn w:val="1313"/>
     <w:uiPriority w:val="99"/>
     <w:pPr>
       <w:pBdr/>
@@ -33672,9 +34926,9 @@
       </w:tcPr>
     </w:tblStylePr>
   </w:style>
-  <w:style w:type="table" w:styleId="122">
+  <w:style w:type="table" w:styleId="1238">
     <w:name w:val="Lined - Accent 5"/>
-    <w:basedOn w:val="1086"/>
+    <w:basedOn w:val="1313"/>
     <w:uiPriority w:val="99"/>
     <w:pPr>
       <w:pBdr/>
@@ -33909,9 +35163,9 @@
       </w:tcPr>
     </w:tblStylePr>
   </w:style>
-  <w:style w:type="table" w:styleId="123">
+  <w:style w:type="table" w:styleId="1239">
     <w:name w:val="Lined - Accent 6"/>
-    <w:basedOn w:val="1086"/>
+    <w:basedOn w:val="1313"/>
     <w:uiPriority w:val="99"/>
     <w:pPr>
       <w:pBdr/>
@@ -34146,9 +35400,9 @@
       </w:tcPr>
     </w:tblStylePr>
   </w:style>
-  <w:style w:type="table" w:styleId="124">
+  <w:style w:type="table" w:styleId="1240">
     <w:name w:val="Bordered &amp; Lined - Accent"/>
-    <w:basedOn w:val="1086"/>
+    <w:basedOn w:val="1313"/>
     <w:uiPriority w:val="99"/>
     <w:pPr>
       <w:pBdr/>
@@ -34390,9 +35644,9 @@
       </w:tcPr>
     </w:tblStylePr>
   </w:style>
-  <w:style w:type="table" w:styleId="125">
+  <w:style w:type="table" w:styleId="1241">
     <w:name w:val="Bordered &amp; Lined - Accent 1"/>
-    <w:basedOn w:val="1086"/>
+    <w:basedOn w:val="1313"/>
     <w:uiPriority w:val="99"/>
     <w:pPr>
       <w:pBdr/>
@@ -34634,9 +35888,9 @@
       </w:tcPr>
     </w:tblStylePr>
   </w:style>
-  <w:style w:type="table" w:styleId="126">
+  <w:style w:type="table" w:styleId="1242">
     <w:name w:val="Bordered &amp; Lined - Accent 2"/>
-    <w:basedOn w:val="1086"/>
+    <w:basedOn w:val="1313"/>
     <w:uiPriority w:val="99"/>
     <w:pPr>
       <w:pBdr/>
@@ -34878,9 +36132,9 @@
       </w:tcPr>
     </w:tblStylePr>
   </w:style>
-  <w:style w:type="table" w:styleId="127">
+  <w:style w:type="table" w:styleId="1243">
     <w:name w:val="Bordered &amp; Lined - Accent 3"/>
-    <w:basedOn w:val="1086"/>
+    <w:basedOn w:val="1313"/>
     <w:uiPriority w:val="99"/>
     <w:pPr>
       <w:pBdr/>
@@ -35122,9 +36376,9 @@
       </w:tcPr>
     </w:tblStylePr>
   </w:style>
-  <w:style w:type="table" w:styleId="128">
+  <w:style w:type="table" w:styleId="1244">
     <w:name w:val="Bordered &amp; Lined - Accent 4"/>
-    <w:basedOn w:val="1086"/>
+    <w:basedOn w:val="1313"/>
     <w:uiPriority w:val="99"/>
     <w:pPr>
       <w:pBdr/>
@@ -35366,9 +36620,9 @@
       </w:tcPr>
     </w:tblStylePr>
   </w:style>
-  <w:style w:type="table" w:styleId="129">
+  <w:style w:type="table" w:styleId="1245">
     <w:name w:val="Bordered &amp; Lined - Accent 5"/>
-    <w:basedOn w:val="1086"/>
+    <w:basedOn w:val="1313"/>
     <w:uiPriority w:val="99"/>
     <w:pPr>
       <w:pBdr/>
@@ -35610,9 +36864,9 @@
       </w:tcPr>
     </w:tblStylePr>
   </w:style>
-  <w:style w:type="table" w:styleId="130">
+  <w:style w:type="table" w:styleId="1246">
     <w:name w:val="Bordered &amp; Lined - Accent 6"/>
-    <w:basedOn w:val="1086"/>
+    <w:basedOn w:val="1313"/>
     <w:uiPriority w:val="99"/>
     <w:pPr>
       <w:pBdr/>
@@ -35854,9 +37108,9 @@
       </w:tcPr>
     </w:tblStylePr>
   </w:style>
-  <w:style w:type="table" w:styleId="131">
+  <w:style w:type="table" w:styleId="1247">
     <w:name w:val="Bordered"/>
-    <w:basedOn w:val="1086"/>
+    <w:basedOn w:val="1313"/>
     <w:uiPriority w:val="99"/>
     <w:pPr>
       <w:pBdr/>
@@ -36085,9 +37339,9 @@
       </w:tcPr>
     </w:tblStylePr>
   </w:style>
-  <w:style w:type="table" w:styleId="132">
+  <w:style w:type="table" w:styleId="1248">
     <w:name w:val="Bordered - Accent 1"/>
-    <w:basedOn w:val="1086"/>
+    <w:basedOn w:val="1313"/>
     <w:uiPriority w:val="99"/>
     <w:pPr>
       <w:pBdr/>
@@ -36316,9 +37570,9 @@
       </w:tcPr>
     </w:tblStylePr>
   </w:style>
-  <w:style w:type="table" w:styleId="133">
+  <w:style w:type="table" w:styleId="1249">
     <w:name w:val="Bordered - Accent 2"/>
-    <w:basedOn w:val="1086"/>
+    <w:basedOn w:val="1313"/>
     <w:uiPriority w:val="99"/>
     <w:pPr>
       <w:pBdr/>
@@ -36547,9 +37801,9 @@
       </w:tcPr>
     </w:tblStylePr>
   </w:style>
-  <w:style w:type="table" w:styleId="134">
+  <w:style w:type="table" w:styleId="1250">
     <w:name w:val="Bordered - Accent 3"/>
-    <w:basedOn w:val="1086"/>
+    <w:basedOn w:val="1313"/>
     <w:uiPriority w:val="99"/>
     <w:pPr>
       <w:pBdr/>
@@ -36778,9 +38032,9 @@
       </w:tcPr>
     </w:tblStylePr>
   </w:style>
-  <w:style w:type="table" w:styleId="135">
+  <w:style w:type="table" w:styleId="1251">
     <w:name w:val="Bordered - Accent 4"/>
-    <w:basedOn w:val="1086"/>
+    <w:basedOn w:val="1313"/>
     <w:uiPriority w:val="99"/>
     <w:pPr>
       <w:pBdr/>
@@ -37009,9 +38263,9 @@
       </w:tcPr>
     </w:tblStylePr>
   </w:style>
-  <w:style w:type="table" w:styleId="136">
+  <w:style w:type="table" w:styleId="1252">
     <w:name w:val="Bordered - Accent 5"/>
-    <w:basedOn w:val="1086"/>
+    <w:basedOn w:val="1313"/>
     <w:uiPriority w:val="99"/>
     <w:pPr>
       <w:pBdr/>
@@ -37240,9 +38494,9 @@
       </w:tcPr>
     </w:tblStylePr>
   </w:style>
-  <w:style w:type="table" w:styleId="137">
+  <w:style w:type="table" w:styleId="1253">
     <w:name w:val="Bordered - Accent 6"/>
-    <w:basedOn w:val="1086"/>
+    <w:basedOn w:val="1313"/>
     <w:uiPriority w:val="99"/>
     <w:pPr>
       <w:pBdr/>
@@ -37471,11 +38725,11 @@
       </w:tcPr>
     </w:tblStylePr>
   </w:style>
-  <w:style w:type="paragraph" w:styleId="139">
+  <w:style w:type="paragraph" w:styleId="1254">
     <w:name w:val="Heading 1"/>
-    <w:basedOn w:val="1084"/>
-    <w:next w:val="1084"/>
-    <w:link w:val="150"/>
+    <w:basedOn w:val="1311"/>
+    <w:next w:val="1311"/>
+    <w:link w:val="1263"/>
     <w:uiPriority w:val="9"/>
     <w:qFormat/>
     <w:pPr>
@@ -37493,11 +38747,11 @@
       <w:szCs w:val="40"/>
     </w:rPr>
   </w:style>
-  <w:style w:type="paragraph" w:styleId="140">
+  <w:style w:type="paragraph" w:styleId="1255">
     <w:name w:val="Heading 2"/>
-    <w:basedOn w:val="1084"/>
-    <w:next w:val="1084"/>
-    <w:link w:val="151"/>
+    <w:basedOn w:val="1311"/>
+    <w:next w:val="1311"/>
+    <w:link w:val="1264"/>
     <w:uiPriority w:val="9"/>
     <w:unhideWhenUsed/>
     <w:qFormat/>
@@ -37516,11 +38770,11 @@
       <w:szCs w:val="32"/>
     </w:rPr>
   </w:style>
-  <w:style w:type="paragraph" w:styleId="141">
+  <w:style w:type="paragraph" w:styleId="1256">
     <w:name w:val="Heading 3"/>
-    <w:basedOn w:val="1084"/>
-    <w:next w:val="1084"/>
-    <w:link w:val="152"/>
+    <w:basedOn w:val="1311"/>
+    <w:next w:val="1311"/>
+    <w:link w:val="1265"/>
     <w:uiPriority w:val="9"/>
     <w:unhideWhenUsed/>
     <w:qFormat/>
@@ -37539,11 +38793,11 @@
       <w:szCs w:val="28"/>
     </w:rPr>
   </w:style>
-  <w:style w:type="paragraph" w:styleId="142">
+  <w:style w:type="paragraph" w:styleId="1257">
     <w:name w:val="Heading 4"/>
-    <w:basedOn w:val="1084"/>
-    <w:next w:val="1084"/>
-    <w:link w:val="153"/>
+    <w:basedOn w:val="1311"/>
+    <w:next w:val="1311"/>
+    <w:link w:val="1266"/>
     <w:uiPriority w:val="9"/>
     <w:unhideWhenUsed/>
     <w:qFormat/>
@@ -37562,11 +38816,11 @@
       <w:color w:val="0f4761" w:themeColor="accent1" w:themeShade="BF"/>
     </w:rPr>
   </w:style>
-  <w:style w:type="paragraph" w:styleId="143">
+  <w:style w:type="paragraph" w:styleId="1258">
     <w:name w:val="Heading 5"/>
-    <w:basedOn w:val="1084"/>
-    <w:next w:val="1084"/>
-    <w:link w:val="154"/>
+    <w:basedOn w:val="1311"/>
+    <w:next w:val="1311"/>
+    <w:link w:val="1267"/>
     <w:uiPriority w:val="9"/>
     <w:unhideWhenUsed/>
     <w:qFormat/>
@@ -37583,11 +38837,11 @@
       <w:color w:val="0f4761" w:themeColor="accent1" w:themeShade="BF"/>
     </w:rPr>
   </w:style>
-  <w:style w:type="paragraph" w:styleId="144">
+  <w:style w:type="paragraph" w:styleId="1259">
     <w:name w:val="Heading 6"/>
-    <w:basedOn w:val="1084"/>
-    <w:next w:val="1084"/>
-    <w:link w:val="155"/>
+    <w:basedOn w:val="1311"/>
+    <w:next w:val="1311"/>
+    <w:link w:val="1268"/>
     <w:uiPriority w:val="9"/>
     <w:unhideWhenUsed/>
     <w:qFormat/>
@@ -37606,11 +38860,11 @@
       <w:color w:val="595959" w:themeColor="text1" w:themeTint="A6"/>
     </w:rPr>
   </w:style>
-  <w:style w:type="paragraph" w:styleId="145">
+  <w:style w:type="paragraph" w:styleId="1260">
     <w:name w:val="Heading 7"/>
-    <w:basedOn w:val="1084"/>
-    <w:next w:val="1084"/>
-    <w:link w:val="156"/>
+    <w:basedOn w:val="1311"/>
+    <w:next w:val="1311"/>
+    <w:link w:val="1269"/>
     <w:uiPriority w:val="9"/>
     <w:unhideWhenUsed/>
     <w:qFormat/>
@@ -37627,11 +38881,11 @@
       <w:color w:val="595959" w:themeColor="text1" w:themeTint="A6"/>
     </w:rPr>
   </w:style>
-  <w:style w:type="paragraph" w:styleId="146">
+  <w:style w:type="paragraph" w:styleId="1261">
     <w:name w:val="Heading 8"/>
-    <w:basedOn w:val="1084"/>
-    <w:next w:val="1084"/>
-    <w:link w:val="157"/>
+    <w:basedOn w:val="1311"/>
+    <w:next w:val="1311"/>
+    <w:link w:val="1270"/>
     <w:uiPriority w:val="9"/>
     <w:unhideWhenUsed/>
     <w:qFormat/>
@@ -37650,11 +38904,11 @@
       <w:color w:val="272727" w:themeColor="text1" w:themeTint="D8"/>
     </w:rPr>
   </w:style>
-  <w:style w:type="paragraph" w:styleId="147">
+  <w:style w:type="paragraph" w:styleId="1262">
     <w:name w:val="Heading 9"/>
-    <w:basedOn w:val="1084"/>
-    <w:next w:val="1084"/>
-    <w:link w:val="158"/>
+    <w:basedOn w:val="1311"/>
+    <w:next w:val="1311"/>
+    <w:link w:val="1271"/>
     <w:uiPriority w:val="9"/>
     <w:unhideWhenUsed/>
     <w:qFormat/>
@@ -37673,10 +38927,10 @@
       <w:color w:val="272727" w:themeColor="text1" w:themeTint="D8"/>
     </w:rPr>
   </w:style>
-  <w:style w:type="character" w:styleId="150">
+  <w:style w:type="character" w:styleId="1263">
     <w:name w:val="Heading 1 Char"/>
-    <w:basedOn w:val="1085"/>
-    <w:link w:val="139"/>
+    <w:basedOn w:val="1312"/>
+    <w:link w:val="1254"/>
     <w:uiPriority w:val="9"/>
     <w:pPr>
       <w:pBdr/>
@@ -37690,10 +38944,10 @@
       <w:szCs w:val="40"/>
     </w:rPr>
   </w:style>
-  <w:style w:type="character" w:styleId="151">
+  <w:style w:type="character" w:styleId="1264">
     <w:name w:val="Heading 2 Char"/>
-    <w:basedOn w:val="1085"/>
-    <w:link w:val="140"/>
+    <w:basedOn w:val="1312"/>
+    <w:link w:val="1255"/>
     <w:uiPriority w:val="9"/>
     <w:pPr>
       <w:pBdr/>
@@ -37707,10 +38961,10 @@
       <w:szCs w:val="32"/>
     </w:rPr>
   </w:style>
-  <w:style w:type="character" w:styleId="152">
+  <w:style w:type="character" w:styleId="1265">
     <w:name w:val="Heading 3 Char"/>
-    <w:basedOn w:val="1085"/>
-    <w:link w:val="141"/>
+    <w:basedOn w:val="1312"/>
+    <w:link w:val="1256"/>
     <w:uiPriority w:val="9"/>
     <w:pPr>
       <w:pBdr/>
@@ -37724,10 +38978,10 @@
       <w:szCs w:val="28"/>
     </w:rPr>
   </w:style>
-  <w:style w:type="character" w:styleId="153">
+  <w:style w:type="character" w:styleId="1266">
     <w:name w:val="Heading 4 Char"/>
-    <w:basedOn w:val="1085"/>
-    <w:link w:val="142"/>
+    <w:basedOn w:val="1312"/>
+    <w:link w:val="1257"/>
     <w:uiPriority w:val="9"/>
     <w:pPr>
       <w:pBdr/>
@@ -37741,10 +38995,10 @@
       <w:color w:val="0f4761" w:themeColor="accent1" w:themeShade="BF"/>
     </w:rPr>
   </w:style>
-  <w:style w:type="character" w:styleId="154">
+  <w:style w:type="character" w:styleId="1267">
     <w:name w:val="Heading 5 Char"/>
-    <w:basedOn w:val="1085"/>
-    <w:link w:val="143"/>
+    <w:basedOn w:val="1312"/>
+    <w:link w:val="1258"/>
     <w:uiPriority w:val="9"/>
     <w:pPr>
       <w:pBdr/>
@@ -37756,10 +39010,10 @@
       <w:color w:val="0f4761" w:themeColor="accent1" w:themeShade="BF"/>
     </w:rPr>
   </w:style>
-  <w:style w:type="character" w:styleId="155">
+  <w:style w:type="character" w:styleId="1268">
     <w:name w:val="Heading 6 Char"/>
-    <w:basedOn w:val="1085"/>
-    <w:link w:val="144"/>
+    <w:basedOn w:val="1312"/>
+    <w:link w:val="1259"/>
     <w:uiPriority w:val="9"/>
     <w:pPr>
       <w:pBdr/>
@@ -37773,10 +39027,10 @@
       <w:color w:val="595959" w:themeColor="text1" w:themeTint="A6"/>
     </w:rPr>
   </w:style>
-  <w:style w:type="character" w:styleId="156">
+  <w:style w:type="character" w:styleId="1269">
     <w:name w:val="Heading 7 Char"/>
-    <w:basedOn w:val="1085"/>
-    <w:link w:val="145"/>
+    <w:basedOn w:val="1312"/>
+    <w:link w:val="1260"/>
     <w:uiPriority w:val="9"/>
     <w:pPr>
       <w:pBdr/>
@@ -37788,10 +39042,10 @@
       <w:color w:val="595959" w:themeColor="text1" w:themeTint="A6"/>
     </w:rPr>
   </w:style>
-  <w:style w:type="character" w:styleId="157">
+  <w:style w:type="character" w:styleId="1270">
     <w:name w:val="Heading 8 Char"/>
-    <w:basedOn w:val="1085"/>
-    <w:link w:val="146"/>
+    <w:basedOn w:val="1312"/>
+    <w:link w:val="1261"/>
     <w:uiPriority w:val="9"/>
     <w:pPr>
       <w:pBdr/>
@@ -37805,10 +39059,10 @@
       <w:color w:val="272727" w:themeColor="text1" w:themeTint="D8"/>
     </w:rPr>
   </w:style>
-  <w:style w:type="character" w:styleId="158">
+  <w:style w:type="character" w:styleId="1271">
     <w:name w:val="Heading 9 Char"/>
-    <w:basedOn w:val="1085"/>
-    <w:link w:val="147"/>
+    <w:basedOn w:val="1312"/>
+    <w:link w:val="1262"/>
     <w:uiPriority w:val="9"/>
     <w:pPr>
       <w:pBdr/>
@@ -37822,11 +39076,11 @@
       <w:color w:val="272727" w:themeColor="text1" w:themeTint="D8"/>
     </w:rPr>
   </w:style>
-  <w:style w:type="paragraph" w:styleId="159">
+  <w:style w:type="paragraph" w:styleId="1272">
     <w:name w:val="Title"/>
-    <w:basedOn w:val="1084"/>
-    <w:next w:val="1084"/>
-    <w:link w:val="160"/>
+    <w:basedOn w:val="1311"/>
+    <w:next w:val="1311"/>
+    <w:link w:val="1273"/>
     <w:uiPriority w:val="10"/>
     <w:qFormat/>
     <w:pPr>
@@ -37842,10 +39096,10 @@
       <w:szCs w:val="56"/>
     </w:rPr>
   </w:style>
-  <w:style w:type="character" w:styleId="160">
+  <w:style w:type="character" w:styleId="1273">
     <w:name w:val="Title Char"/>
-    <w:basedOn w:val="1085"/>
-    <w:link w:val="159"/>
+    <w:basedOn w:val="1312"/>
+    <w:link w:val="1272"/>
     <w:uiPriority w:val="10"/>
     <w:pPr>
       <w:pBdr/>
@@ -37859,11 +39113,11 @@
       <w:szCs w:val="56"/>
     </w:rPr>
   </w:style>
-  <w:style w:type="paragraph" w:styleId="161">
+  <w:style w:type="paragraph" w:styleId="1274">
     <w:name w:val="Subtitle"/>
-    <w:basedOn w:val="1084"/>
-    <w:next w:val="1084"/>
-    <w:link w:val="162"/>
+    <w:basedOn w:val="1311"/>
+    <w:next w:val="1311"/>
+    <w:link w:val="1275"/>
     <w:uiPriority w:val="11"/>
     <w:qFormat/>
     <w:pPr>
@@ -37881,10 +39135,10 @@
       <w:szCs w:val="28"/>
     </w:rPr>
   </w:style>
-  <w:style w:type="character" w:styleId="162">
+  <w:style w:type="character" w:styleId="1275">
     <w:name w:val="Subtitle Char"/>
-    <w:basedOn w:val="1085"/>
-    <w:link w:val="161"/>
+    <w:basedOn w:val="1312"/>
+    <w:link w:val="1274"/>
     <w:uiPriority w:val="11"/>
     <w:pPr>
       <w:pBdr/>
@@ -37898,11 +39152,11 @@
       <w:szCs w:val="28"/>
     </w:rPr>
   </w:style>
-  <w:style w:type="paragraph" w:styleId="163">
+  <w:style w:type="paragraph" w:styleId="1276">
     <w:name w:val="Quote"/>
-    <w:basedOn w:val="1084"/>
-    <w:next w:val="1084"/>
-    <w:link w:val="164"/>
+    <w:basedOn w:val="1311"/>
+    <w:next w:val="1311"/>
+    <w:link w:val="1277"/>
     <w:uiPriority w:val="29"/>
     <w:qFormat/>
     <w:pPr>
@@ -37917,10 +39171,10 @@
       <w:color w:val="404040" w:themeColor="text1" w:themeTint="BF"/>
     </w:rPr>
   </w:style>
-  <w:style w:type="character" w:styleId="164">
+  <w:style w:type="character" w:styleId="1277">
     <w:name w:val="Quote Char"/>
-    <w:basedOn w:val="1085"/>
-    <w:link w:val="163"/>
+    <w:basedOn w:val="1312"/>
+    <w:link w:val="1276"/>
     <w:uiPriority w:val="29"/>
     <w:pPr>
       <w:pBdr/>
@@ -37933,9 +39187,9 @@
       <w:color w:val="404040" w:themeColor="text1" w:themeTint="BF"/>
     </w:rPr>
   </w:style>
-  <w:style w:type="character" w:styleId="166">
+  <w:style w:type="character" w:styleId="1278">
     <w:name w:val="Intense Emphasis"/>
-    <w:basedOn w:val="1085"/>
+    <w:basedOn w:val="1312"/>
     <w:uiPriority w:val="21"/>
     <w:qFormat/>
     <w:pPr>
@@ -37949,11 +39203,11 @@
       <w:color w:val="0f4761" w:themeColor="accent1" w:themeShade="BF"/>
     </w:rPr>
   </w:style>
-  <w:style w:type="paragraph" w:styleId="167">
+  <w:style w:type="paragraph" w:styleId="1279">
     <w:name w:val="Intense Quote"/>
-    <w:basedOn w:val="1084"/>
-    <w:next w:val="1084"/>
-    <w:link w:val="168"/>
+    <w:basedOn w:val="1311"/>
+    <w:next w:val="1311"/>
+    <w:link w:val="1280"/>
     <w:uiPriority w:val="30"/>
     <w:qFormat/>
     <w:pPr>
@@ -37971,10 +39225,10 @@
       <w:color w:val="0f4761" w:themeColor="accent1" w:themeShade="BF"/>
     </w:rPr>
   </w:style>
-  <w:style w:type="character" w:styleId="168">
+  <w:style w:type="character" w:styleId="1280">
     <w:name w:val="Intense Quote Char"/>
-    <w:basedOn w:val="1085"/>
-    <w:link w:val="167"/>
+    <w:basedOn w:val="1312"/>
+    <w:link w:val="1279"/>
     <w:uiPriority w:val="30"/>
     <w:pPr>
       <w:pBdr/>
@@ -37987,9 +39241,9 @@
       <w:color w:val="0f4761" w:themeColor="accent1" w:themeShade="BF"/>
     </w:rPr>
   </w:style>
-  <w:style w:type="character" w:styleId="169">
+  <w:style w:type="character" w:styleId="1281">
     <w:name w:val="Intense Reference"/>
-    <w:basedOn w:val="1085"/>
+    <w:basedOn w:val="1312"/>
     <w:uiPriority w:val="32"/>
     <w:qFormat/>
     <w:pPr>
@@ -38005,9 +39259,9 @@
       <w:spacing w:val="5"/>
     </w:rPr>
   </w:style>
-  <w:style w:type="paragraph" w:styleId="170">
+  <w:style w:type="paragraph" w:styleId="1282">
     <w:name w:val="No Spacing"/>
-    <w:basedOn w:val="1084"/>
+    <w:basedOn w:val="1311"/>
     <w:uiPriority w:val="1"/>
     <w:qFormat/>
     <w:pPr>
@@ -38016,9 +39270,9 @@
       <w:ind/>
     </w:pPr>
   </w:style>
-  <w:style w:type="character" w:styleId="171">
+  <w:style w:type="character" w:styleId="1283">
     <w:name w:val="Subtle Emphasis"/>
-    <w:basedOn w:val="1085"/>
+    <w:basedOn w:val="1312"/>
     <w:uiPriority w:val="19"/>
     <w:qFormat/>
     <w:pPr>
@@ -38032,9 +39286,9 @@
       <w:color w:val="404040" w:themeColor="text1" w:themeTint="BF"/>
     </w:rPr>
   </w:style>
-  <w:style w:type="character" w:styleId="172">
+  <w:style w:type="character" w:styleId="1284">
     <w:name w:val="Emphasis"/>
-    <w:basedOn w:val="1085"/>
+    <w:basedOn w:val="1312"/>
     <w:uiPriority w:val="20"/>
     <w:qFormat/>
     <w:pPr>
@@ -38047,9 +39301,9 @@
       <w:iCs/>
     </w:rPr>
   </w:style>
-  <w:style w:type="character" w:styleId="173">
+  <w:style w:type="character" w:styleId="1285">
     <w:name w:val="Strong"/>
-    <w:basedOn w:val="1085"/>
+    <w:basedOn w:val="1312"/>
     <w:uiPriority w:val="22"/>
     <w:qFormat/>
     <w:pPr>
@@ -38062,9 +39316,9 @@
       <w:bCs/>
     </w:rPr>
   </w:style>
-  <w:style w:type="character" w:styleId="174">
+  <w:style w:type="character" w:styleId="1286">
     <w:name w:val="Subtle Reference"/>
-    <w:basedOn w:val="1085"/>
+    <w:basedOn w:val="1312"/>
     <w:uiPriority w:val="31"/>
     <w:qFormat/>
     <w:pPr>
@@ -38077,9 +39331,9 @@
       <w:color w:val="5a5a5a" w:themeColor="text1" w:themeTint="A5"/>
     </w:rPr>
   </w:style>
-  <w:style w:type="character" w:styleId="175">
+  <w:style w:type="character" w:styleId="1287">
     <w:name w:val="Book Title"/>
-    <w:basedOn w:val="1085"/>
+    <w:basedOn w:val="1312"/>
     <w:uiPriority w:val="33"/>
     <w:qFormat/>
     <w:pPr>
@@ -38095,10 +39349,10 @@
       <w:spacing w:val="5"/>
     </w:rPr>
   </w:style>
-  <w:style w:type="character" w:styleId="177">
+  <w:style w:type="character" w:styleId="1288">
     <w:name w:val="Header Char"/>
-    <w:basedOn w:val="1085"/>
-    <w:link w:val="1089"/>
+    <w:basedOn w:val="1312"/>
+    <w:link w:val="1316"/>
     <w:uiPriority w:val="99"/>
     <w:pPr>
       <w:pBdr/>
@@ -38106,10 +39360,10 @@
       <w:ind/>
     </w:pPr>
   </w:style>
-  <w:style w:type="character" w:styleId="179">
+  <w:style w:type="character" w:styleId="1289">
     <w:name w:val="Footer Char"/>
-    <w:basedOn w:val="1085"/>
-    <w:link w:val="1091"/>
+    <w:basedOn w:val="1312"/>
+    <w:link w:val="1318"/>
     <w:uiPriority w:val="99"/>
     <w:pPr>
       <w:pBdr/>
@@ -38117,10 +39371,10 @@
       <w:ind/>
     </w:pPr>
   </w:style>
-  <w:style w:type="paragraph" w:styleId="180">
+  <w:style w:type="paragraph" w:styleId="1290">
     <w:name w:val="Caption"/>
-    <w:basedOn w:val="1084"/>
-    <w:next w:val="1084"/>
+    <w:basedOn w:val="1311"/>
+    <w:next w:val="1311"/>
     <w:uiPriority w:val="35"/>
     <w:unhideWhenUsed/>
     <w:qFormat/>
@@ -38137,10 +39391,10 @@
       <w:szCs w:val="18"/>
     </w:rPr>
   </w:style>
-  <w:style w:type="paragraph" w:styleId="181">
+  <w:style w:type="paragraph" w:styleId="1291">
     <w:name w:val="footnote text"/>
-    <w:basedOn w:val="1084"/>
-    <w:link w:val="182"/>
+    <w:basedOn w:val="1311"/>
+    <w:link w:val="1292"/>
     <w:uiPriority w:val="99"/>
     <w:semiHidden/>
     <w:unhideWhenUsed/>
@@ -38154,10 +39408,10 @@
       <w:szCs w:val="20"/>
     </w:rPr>
   </w:style>
-  <w:style w:type="character" w:styleId="182">
+  <w:style w:type="character" w:styleId="1292">
     <w:name w:val="Footnote Text Char"/>
-    <w:basedOn w:val="1085"/>
-    <w:link w:val="181"/>
+    <w:basedOn w:val="1312"/>
+    <w:link w:val="1291"/>
     <w:uiPriority w:val="99"/>
     <w:semiHidden/>
     <w:pPr>
@@ -38170,9 +39424,9 @@
       <w:szCs w:val="20"/>
     </w:rPr>
   </w:style>
-  <w:style w:type="character" w:styleId="183">
+  <w:style w:type="character" w:styleId="1293">
     <w:name w:val="footnote reference"/>
-    <w:basedOn w:val="1085"/>
+    <w:basedOn w:val="1312"/>
     <w:uiPriority w:val="99"/>
     <w:semiHidden/>
     <w:unhideWhenUsed/>
@@ -38185,10 +39439,10 @@
       <w:vertAlign w:val="superscript"/>
     </w:rPr>
   </w:style>
-  <w:style w:type="paragraph" w:styleId="184">
+  <w:style w:type="paragraph" w:styleId="1294">
     <w:name w:val="endnote text"/>
-    <w:basedOn w:val="1084"/>
-    <w:link w:val="185"/>
+    <w:basedOn w:val="1311"/>
+    <w:link w:val="1295"/>
     <w:uiPriority w:val="99"/>
     <w:semiHidden/>
     <w:unhideWhenUsed/>
@@ -38202,10 +39456,10 @@
       <w:szCs w:val="20"/>
     </w:rPr>
   </w:style>
-  <w:style w:type="character" w:styleId="185">
+  <w:style w:type="character" w:styleId="1295">
     <w:name w:val="Endnote Text Char"/>
-    <w:basedOn w:val="1085"/>
-    <w:link w:val="184"/>
+    <w:basedOn w:val="1312"/>
+    <w:link w:val="1294"/>
     <w:uiPriority w:val="99"/>
     <w:semiHidden/>
     <w:pPr>
@@ -38218,9 +39472,9 @@
       <w:szCs w:val="20"/>
     </w:rPr>
   </w:style>
-  <w:style w:type="character" w:styleId="186">
+  <w:style w:type="character" w:styleId="1296">
     <w:name w:val="endnote reference"/>
-    <w:basedOn w:val="1085"/>
+    <w:basedOn w:val="1312"/>
     <w:uiPriority w:val="99"/>
     <w:semiHidden/>
     <w:unhideWhenUsed/>
@@ -38233,9 +39487,9 @@
       <w:vertAlign w:val="superscript"/>
     </w:rPr>
   </w:style>
-  <w:style w:type="character" w:styleId="187">
+  <w:style w:type="character" w:styleId="1297">
     <w:name w:val="Hyperlink"/>
-    <w:basedOn w:val="1085"/>
+    <w:basedOn w:val="1312"/>
     <w:uiPriority w:val="99"/>
     <w:unhideWhenUsed/>
     <w:pPr>
@@ -38248,9 +39502,9 @@
       <w:u w:val="single"/>
     </w:rPr>
   </w:style>
-  <w:style w:type="character" w:styleId="188">
+  <w:style w:type="character" w:styleId="1298">
     <w:name w:val="FollowedHyperlink"/>
-    <w:basedOn w:val="1085"/>
+    <w:basedOn w:val="1312"/>
     <w:uiPriority w:val="99"/>
     <w:semiHidden/>
     <w:unhideWhenUsed/>
@@ -38264,10 +39518,10 @@
       <w:u w:val="single"/>
     </w:rPr>
   </w:style>
-  <w:style w:type="paragraph" w:styleId="189">
+  <w:style w:type="paragraph" w:styleId="1299">
     <w:name w:val="toc 1"/>
-    <w:basedOn w:val="1084"/>
-    <w:next w:val="1084"/>
+    <w:basedOn w:val="1311"/>
+    <w:next w:val="1311"/>
     <w:uiPriority w:val="39"/>
     <w:unhideWhenUsed/>
     <w:pPr>
@@ -38276,10 +39530,10 @@
       <w:ind/>
     </w:pPr>
   </w:style>
-  <w:style w:type="paragraph" w:styleId="190">
+  <w:style w:type="paragraph" w:styleId="1300">
     <w:name w:val="toc 2"/>
-    <w:basedOn w:val="1084"/>
-    <w:next w:val="1084"/>
+    <w:basedOn w:val="1311"/>
+    <w:next w:val="1311"/>
     <w:uiPriority w:val="39"/>
     <w:unhideWhenUsed/>
     <w:pPr>
@@ -38288,10 +39542,10 @@
       <w:ind w:left="220"/>
     </w:pPr>
   </w:style>
-  <w:style w:type="paragraph" w:styleId="191">
+  <w:style w:type="paragraph" w:styleId="1301">
     <w:name w:val="toc 3"/>
-    <w:basedOn w:val="1084"/>
-    <w:next w:val="1084"/>
+    <w:basedOn w:val="1311"/>
+    <w:next w:val="1311"/>
     <w:uiPriority w:val="39"/>
     <w:unhideWhenUsed/>
     <w:pPr>
@@ -38300,10 +39554,10 @@
       <w:ind w:left="440"/>
     </w:pPr>
   </w:style>
-  <w:style w:type="paragraph" w:styleId="192">
+  <w:style w:type="paragraph" w:styleId="1302">
     <w:name w:val="toc 4"/>
-    <w:basedOn w:val="1084"/>
-    <w:next w:val="1084"/>
+    <w:basedOn w:val="1311"/>
+    <w:next w:val="1311"/>
     <w:uiPriority w:val="39"/>
     <w:unhideWhenUsed/>
     <w:pPr>
@@ -38312,10 +39566,10 @@
       <w:ind w:left="660"/>
     </w:pPr>
   </w:style>
-  <w:style w:type="paragraph" w:styleId="193">
+  <w:style w:type="paragraph" w:styleId="1303">
     <w:name w:val="toc 5"/>
-    <w:basedOn w:val="1084"/>
-    <w:next w:val="1084"/>
+    <w:basedOn w:val="1311"/>
+    <w:next w:val="1311"/>
     <w:uiPriority w:val="39"/>
     <w:unhideWhenUsed/>
     <w:pPr>
@@ -38324,10 +39578,10 @@
       <w:ind w:left="880"/>
     </w:pPr>
   </w:style>
-  <w:style w:type="paragraph" w:styleId="194">
+  <w:style w:type="paragraph" w:styleId="1304">
     <w:name w:val="toc 6"/>
-    <w:basedOn w:val="1084"/>
-    <w:next w:val="1084"/>
+    <w:basedOn w:val="1311"/>
+    <w:next w:val="1311"/>
     <w:uiPriority w:val="39"/>
     <w:unhideWhenUsed/>
     <w:pPr>
@@ -38336,10 +39590,10 @@
       <w:ind w:left="1100"/>
     </w:pPr>
   </w:style>
-  <w:style w:type="paragraph" w:styleId="195">
+  <w:style w:type="paragraph" w:styleId="1305">
     <w:name w:val="toc 7"/>
-    <w:basedOn w:val="1084"/>
-    <w:next w:val="1084"/>
+    <w:basedOn w:val="1311"/>
+    <w:next w:val="1311"/>
     <w:uiPriority w:val="39"/>
     <w:unhideWhenUsed/>
     <w:pPr>
@@ -38348,10 +39602,10 @@
       <w:ind w:left="1320"/>
     </w:pPr>
   </w:style>
-  <w:style w:type="paragraph" w:styleId="196">
+  <w:style w:type="paragraph" w:styleId="1306">
     <w:name w:val="toc 8"/>
-    <w:basedOn w:val="1084"/>
-    <w:next w:val="1084"/>
+    <w:basedOn w:val="1311"/>
+    <w:next w:val="1311"/>
     <w:uiPriority w:val="39"/>
     <w:unhideWhenUsed/>
     <w:pPr>
@@ -38360,10 +39614,10 @@
       <w:ind w:left="1540"/>
     </w:pPr>
   </w:style>
-  <w:style w:type="paragraph" w:styleId="197">
+  <w:style w:type="paragraph" w:styleId="1307">
     <w:name w:val="toc 9"/>
-    <w:basedOn w:val="1084"/>
-    <w:next w:val="1084"/>
+    <w:basedOn w:val="1311"/>
+    <w:next w:val="1311"/>
     <w:uiPriority w:val="39"/>
     <w:unhideWhenUsed/>
     <w:pPr>
@@ -38372,9 +39626,9 @@
       <w:ind w:left="1760"/>
     </w:pPr>
   </w:style>
-  <w:style w:type="character" w:styleId="198">
+  <w:style w:type="character" w:styleId="1308">
     <w:name w:val="Placeholder Text"/>
-    <w:basedOn w:val="1085"/>
+    <w:basedOn w:val="1312"/>
     <w:uiPriority w:val="99"/>
     <w:semiHidden/>
     <w:pPr>
@@ -38386,7 +39640,7 @@
       <w:color w:val="666666"/>
     </w:rPr>
   </w:style>
-  <w:style w:type="paragraph" w:styleId="208">
+  <w:style w:type="paragraph" w:styleId="1309">
     <w:name w:val="TOC Heading"/>
     <w:uiPriority w:val="39"/>
     <w:unhideWhenUsed/>
@@ -38396,10 +39650,10 @@
       <w:ind/>
     </w:pPr>
   </w:style>
-  <w:style w:type="paragraph" w:styleId="209">
+  <w:style w:type="paragraph" w:styleId="1310">
     <w:name w:val="table of figures"/>
-    <w:basedOn w:val="1084"/>
-    <w:next w:val="1084"/>
+    <w:basedOn w:val="1311"/>
+    <w:next w:val="1311"/>
     <w:uiPriority w:val="99"/>
     <w:unhideWhenUsed/>
     <w:pPr>
@@ -38408,7 +39662,7 @@
       <w:ind/>
     </w:pPr>
   </w:style>
-  <w:style w:type="paragraph" w:styleId="1084" w:default="1">
+  <w:style w:type="paragraph" w:styleId="1311" w:default="1">
     <w:name w:val="Normal"/>
     <w:qFormat/>
     <w:pPr>
@@ -38423,7 +39677,7 @@
       <w:lang w:val="es-ES" w:eastAsia="es-ES"/>
     </w:rPr>
   </w:style>
-  <w:style w:type="character" w:styleId="1085" w:default="1">
+  <w:style w:type="character" w:styleId="1312" w:default="1">
     <w:name w:val="Default Paragraph Font"/>
     <w:uiPriority w:val="1"/>
     <w:semiHidden/>
@@ -38434,7 +39688,7 @@
       <w:ind/>
     </w:pPr>
   </w:style>
-  <w:style w:type="table" w:styleId="1086" w:default="1">
+  <w:style w:type="table" w:styleId="1313" w:default="1">
     <w:name w:val="Normal Table"/>
     <w:uiPriority w:val="99"/>
     <w:semiHidden/>
@@ -38627,7 +39881,7 @@
       </w:tcPr>
     </w:tblStylePr>
   </w:style>
-  <w:style w:type="numbering" w:styleId="1087" w:default="1">
+  <w:style w:type="numbering" w:styleId="1314" w:default="1">
     <w:name w:val="No List"/>
     <w:uiPriority w:val="99"/>
     <w:semiHidden/>
@@ -38638,9 +39892,9 @@
       <w:ind/>
     </w:pPr>
   </w:style>
-  <w:style w:type="table" w:styleId="1088">
+  <w:style w:type="table" w:styleId="1315">
     <w:name w:val="Table Grid"/>
-    <w:basedOn w:val="1086"/>
+    <w:basedOn w:val="1313"/>
     <w:uiPriority w:val="39"/>
     <w:pPr>
       <w:pBdr/>
@@ -38830,10 +40084,10 @@
       </w:tcPr>
     </w:tblStylePr>
   </w:style>
-  <w:style w:type="paragraph" w:styleId="1089">
+  <w:style w:type="paragraph" w:styleId="1316">
     <w:name w:val="Header"/>
-    <w:basedOn w:val="1084"/>
-    <w:link w:val="1090"/>
+    <w:basedOn w:val="1311"/>
+    <w:link w:val="1317"/>
     <w:uiPriority w:val="99"/>
     <w:unhideWhenUsed/>
     <w:pPr>
@@ -38846,10 +40100,10 @@
       <w:ind/>
     </w:pPr>
   </w:style>
-  <w:style w:type="character" w:styleId="1090" w:customStyle="1">
+  <w:style w:type="character" w:styleId="1317" w:customStyle="1">
     <w:name w:val="Encabezado Car"/>
-    <w:basedOn w:val="1085"/>
-    <w:link w:val="1089"/>
+    <w:basedOn w:val="1312"/>
+    <w:link w:val="1316"/>
     <w:uiPriority w:val="99"/>
     <w:pPr>
       <w:pBdr/>
@@ -38863,10 +40117,10 @@
       <w:lang w:val="es-ES" w:eastAsia="es-ES"/>
     </w:rPr>
   </w:style>
-  <w:style w:type="paragraph" w:styleId="1091">
+  <w:style w:type="paragraph" w:styleId="1318">
     <w:name w:val="Footer"/>
-    <w:basedOn w:val="1084"/>
-    <w:link w:val="1092"/>
+    <w:basedOn w:val="1311"/>
+    <w:link w:val="1319"/>
     <w:uiPriority w:val="99"/>
     <w:unhideWhenUsed/>
     <w:pPr>
@@ -38879,10 +40133,10 @@
       <w:ind/>
     </w:pPr>
   </w:style>
-  <w:style w:type="character" w:styleId="1092" w:customStyle="1">
+  <w:style w:type="character" w:styleId="1319" w:customStyle="1">
     <w:name w:val="Pie de página Car"/>
-    <w:basedOn w:val="1085"/>
-    <w:link w:val="1091"/>
+    <w:basedOn w:val="1312"/>
+    <w:link w:val="1318"/>
     <w:uiPriority w:val="99"/>
     <w:pPr>
       <w:pBdr/>
@@ -38896,9 +40150,9 @@
       <w:lang w:val="es-ES" w:eastAsia="es-ES"/>
     </w:rPr>
   </w:style>
-  <w:style w:type="paragraph" w:styleId="1093">
+  <w:style w:type="paragraph" w:styleId="1320">
     <w:name w:val="List Paragraph"/>
-    <w:basedOn w:val="1084"/>
+    <w:basedOn w:val="1311"/>
     <w:uiPriority w:val="34"/>
     <w:qFormat/>
     <w:pPr>
@@ -38908,9 +40162,9 @@
       <w:contextualSpacing w:val="true"/>
     </w:pPr>
   </w:style>
-  <w:style w:type="character" w:styleId="1094">
+  <w:style w:type="character" w:styleId="1321">
     <w:name w:val="annotation reference"/>
-    <w:basedOn w:val="1085"/>
+    <w:basedOn w:val="1312"/>
     <w:uiPriority w:val="99"/>
     <w:semiHidden/>
     <w:unhideWhenUsed/>
@@ -38924,10 +40178,10 @@
       <w:szCs w:val="16"/>
     </w:rPr>
   </w:style>
-  <w:style w:type="paragraph" w:styleId="1095">
+  <w:style w:type="paragraph" w:styleId="1322">
     <w:name w:val="annotation text"/>
-    <w:basedOn w:val="1084"/>
-    <w:link w:val="1096"/>
+    <w:basedOn w:val="1311"/>
+    <w:link w:val="1323"/>
     <w:uiPriority w:val="99"/>
     <w:semiHidden/>
     <w:unhideWhenUsed/>
@@ -38941,10 +40195,10 @@
       <w:szCs w:val="20"/>
     </w:rPr>
   </w:style>
-  <w:style w:type="character" w:styleId="1096" w:customStyle="1">
+  <w:style w:type="character" w:styleId="1323" w:customStyle="1">
     <w:name w:val="Texto comentario Car"/>
-    <w:basedOn w:val="1085"/>
-    <w:link w:val="1095"/>
+    <w:basedOn w:val="1312"/>
+    <w:link w:val="1322"/>
     <w:uiPriority w:val="99"/>
     <w:semiHidden/>
     <w:pPr>
@@ -38959,11 +40213,11 @@
       <w:lang w:val="es-ES" w:eastAsia="es-ES"/>
     </w:rPr>
   </w:style>
-  <w:style w:type="paragraph" w:styleId="1097">
+  <w:style w:type="paragraph" w:styleId="1324">
     <w:name w:val="annotation subject"/>
-    <w:basedOn w:val="1095"/>
-    <w:next w:val="1095"/>
-    <w:link w:val="1098"/>
+    <w:basedOn w:val="1322"/>
+    <w:next w:val="1322"/>
+    <w:link w:val="1325"/>
     <w:uiPriority w:val="99"/>
     <w:semiHidden/>
     <w:unhideWhenUsed/>
@@ -38977,10 +40231,10 @@
       <w:bCs/>
     </w:rPr>
   </w:style>
-  <w:style w:type="character" w:styleId="1098" w:customStyle="1">
+  <w:style w:type="character" w:styleId="1325" w:customStyle="1">
     <w:name w:val="Asunto del comentario Car"/>
-    <w:basedOn w:val="1096"/>
-    <w:link w:val="1097"/>
+    <w:basedOn w:val="1323"/>
+    <w:link w:val="1324"/>
     <w:uiPriority w:val="99"/>
     <w:semiHidden/>
     <w:pPr>
